--- a/__. Assignments/02 . Assignment No. 2/02. Submissions/ASSIGNMENT_NO_2_ML_(REG_538822).docx
+++ b/__. Assignments/02 . Assignment No. 2/02. Submissions/ASSIGNMENT_NO_2_ML_(REG_538822).docx
@@ -382,6 +382,78 @@
     </w:p>
     <w:p>
       <w:pPr>
+        <w:spacing w:line="240" w:lineRule="auto"/>
+        <w:jc w:val="center"/>
+        <w:rPr>
+          <w:rFonts w:asciiTheme="majorBidi" w:hAnsiTheme="majorBidi" w:cstheme="majorBidi"/>
+          <w:b/>
+          <w:sz w:val="28"/>
+          <w:szCs w:val="28"/>
+          <w:u w:val="single"/>
+        </w:rPr>
+      </w:pPr>
+      <w:r>
+        <w:rPr>
+          <w:rFonts w:asciiTheme="majorBidi" w:hAnsiTheme="majorBidi" w:cstheme="majorBidi"/>
+          <w:b/>
+          <w:sz w:val="28"/>
+          <w:szCs w:val="28"/>
+          <w:u w:val="single"/>
+        </w:rPr>
+        <w:t xml:space="preserve">SUBMITTED TO: </w:t>
+      </w:r>
+    </w:p>
+    <w:p>
+      <w:pPr>
+        <w:spacing w:line="240" w:lineRule="auto"/>
+        <w:jc w:val="center"/>
+        <w:rPr>
+          <w:rFonts w:asciiTheme="majorBidi" w:hAnsiTheme="majorBidi" w:cstheme="majorBidi"/>
+          <w:b/>
+          <w:sz w:val="28"/>
+          <w:szCs w:val="28"/>
+        </w:rPr>
+      </w:pPr>
+      <w:r>
+        <w:rPr>
+          <w:rFonts w:asciiTheme="majorBidi" w:hAnsiTheme="majorBidi" w:cstheme="majorBidi"/>
+          <w:b/>
+          <w:sz w:val="28"/>
+          <w:szCs w:val="28"/>
+        </w:rPr>
+        <w:t>Dr.</w:t>
+      </w:r>
+      <w:r>
+        <w:rPr>
+          <w:rFonts w:asciiTheme="majorBidi" w:hAnsiTheme="majorBidi" w:cstheme="majorBidi"/>
+          <w:b/>
+          <w:sz w:val="28"/>
+          <w:szCs w:val="28"/>
+        </w:rPr>
+        <w:t xml:space="preserve"> A</w:t>
+      </w:r>
+      <w:r>
+        <w:rPr>
+          <w:rFonts w:asciiTheme="majorBidi" w:hAnsiTheme="majorBidi" w:cstheme="majorBidi"/>
+          <w:b/>
+          <w:sz w:val="28"/>
+          <w:szCs w:val="28"/>
+        </w:rPr>
+        <w:t>l</w:t>
+      </w:r>
+      <w:r>
+        <w:rPr>
+          <w:rFonts w:asciiTheme="majorBidi" w:hAnsiTheme="majorBidi" w:cstheme="majorBidi"/>
+          <w:b/>
+          <w:sz w:val="28"/>
+          <w:szCs w:val="28"/>
+        </w:rPr>
+        <w:t>i Hassan</w:t>
+      </w:r>
+    </w:p>
+    <w:p>
+      <w:pPr>
+        <w:spacing w:line="240" w:lineRule="auto"/>
         <w:jc w:val="center"/>
         <w:rPr>
           <w:rFonts w:asciiTheme="majorBidi" w:hAnsiTheme="majorBidi" w:cstheme="majorBidi"/>
@@ -391,82 +463,7 @@
           <w:szCs w:val="28"/>
         </w:rPr>
       </w:pPr>
-    </w:p>
-    <w:p>
-      <w:pPr>
-        <w:spacing w:line="240" w:lineRule="auto"/>
-        <w:jc w:val="center"/>
-        <w:rPr>
-          <w:rFonts w:asciiTheme="majorBidi" w:hAnsiTheme="majorBidi" w:cstheme="majorBidi"/>
-          <w:b/>
-          <w:sz w:val="28"/>
-          <w:szCs w:val="28"/>
-          <w:u w:val="single"/>
-        </w:rPr>
-      </w:pPr>
-      <w:r>
-        <w:rPr>
-          <w:rFonts w:asciiTheme="majorBidi" w:hAnsiTheme="majorBidi" w:cstheme="majorBidi"/>
-          <w:b/>
-          <w:sz w:val="28"/>
-          <w:szCs w:val="28"/>
-          <w:u w:val="single"/>
-        </w:rPr>
-        <w:t xml:space="preserve">SUBMITTED TO: </w:t>
-      </w:r>
-    </w:p>
-    <w:p>
-      <w:pPr>
-        <w:spacing w:line="240" w:lineRule="auto"/>
-        <w:jc w:val="center"/>
-        <w:rPr>
-          <w:rFonts w:asciiTheme="majorBidi" w:hAnsiTheme="majorBidi" w:cstheme="majorBidi"/>
-          <w:b/>
-          <w:sz w:val="28"/>
-          <w:szCs w:val="28"/>
-        </w:rPr>
-      </w:pPr>
-      <w:r>
-        <w:rPr>
-          <w:rFonts w:asciiTheme="majorBidi" w:hAnsiTheme="majorBidi" w:cstheme="majorBidi"/>
-          <w:b/>
-          <w:sz w:val="28"/>
-          <w:szCs w:val="28"/>
-        </w:rPr>
-        <w:t>Dr.</w:t>
-      </w:r>
-      <w:r>
-        <w:rPr>
-          <w:rFonts w:asciiTheme="majorBidi" w:hAnsiTheme="majorBidi" w:cstheme="majorBidi"/>
-          <w:b/>
-          <w:sz w:val="28"/>
-          <w:szCs w:val="28"/>
-        </w:rPr>
-        <w:t xml:space="preserve"> A</w:t>
-      </w:r>
-      <w:r>
-        <w:rPr>
-          <w:rFonts w:asciiTheme="majorBidi" w:hAnsiTheme="majorBidi" w:cstheme="majorBidi"/>
-          <w:b/>
-          <w:sz w:val="28"/>
-          <w:szCs w:val="28"/>
-        </w:rPr>
-        <w:t>l</w:t>
-      </w:r>
-      <w:r>
-        <w:rPr>
-          <w:rFonts w:asciiTheme="majorBidi" w:hAnsiTheme="majorBidi" w:cstheme="majorBidi"/>
-          <w:b/>
-          <w:sz w:val="28"/>
-          <w:szCs w:val="28"/>
-        </w:rPr>
-        <w:t>i Hassan</w:t>
-      </w:r>
-    </w:p>
-    <w:p>
-      <w:pPr>
-        <w:spacing w:line="240" w:lineRule="auto"/>
-        <w:jc w:val="center"/>
+      <w:r>
         <w:rPr>
           <w:rFonts w:asciiTheme="majorBidi" w:hAnsiTheme="majorBidi" w:cstheme="majorBidi"/>
           <w:bCs/>
@@ -475,27 +472,77 @@
           <w:sz w:val="20"/>
           <w:szCs w:val="20"/>
         </w:rPr>
-      </w:pPr>
-      <w:r>
-        <w:rPr>
-          <w:rFonts w:asciiTheme="majorBidi" w:hAnsiTheme="majorBidi" w:cstheme="majorBidi"/>
+        <w:t>Prof, CEME, NUST</w:t>
+      </w:r>
+    </w:p>
+    <w:p>
+      <w:pPr>
+        <w:jc w:val="center"/>
+        <w:rPr>
+          <w:rFonts w:asciiTheme="majorBidi" w:hAnsiTheme="majorBidi" w:cstheme="majorBidi"/>
+          <w:i/>
+          <w:iCs/>
+          <w:sz w:val="18"/>
+          <w:szCs w:val="18"/>
+        </w:rPr>
+      </w:pPr>
+      <w:r>
+        <w:rPr>
+          <w:rFonts w:asciiTheme="majorBidi" w:hAnsiTheme="majorBidi" w:cstheme="majorBidi"/>
+          <w:b/>
+          <w:bCs/>
+        </w:rPr>
+        <w:t>GITHUB LINK:</w:t>
+      </w:r>
+      <w:r>
+        <w:rPr>
+          <w:rFonts w:asciiTheme="majorBidi" w:hAnsiTheme="majorBidi" w:cstheme="majorBidi"/>
+          <w:b/>
           <w:bCs/>
           <w:i/>
           <w:iCs/>
-          <w:sz w:val="20"/>
-          <w:szCs w:val="20"/>
-        </w:rPr>
-        <w:t>Prof, CEME, NUST</w:t>
-      </w:r>
-      <w:r>
+        </w:rPr>
+        <w:t xml:space="preserve"> </w:t>
+      </w:r>
+      <w:hyperlink r:id="rId8" w:history="1">
+        <w:r>
+          <w:rPr>
+            <w:rStyle w:val="Hyperlink"/>
+            <w:rFonts w:asciiTheme="majorBidi" w:hAnsiTheme="majorBidi" w:cstheme="majorBidi"/>
+            <w:i/>
+            <w:iCs/>
+            <w:sz w:val="18"/>
+            <w:szCs w:val="18"/>
+          </w:rPr>
+          <w:t>https://github.com/msobanShaukat/NUST_MSAI_CS_871_Machine_learning/blob/main/__.%20Assignments/02%20.%20Assignment%20No.%202/02.%20Submissions/CS_871_ML_Assgn_2_MSS_(538822)_Linear_Logistic_Regression.ipynb</w:t>
+        </w:r>
+      </w:hyperlink>
+    </w:p>
+    <w:p>
+      <w:pPr>
+        <w:spacing w:line="240" w:lineRule="auto"/>
+        <w:jc w:val="center"/>
         <w:rPr>
           <w:rFonts w:asciiTheme="majorBidi" w:hAnsiTheme="majorBidi" w:cstheme="majorBidi"/>
           <w:b/>
           <w:bCs/>
-          <w:sz w:val="28"/>
-          <w:szCs w:val="28"/>
-        </w:rPr>
-        <w:br/>
+        </w:rPr>
+      </w:pPr>
+      <w:r>
+        <w:rPr>
+          <w:rFonts w:asciiTheme="majorBidi" w:hAnsiTheme="majorBidi" w:cstheme="majorBidi"/>
+          <w:b/>
+          <w:bCs/>
+        </w:rPr>
+        <w:t>GOOGLE COLAB NOTEBOOK</w:t>
+      </w:r>
+      <w:r>
+        <w:rPr>
+          <w:rFonts w:asciiTheme="majorBidi" w:hAnsiTheme="majorBidi" w:cstheme="majorBidi"/>
+          <w:b/>
+          <w:bCs/>
+        </w:rPr>
+        <w:t xml:space="preserve"> LINK:</w:t>
       </w:r>
     </w:p>
     <w:p>
@@ -503,13 +550,25 @@
         <w:jc w:val="center"/>
         <w:rPr>
           <w:rFonts w:asciiTheme="majorBidi" w:hAnsiTheme="majorBidi" w:cstheme="majorBidi"/>
-          <w:bCs/>
           <w:i/>
           <w:iCs/>
-          <w:sz w:val="20"/>
-          <w:szCs w:val="20"/>
-        </w:rPr>
-      </w:pPr>
+          <w:sz w:val="18"/>
+          <w:szCs w:val="18"/>
+        </w:rPr>
+      </w:pPr>
+      <w:hyperlink r:id="rId9" w:history="1">
+        <w:r>
+          <w:rPr>
+            <w:rStyle w:val="Hyperlink"/>
+            <w:rFonts w:asciiTheme="majorBidi" w:hAnsiTheme="majorBidi" w:cstheme="majorBidi"/>
+            <w:i/>
+            <w:iCs/>
+            <w:sz w:val="18"/>
+            <w:szCs w:val="18"/>
+          </w:rPr>
+          <w:t>https://colab.research.google.com/drive/1Lt5Fh7h6WXHInLNQ6yqx6AZl-98JwCM0?usp=sharing</w:t>
+        </w:r>
+      </w:hyperlink>
     </w:p>
     <w:p>
       <w:pPr>
@@ -600,6 +659,86 @@
           <w:szCs w:val="28"/>
         </w:rPr>
       </w:pPr>
+      <w:r>
+        <w:rPr>
+          <w:rFonts w:asciiTheme="majorBidi" w:hAnsiTheme="majorBidi" w:cstheme="majorBidi"/>
+          <w:b/>
+          <w:bCs/>
+          <w:sz w:val="28"/>
+          <w:szCs w:val="28"/>
+        </w:rPr>
+        <w:t>Department of Computer Sciences and Engineering, CEME.</w:t>
+      </w:r>
+      <w:r>
+        <w:rPr>
+          <w:rFonts w:asciiTheme="majorBidi" w:hAnsiTheme="majorBidi" w:cstheme="majorBidi"/>
+          <w:b/>
+          <w:bCs/>
+          <w:sz w:val="28"/>
+          <w:szCs w:val="28"/>
+        </w:rPr>
+        <w:t xml:space="preserve"> </w:t>
+      </w:r>
+      <w:r>
+        <w:rPr>
+          <w:rFonts w:asciiTheme="majorBidi" w:hAnsiTheme="majorBidi" w:cstheme="majorBidi"/>
+          <w:b/>
+          <w:bCs/>
+          <w:sz w:val="28"/>
+          <w:szCs w:val="28"/>
+        </w:rPr>
+        <w:t>National University of Sciences &amp; Technology (NUST)</w:t>
+      </w:r>
+      <w:r>
+        <w:rPr>
+          <w:rFonts w:asciiTheme="majorBidi" w:hAnsiTheme="majorBidi" w:cstheme="majorBidi"/>
+          <w:b/>
+          <w:bCs/>
+          <w:sz w:val="28"/>
+          <w:szCs w:val="28"/>
+        </w:rPr>
+        <w:t>, Rawalpindi</w:t>
+      </w:r>
+      <w:r>
+        <w:rPr>
+          <w:rFonts w:asciiTheme="majorBidi" w:hAnsiTheme="majorBidi" w:cstheme="majorBidi"/>
+          <w:b/>
+          <w:bCs/>
+          <w:sz w:val="28"/>
+          <w:szCs w:val="28"/>
+        </w:rPr>
+        <w:t xml:space="preserve"> </w:t>
+      </w:r>
+      <w:r>
+        <w:rPr>
+          <w:rFonts w:asciiTheme="majorBidi" w:hAnsiTheme="majorBidi" w:cstheme="majorBidi"/>
+          <w:b/>
+          <w:bCs/>
+          <w:sz w:val="28"/>
+          <w:szCs w:val="28"/>
+        </w:rPr>
+        <w:t>(202</w:t>
+      </w:r>
+      <w:r>
+        <w:rPr>
+          <w:rFonts w:asciiTheme="majorBidi" w:hAnsiTheme="majorBidi" w:cstheme="majorBidi"/>
+          <w:b/>
+          <w:bCs/>
+          <w:sz w:val="28"/>
+          <w:szCs w:val="28"/>
+        </w:rPr>
+        <w:t>5</w:t>
+      </w:r>
+      <w:r>
+        <w:rPr>
+          <w:rFonts w:asciiTheme="majorBidi" w:hAnsiTheme="majorBidi" w:cstheme="majorBidi"/>
+          <w:b/>
+          <w:bCs/>
+          <w:sz w:val="28"/>
+          <w:szCs w:val="28"/>
+        </w:rPr>
+        <w:t>)</w:t>
+      </w:r>
     </w:p>
     <w:p>
       <w:pPr>
@@ -612,6 +751,7 @@
           <w:szCs w:val="28"/>
         </w:rPr>
       </w:pPr>
+      <w:bookmarkStart w:id="0" w:name="Xee3a96497efa1054d0e33a400997c9ef9303638"/>
       <w:r>
         <w:rPr>
           <w:rFonts w:asciiTheme="majorBidi" w:hAnsiTheme="majorBidi" w:cstheme="majorBidi"/>
@@ -620,8 +760,40 @@
           <w:sz w:val="28"/>
           <w:szCs w:val="28"/>
         </w:rPr>
-        <w:t>Department of Computer Sciences and Engineering, CEME.</w:t>
-      </w:r>
+        <w:lastRenderedPageBreak/>
+        <w:t>LINEAR AND LOGISTIC REGRESSION ANALYSIS FOR STUDENT PERFORMANCE PREDICTION</w:t>
+      </w:r>
+    </w:p>
+    <w:p>
+      <w:pPr>
+        <w:rPr>
+          <w:rFonts w:asciiTheme="majorBidi" w:hAnsiTheme="majorBidi" w:cstheme="majorBidi"/>
+          <w:i/>
+          <w:iCs/>
+          <w:sz w:val="18"/>
+          <w:szCs w:val="18"/>
+        </w:rPr>
+      </w:pPr>
+      <w:r>
+        <w:rPr>
+          <w:rFonts w:asciiTheme="majorBidi" w:hAnsiTheme="majorBidi" w:cstheme="majorBidi"/>
+          <w:sz w:val="28"/>
+          <w:szCs w:val="28"/>
+        </w:rPr>
+        <w:pict w14:anchorId="29BBC72C">
+          <v:rect id="_x0000_i1859" style="width:468pt;height:1.5pt" o:hralign="center" o:hrstd="t" o:hr="t" fillcolor="#a0a0a0" stroked="f"/>
+        </w:pict>
+      </w:r>
+    </w:p>
+    <w:p>
+      <w:pPr>
+        <w:rPr>
+          <w:rFonts w:asciiTheme="majorBidi" w:hAnsiTheme="majorBidi" w:cstheme="majorBidi"/>
+          <w:sz w:val="28"/>
+          <w:szCs w:val="28"/>
+        </w:rPr>
+      </w:pPr>
+      <w:bookmarkStart w:id="1" w:name="introduction"/>
       <w:r>
         <w:rPr>
           <w:rFonts w:asciiTheme="majorBidi" w:hAnsiTheme="majorBidi" w:cstheme="majorBidi"/>
@@ -630,132 +802,11 @@
           <w:sz w:val="28"/>
           <w:szCs w:val="28"/>
         </w:rPr>
-        <w:t xml:space="preserve"> </w:t>
-      </w:r>
-      <w:r>
-        <w:rPr>
-          <w:rFonts w:asciiTheme="majorBidi" w:hAnsiTheme="majorBidi" w:cstheme="majorBidi"/>
-          <w:b/>
-          <w:bCs/>
-          <w:sz w:val="28"/>
-          <w:szCs w:val="28"/>
-        </w:rPr>
-        <w:t>National University of Sciences &amp; Technology (NUST)</w:t>
-      </w:r>
-      <w:r>
-        <w:rPr>
-          <w:rFonts w:asciiTheme="majorBidi" w:hAnsiTheme="majorBidi" w:cstheme="majorBidi"/>
-          <w:b/>
-          <w:bCs/>
-          <w:sz w:val="28"/>
-          <w:szCs w:val="28"/>
-        </w:rPr>
-        <w:t>, Rawalpindi</w:t>
-      </w:r>
-      <w:r>
-        <w:rPr>
-          <w:rFonts w:asciiTheme="majorBidi" w:hAnsiTheme="majorBidi" w:cstheme="majorBidi"/>
-          <w:b/>
-          <w:bCs/>
-          <w:sz w:val="28"/>
-          <w:szCs w:val="28"/>
-        </w:rPr>
-        <w:t xml:space="preserve"> </w:t>
-      </w:r>
-      <w:r>
-        <w:rPr>
-          <w:rFonts w:asciiTheme="majorBidi" w:hAnsiTheme="majorBidi" w:cstheme="majorBidi"/>
-          <w:b/>
-          <w:bCs/>
-          <w:sz w:val="28"/>
-          <w:szCs w:val="28"/>
-        </w:rPr>
-        <w:t>(202</w:t>
-      </w:r>
-      <w:r>
-        <w:rPr>
-          <w:rFonts w:asciiTheme="majorBidi" w:hAnsiTheme="majorBidi" w:cstheme="majorBidi"/>
-          <w:b/>
-          <w:bCs/>
-          <w:sz w:val="28"/>
-          <w:szCs w:val="28"/>
-        </w:rPr>
-        <w:t>5</w:t>
-      </w:r>
-      <w:r>
-        <w:rPr>
-          <w:rFonts w:asciiTheme="majorBidi" w:hAnsiTheme="majorBidi" w:cstheme="majorBidi"/>
-          <w:b/>
-          <w:bCs/>
-          <w:sz w:val="28"/>
-          <w:szCs w:val="28"/>
-        </w:rPr>
-        <w:t>)</w:t>
+        <w:t>1. INTRODUCTION</w:t>
       </w:r>
     </w:p>
     <w:p>
       <w:pPr>
-        <w:jc w:val="center"/>
-        <w:rPr>
-          <w:rFonts w:asciiTheme="majorBidi" w:hAnsiTheme="majorBidi" w:cstheme="majorBidi"/>
-          <w:sz w:val="28"/>
-          <w:szCs w:val="28"/>
-        </w:rPr>
-      </w:pPr>
-      <w:bookmarkStart w:id="0" w:name="Xee3a96497efa1054d0e33a400997c9ef9303638"/>
-      <w:r>
-        <w:rPr>
-          <w:rFonts w:asciiTheme="majorBidi" w:hAnsiTheme="majorBidi" w:cstheme="majorBidi"/>
-          <w:b/>
-          <w:bCs/>
-          <w:sz w:val="28"/>
-          <w:szCs w:val="28"/>
-        </w:rPr>
-        <w:lastRenderedPageBreak/>
-        <w:t>LINEAR AND LOGISTIC REGRESSION ANALYSIS FOR STUDENT PERFORMANCE PREDICTION</w:t>
-      </w:r>
-    </w:p>
-    <w:p>
-      <w:pPr>
-        <w:rPr>
-          <w:rFonts w:asciiTheme="majorBidi" w:hAnsiTheme="majorBidi" w:cstheme="majorBidi"/>
-          <w:sz w:val="28"/>
-          <w:szCs w:val="28"/>
-        </w:rPr>
-      </w:pPr>
-      <w:r>
-        <w:rPr>
-          <w:rFonts w:asciiTheme="majorBidi" w:hAnsiTheme="majorBidi" w:cstheme="majorBidi"/>
-          <w:sz w:val="28"/>
-          <w:szCs w:val="28"/>
-        </w:rPr>
-        <w:pict w14:anchorId="0EBFD8E9">
-          <v:rect id="_x0000_i1771" style="width:468pt;height:1.5pt" o:hralign="center" o:hrstd="t" o:hr="t" fillcolor="#a0a0a0" stroked="f"/>
-        </w:pict>
-      </w:r>
-    </w:p>
-    <w:p>
-      <w:pPr>
-        <w:rPr>
-          <w:rFonts w:asciiTheme="majorBidi" w:hAnsiTheme="majorBidi" w:cstheme="majorBidi"/>
-          <w:sz w:val="28"/>
-          <w:szCs w:val="28"/>
-        </w:rPr>
-      </w:pPr>
-      <w:bookmarkStart w:id="1" w:name="introduction"/>
-      <w:r>
-        <w:rPr>
-          <w:rFonts w:asciiTheme="majorBidi" w:hAnsiTheme="majorBidi" w:cstheme="majorBidi"/>
-          <w:b/>
-          <w:bCs/>
-          <w:sz w:val="28"/>
-          <w:szCs w:val="28"/>
-        </w:rPr>
-        <w:t>1. INTRODUCTION</w:t>
-      </w:r>
-    </w:p>
-    <w:p>
-      <w:pPr>
         <w:jc w:val="both"/>
         <w:rPr>
           <w:rFonts w:asciiTheme="majorBidi" w:hAnsiTheme="majorBidi" w:cstheme="majorBidi"/>
@@ -769,7 +820,16 @@
           <w:sz w:val="28"/>
           <w:szCs w:val="28"/>
         </w:rPr>
-        <w:t>Predicting student academic performance enables early identification of at</w:t>
+        <w:t xml:space="preserve">Predicting student academic performance enables early identification of </w:t>
+      </w:r>
+      <w:proofErr w:type="gramStart"/>
+      <w:r>
+        <w:rPr>
+          <w:rFonts w:asciiTheme="majorBidi" w:hAnsiTheme="majorBidi" w:cstheme="majorBidi"/>
+          <w:sz w:val="28"/>
+          <w:szCs w:val="28"/>
+        </w:rPr>
+        <w:t>at</w:t>
       </w:r>
       <w:r>
         <w:rPr>
@@ -785,7 +845,16 @@
           <w:sz w:val="28"/>
           <w:szCs w:val="28"/>
         </w:rPr>
-        <w:t>risk students and timely interventions. This study applies linear and logistic regression to the Students Performance in Exams dataset (1000 students,</w:t>
+        <w:t>risk</w:t>
+      </w:r>
+      <w:proofErr w:type="gramEnd"/>
+      <w:r>
+        <w:rPr>
+          <w:rFonts w:asciiTheme="majorBidi" w:hAnsiTheme="majorBidi" w:cstheme="majorBidi"/>
+          <w:sz w:val="28"/>
+          <w:szCs w:val="28"/>
+        </w:rPr>
+        <w:t xml:space="preserve"> students and timely interventions. This study applies linear and logistic regression to the Students Performance in Exams dataset (1000 students,</w:t>
       </w:r>
       <w:r>
         <w:rPr>
@@ -986,7 +1055,7 @@
                     </pic:cNvPicPr>
                   </pic:nvPicPr>
                   <pic:blipFill>
-                    <a:blip r:embed="rId8" cstate="print">
+                    <a:blip r:embed="rId10" cstate="print">
                       <a:extLst>
                         <a:ext uri="{28A0092B-C50C-407E-A947-70E740481C1C}">
                           <a14:useLocalDpi xmlns:a14="http://schemas.microsoft.com/office/drawing/2010/main" val="0"/>
@@ -1091,7 +1160,61 @@
           <w:sz w:val="28"/>
           <w:szCs w:val="28"/>
         </w:rPr>
-        <w:t>The dataset contains 1000 students with features: gender, race/ethnicity, parental education, lunch type, test preparation course, and math/reading/writing scores. Preprocessing included label encoding for categorical variables, creation of average_score target (mean of three subjects), dropout_risk binary target (1 if avg &lt; 60), feature scaling using StandardScaler, and 80-20 train-test split.</w:t>
+        <w:t xml:space="preserve">The dataset contains 1000 students with features: gender, race/ethnicity, parental education, lunch type, test preparation course, and math/reading/writing scores. Preprocessing included label encoding for categorical variables, creation of </w:t>
+      </w:r>
+      <w:proofErr w:type="spellStart"/>
+      <w:r>
+        <w:rPr>
+          <w:rFonts w:asciiTheme="majorBidi" w:hAnsiTheme="majorBidi" w:cstheme="majorBidi"/>
+          <w:sz w:val="28"/>
+          <w:szCs w:val="28"/>
+        </w:rPr>
+        <w:t>average_score</w:t>
+      </w:r>
+      <w:proofErr w:type="spellEnd"/>
+      <w:r>
+        <w:rPr>
+          <w:rFonts w:asciiTheme="majorBidi" w:hAnsiTheme="majorBidi" w:cstheme="majorBidi"/>
+          <w:sz w:val="28"/>
+          <w:szCs w:val="28"/>
+        </w:rPr>
+        <w:t xml:space="preserve"> target (</w:t>
+      </w:r>
+      <w:proofErr w:type="gramStart"/>
+      <w:r>
+        <w:rPr>
+          <w:rFonts w:asciiTheme="majorBidi" w:hAnsiTheme="majorBidi" w:cstheme="majorBidi"/>
+          <w:sz w:val="28"/>
+          <w:szCs w:val="28"/>
+        </w:rPr>
+        <w:t>mean of</w:t>
+      </w:r>
+      <w:proofErr w:type="gramEnd"/>
+      <w:r>
+        <w:rPr>
+          <w:rFonts w:asciiTheme="majorBidi" w:hAnsiTheme="majorBidi" w:cstheme="majorBidi"/>
+          <w:sz w:val="28"/>
+          <w:szCs w:val="28"/>
+        </w:rPr>
+        <w:t xml:space="preserve"> three subjects), </w:t>
+      </w:r>
+      <w:proofErr w:type="spellStart"/>
+      <w:r>
+        <w:rPr>
+          <w:rFonts w:asciiTheme="majorBidi" w:hAnsiTheme="majorBidi" w:cstheme="majorBidi"/>
+          <w:sz w:val="28"/>
+          <w:szCs w:val="28"/>
+        </w:rPr>
+        <w:t>dropout_risk</w:t>
+      </w:r>
+      <w:proofErr w:type="spellEnd"/>
+      <w:r>
+        <w:rPr>
+          <w:rFonts w:asciiTheme="majorBidi" w:hAnsiTheme="majorBidi" w:cstheme="majorBidi"/>
+          <w:sz w:val="28"/>
+          <w:szCs w:val="28"/>
+        </w:rPr>
+        <w:t xml:space="preserve"> binary target (1 if avg &lt; 60), feature scaling using StandardScaler, and 80-20 train-test split.</w:t>
       </w:r>
       <w:r>
         <w:rPr>
@@ -1243,7 +1366,7 @@
                     </pic:cNvPicPr>
                   </pic:nvPicPr>
                   <pic:blipFill>
-                    <a:blip r:embed="rId9" cstate="print">
+                    <a:blip r:embed="rId11" cstate="print">
                       <a:extLst>
                         <a:ext uri="{28A0092B-C50C-407E-A947-70E740481C1C}">
                           <a14:useLocalDpi xmlns:a14="http://schemas.microsoft.com/office/drawing/2010/main" val="0"/>
@@ -1396,7 +1519,25 @@
           <w:sz w:val="28"/>
           <w:szCs w:val="28"/>
         </w:rPr>
-        <w:t xml:space="preserve">θ = (X^T X)^(-1) X^T y. </w:t>
+        <w:t xml:space="preserve">θ = (X^T </w:t>
+      </w:r>
+      <w:proofErr w:type="gramStart"/>
+      <w:r>
+        <w:rPr>
+          <w:rFonts w:asciiTheme="majorBidi" w:hAnsiTheme="majorBidi" w:cstheme="majorBidi"/>
+          <w:sz w:val="28"/>
+          <w:szCs w:val="28"/>
+        </w:rPr>
+        <w:t>X)^</w:t>
+      </w:r>
+      <w:proofErr w:type="gramEnd"/>
+      <w:r>
+        <w:rPr>
+          <w:rFonts w:asciiTheme="majorBidi" w:hAnsiTheme="majorBidi" w:cstheme="majorBidi"/>
+          <w:sz w:val="28"/>
+          <w:szCs w:val="28"/>
+        </w:rPr>
+        <w:t xml:space="preserve">(-1) X^T y. </w:t>
       </w:r>
     </w:p>
     <w:p>
@@ -1440,7 +1581,89 @@
           <w:sz w:val="28"/>
           <w:szCs w:val="28"/>
         </w:rPr>
-        <w:t xml:space="preserve">RMSE = √(1/n Σ(y_i - ŷ_i)²) </w:t>
+        <w:t xml:space="preserve">RMSE = </w:t>
+      </w:r>
+      <w:proofErr w:type="gramStart"/>
+      <w:r>
+        <w:rPr>
+          <w:rFonts w:asciiTheme="majorBidi" w:hAnsiTheme="majorBidi" w:cstheme="majorBidi"/>
+          <w:sz w:val="28"/>
+          <w:szCs w:val="28"/>
+        </w:rPr>
+        <w:t>√(</w:t>
+      </w:r>
+      <w:proofErr w:type="gramEnd"/>
+      <w:r>
+        <w:rPr>
+          <w:rFonts w:asciiTheme="majorBidi" w:hAnsiTheme="majorBidi" w:cstheme="majorBidi"/>
+          <w:sz w:val="28"/>
+          <w:szCs w:val="28"/>
+        </w:rPr>
+        <w:t xml:space="preserve">1/n </w:t>
+      </w:r>
+      <w:proofErr w:type="gramStart"/>
+      <w:r>
+        <w:rPr>
+          <w:rFonts w:asciiTheme="majorBidi" w:hAnsiTheme="majorBidi" w:cstheme="majorBidi"/>
+          <w:sz w:val="28"/>
+          <w:szCs w:val="28"/>
+        </w:rPr>
+        <w:t>Σ(</w:t>
+      </w:r>
+      <w:proofErr w:type="spellStart"/>
+      <w:proofErr w:type="gramEnd"/>
+      <w:r>
+        <w:rPr>
+          <w:rFonts w:asciiTheme="majorBidi" w:hAnsiTheme="majorBidi" w:cstheme="majorBidi"/>
+          <w:sz w:val="28"/>
+          <w:szCs w:val="28"/>
+        </w:rPr>
+        <w:t>y_i</w:t>
+      </w:r>
+      <w:proofErr w:type="spellEnd"/>
+      <w:r>
+        <w:rPr>
+          <w:rFonts w:asciiTheme="majorBidi" w:hAnsiTheme="majorBidi" w:cstheme="majorBidi"/>
+          <w:sz w:val="28"/>
+          <w:szCs w:val="28"/>
+        </w:rPr>
+        <w:t xml:space="preserve"> - </w:t>
+      </w:r>
+      <w:proofErr w:type="spellStart"/>
+      <w:r>
+        <w:rPr>
+          <w:rFonts w:asciiTheme="majorBidi" w:hAnsiTheme="majorBidi" w:cstheme="majorBidi"/>
+          <w:sz w:val="28"/>
+          <w:szCs w:val="28"/>
+        </w:rPr>
+        <w:t>ŷ_</w:t>
+      </w:r>
+      <w:proofErr w:type="gramStart"/>
+      <w:r>
+        <w:rPr>
+          <w:rFonts w:asciiTheme="majorBidi" w:hAnsiTheme="majorBidi" w:cstheme="majorBidi"/>
+          <w:sz w:val="28"/>
+          <w:szCs w:val="28"/>
+        </w:rPr>
+        <w:t>i</w:t>
+      </w:r>
+      <w:proofErr w:type="spellEnd"/>
+      <w:r>
+        <w:rPr>
+          <w:rFonts w:asciiTheme="majorBidi" w:hAnsiTheme="majorBidi" w:cstheme="majorBidi"/>
+          <w:sz w:val="28"/>
+          <w:szCs w:val="28"/>
+        </w:rPr>
+        <w:t>)²</w:t>
+      </w:r>
+      <w:proofErr w:type="gramEnd"/>
+      <w:r>
+        <w:rPr>
+          <w:rFonts w:asciiTheme="majorBidi" w:hAnsiTheme="majorBidi" w:cstheme="majorBidi"/>
+          <w:sz w:val="28"/>
+          <w:szCs w:val="28"/>
+        </w:rPr>
+        <w:t xml:space="preserve">) </w:t>
       </w:r>
     </w:p>
     <w:p>
@@ -1476,7 +1699,43 @@
           <w:sz w:val="28"/>
           <w:szCs w:val="28"/>
         </w:rPr>
-        <w:t>R² = 1 - (SS_residual / SS_total).</w:t>
+        <w:t>R² = 1 - (</w:t>
+      </w:r>
+      <w:proofErr w:type="spellStart"/>
+      <w:r>
+        <w:rPr>
+          <w:rFonts w:asciiTheme="majorBidi" w:hAnsiTheme="majorBidi" w:cstheme="majorBidi"/>
+          <w:sz w:val="28"/>
+          <w:szCs w:val="28"/>
+        </w:rPr>
+        <w:t>SS_residual</w:t>
+      </w:r>
+      <w:proofErr w:type="spellEnd"/>
+      <w:r>
+        <w:rPr>
+          <w:rFonts w:asciiTheme="majorBidi" w:hAnsiTheme="majorBidi" w:cstheme="majorBidi"/>
+          <w:sz w:val="28"/>
+          <w:szCs w:val="28"/>
+        </w:rPr>
+        <w:t xml:space="preserve"> / </w:t>
+      </w:r>
+      <w:proofErr w:type="spellStart"/>
+      <w:r>
+        <w:rPr>
+          <w:rFonts w:asciiTheme="majorBidi" w:hAnsiTheme="majorBidi" w:cstheme="majorBidi"/>
+          <w:sz w:val="28"/>
+          <w:szCs w:val="28"/>
+        </w:rPr>
+        <w:t>SS_total</w:t>
+      </w:r>
+      <w:proofErr w:type="spellEnd"/>
+      <w:r>
+        <w:rPr>
+          <w:rFonts w:asciiTheme="majorBidi" w:hAnsiTheme="majorBidi" w:cstheme="majorBidi"/>
+          <w:sz w:val="28"/>
+          <w:szCs w:val="28"/>
+        </w:rPr>
+        <w:t>).</w:t>
       </w:r>
     </w:p>
     <w:p>
@@ -1547,7 +1806,25 @@
           <w:sz w:val="28"/>
           <w:szCs w:val="28"/>
         </w:rPr>
-        <w:t xml:space="preserve">σ(z) = 1/(1 + e^(-z)). </w:t>
+        <w:t>σ(z) = 1</w:t>
+      </w:r>
+      <w:proofErr w:type="gramStart"/>
+      <w:r>
+        <w:rPr>
+          <w:rFonts w:asciiTheme="majorBidi" w:hAnsiTheme="majorBidi" w:cstheme="majorBidi"/>
+          <w:sz w:val="28"/>
+          <w:szCs w:val="28"/>
+        </w:rPr>
+        <w:t>/(</w:t>
+      </w:r>
+      <w:proofErr w:type="gramEnd"/>
+      <w:r>
+        <w:rPr>
+          <w:rFonts w:asciiTheme="majorBidi" w:hAnsiTheme="majorBidi" w:cstheme="majorBidi"/>
+          <w:sz w:val="28"/>
+          <w:szCs w:val="28"/>
+        </w:rPr>
+        <w:t xml:space="preserve">1 + e^(-z)). </w:t>
       </w:r>
     </w:p>
     <w:p>
@@ -1591,7 +1868,43 @@
           <w:szCs w:val="28"/>
         </w:rPr>
         <w:lastRenderedPageBreak/>
-        <w:t xml:space="preserve">J(θ) = -1/m Σ[y·log(h(x)) + (1-y)·log(1-h(x))]. </w:t>
+        <w:t>J(θ) = -1/m Σ[</w:t>
+      </w:r>
+      <w:proofErr w:type="spellStart"/>
+      <w:r>
+        <w:rPr>
+          <w:rFonts w:asciiTheme="majorBidi" w:hAnsiTheme="majorBidi" w:cstheme="majorBidi"/>
+          <w:sz w:val="28"/>
+          <w:szCs w:val="28"/>
+        </w:rPr>
+        <w:t>y·log</w:t>
+      </w:r>
+      <w:proofErr w:type="spellEnd"/>
+      <w:r>
+        <w:rPr>
+          <w:rFonts w:asciiTheme="majorBidi" w:hAnsiTheme="majorBidi" w:cstheme="majorBidi"/>
+          <w:sz w:val="28"/>
+          <w:szCs w:val="28"/>
+        </w:rPr>
+        <w:t>(h(x)) + (1-</w:t>
+      </w:r>
+      <w:proofErr w:type="gramStart"/>
+      <w:r>
+        <w:rPr>
+          <w:rFonts w:asciiTheme="majorBidi" w:hAnsiTheme="majorBidi" w:cstheme="majorBidi"/>
+          <w:sz w:val="28"/>
+          <w:szCs w:val="28"/>
+        </w:rPr>
+        <w:t>y)·</w:t>
+      </w:r>
+      <w:proofErr w:type="gramEnd"/>
+      <w:r>
+        <w:rPr>
+          <w:rFonts w:asciiTheme="majorBidi" w:hAnsiTheme="majorBidi" w:cstheme="majorBidi"/>
+          <w:sz w:val="28"/>
+          <w:szCs w:val="28"/>
+        </w:rPr>
+        <w:t xml:space="preserve">log(1-h(x))]. </w:t>
       </w:r>
     </w:p>
     <w:p>
@@ -1657,7 +1970,7 @@
                     </pic:cNvPicPr>
                   </pic:nvPicPr>
                   <pic:blipFill>
-                    <a:blip r:embed="rId10" cstate="print">
+                    <a:blip r:embed="rId12" cstate="print">
                       <a:extLst>
                         <a:ext uri="{28A0092B-C50C-407E-A947-70E740481C1C}">
                           <a14:useLocalDpi xmlns:a14="http://schemas.microsoft.com/office/drawing/2010/main" val="0"/>
@@ -1809,7 +2122,25 @@
           <w:sz w:val="28"/>
           <w:szCs w:val="28"/>
         </w:rPr>
-        <w:t xml:space="preserve"> = MSE + α·Σ|θ_j|. 5-fold cross</w:t>
+        <w:t xml:space="preserve"> = MSE + α·</w:t>
+      </w:r>
+      <w:proofErr w:type="spellStart"/>
+      <w:r>
+        <w:rPr>
+          <w:rFonts w:asciiTheme="majorBidi" w:hAnsiTheme="majorBidi" w:cstheme="majorBidi"/>
+          <w:sz w:val="28"/>
+          <w:szCs w:val="28"/>
+        </w:rPr>
+        <w:t>Σ|θ_j</w:t>
+      </w:r>
+      <w:proofErr w:type="spellEnd"/>
+      <w:r>
+        <w:rPr>
+          <w:rFonts w:asciiTheme="majorBidi" w:hAnsiTheme="majorBidi" w:cstheme="majorBidi"/>
+          <w:sz w:val="28"/>
+          <w:szCs w:val="28"/>
+        </w:rPr>
+        <w:t>|. 5-fold cross</w:t>
       </w:r>
       <w:r>
         <w:rPr>
@@ -1867,7 +2198,7 @@
                     </pic:cNvPicPr>
                   </pic:nvPicPr>
                   <pic:blipFill>
-                    <a:blip r:embed="rId11" cstate="print">
+                    <a:blip r:embed="rId13" cstate="print">
                       <a:extLst>
                         <a:ext uri="{28A0092B-C50C-407E-A947-70E740481C1C}">
                           <a14:useLocalDpi xmlns:a14="http://schemas.microsoft.com/office/drawing/2010/main" val="0"/>
@@ -1958,8 +2289,9 @@
           <w:sz w:val="22"/>
           <w:szCs w:val="22"/>
         </w:rPr>
-        <w:t xml:space="preserve">0.0010 </w:t>
-      </w:r>
+        <w:t>0.</w:t>
+      </w:r>
+      <w:proofErr w:type="gramStart"/>
       <w:r>
         <w:rPr>
           <w:rFonts w:asciiTheme="majorBidi" w:hAnsiTheme="majorBidi" w:cstheme="majorBidi"/>
@@ -1968,8 +2300,19 @@
           <w:sz w:val="22"/>
           <w:szCs w:val="22"/>
         </w:rPr>
+        <w:t xml:space="preserve">0010 </w:t>
+      </w:r>
+      <w:r>
+        <w:rPr>
+          <w:rFonts w:asciiTheme="majorBidi" w:hAnsiTheme="majorBidi" w:cstheme="majorBidi"/>
+          <w:i/>
+          <w:iCs/>
+          <w:sz w:val="22"/>
+          <w:szCs w:val="22"/>
+        </w:rPr>
         <w:t>.</w:t>
       </w:r>
+      <w:proofErr w:type="gramEnd"/>
     </w:p>
     <w:p>
       <w:pPr>
@@ -2897,7 +3240,7 @@
                     </pic:cNvPicPr>
                   </pic:nvPicPr>
                   <pic:blipFill>
-                    <a:blip r:embed="rId12" cstate="print">
+                    <a:blip r:embed="rId14" cstate="print">
                       <a:extLst>
                         <a:ext uri="{28A0092B-C50C-407E-A947-70E740481C1C}">
                           <a14:useLocalDpi xmlns:a14="http://schemas.microsoft.com/office/drawing/2010/main" val="0"/>
@@ -2997,7 +3340,7 @@
                     </pic:cNvPicPr>
                   </pic:nvPicPr>
                   <pic:blipFill>
-                    <a:blip r:embed="rId13" cstate="print">
+                    <a:blip r:embed="rId15" cstate="print">
                       <a:extLst>
                         <a:ext uri="{28A0092B-C50C-407E-A947-70E740481C1C}">
                           <a14:useLocalDpi xmlns:a14="http://schemas.microsoft.com/office/drawing/2010/main" val="0"/>
@@ -3058,7 +3401,29 @@
           <w:sz w:val="22"/>
           <w:szCs w:val="22"/>
         </w:rPr>
-        <w:t xml:space="preserve"> Ridge shrinks coefficients proportionally (test_prep: -3.66→-3.39); Lasso maintains all 7 features.</w:t>
+        <w:t xml:space="preserve"> Ridge shrinks coefficients proportionally (</w:t>
+      </w:r>
+      <w:proofErr w:type="spellStart"/>
+      <w:r>
+        <w:rPr>
+          <w:rFonts w:asciiTheme="majorBidi" w:hAnsiTheme="majorBidi" w:cstheme="majorBidi"/>
+          <w:i/>
+          <w:iCs/>
+          <w:sz w:val="22"/>
+          <w:szCs w:val="22"/>
+        </w:rPr>
+        <w:t>test_prep</w:t>
+      </w:r>
+      <w:proofErr w:type="spellEnd"/>
+      <w:r>
+        <w:rPr>
+          <w:rFonts w:asciiTheme="majorBidi" w:hAnsiTheme="majorBidi" w:cstheme="majorBidi"/>
+          <w:i/>
+          <w:iCs/>
+          <w:sz w:val="22"/>
+          <w:szCs w:val="22"/>
+        </w:rPr>
+        <w:t>: -3.66→-3.39); Lasso maintains all 7 features.</w:t>
       </w:r>
     </w:p>
     <w:p>
@@ -4007,6 +4372,7 @@
                 <w:szCs w:val="28"/>
               </w:rPr>
             </w:pPr>
+            <w:proofErr w:type="gramStart"/>
             <w:r>
               <w:rPr>
                 <w:rFonts w:asciiTheme="majorBidi" w:hAnsiTheme="majorBidi" w:cstheme="majorBidi"/>
@@ -4015,7 +4381,18 @@
                 <w:sz w:val="28"/>
                 <w:szCs w:val="28"/>
               </w:rPr>
-              <w:t>Actual: Safe</w:t>
+              <w:t>Actual</w:t>
+            </w:r>
+            <w:proofErr w:type="gramEnd"/>
+            <w:r>
+              <w:rPr>
+                <w:rFonts w:asciiTheme="majorBidi" w:hAnsiTheme="majorBidi" w:cstheme="majorBidi"/>
+                <w:b/>
+                <w:bCs/>
+                <w:sz w:val="28"/>
+                <w:szCs w:val="28"/>
+              </w:rPr>
+              <w:t>: Safe</w:t>
             </w:r>
           </w:p>
         </w:tc>
@@ -4098,6 +4475,7 @@
                 <w:szCs w:val="28"/>
               </w:rPr>
             </w:pPr>
+            <w:proofErr w:type="gramStart"/>
             <w:r>
               <w:rPr>
                 <w:rFonts w:asciiTheme="majorBidi" w:hAnsiTheme="majorBidi" w:cstheme="majorBidi"/>
@@ -4106,7 +4484,18 @@
                 <w:sz w:val="28"/>
                 <w:szCs w:val="28"/>
               </w:rPr>
-              <w:t>Actual: At-Risk</w:t>
+              <w:t>Actual</w:t>
+            </w:r>
+            <w:proofErr w:type="gramEnd"/>
+            <w:r>
+              <w:rPr>
+                <w:rFonts w:asciiTheme="majorBidi" w:hAnsiTheme="majorBidi" w:cstheme="majorBidi"/>
+                <w:b/>
+                <w:bCs/>
+                <w:sz w:val="28"/>
+                <w:szCs w:val="28"/>
+              </w:rPr>
+              <w:t>: At-Risk</w:t>
             </w:r>
           </w:p>
         </w:tc>
@@ -4240,7 +4629,7 @@
                     </pic:cNvPicPr>
                   </pic:nvPicPr>
                   <pic:blipFill>
-                    <a:blip r:embed="rId14" cstate="print">
+                    <a:blip r:embed="rId16" cstate="print">
                       <a:extLst>
                         <a:ext uri="{28A0092B-C50C-407E-A947-70E740481C1C}">
                           <a14:useLocalDpi xmlns:a14="http://schemas.microsoft.com/office/drawing/2010/main" val="0"/>
@@ -4358,1402 +4747,6 @@
                 <pic:pic xmlns:pic="http://schemas.openxmlformats.org/drawingml/2006/picture">
                   <pic:nvPicPr>
                     <pic:cNvPr id="0" name="Picture 766"/>
-                    <pic:cNvPicPr>
-                      <a:picLocks noChangeAspect="1" noChangeArrowheads="1"/>
-                    </pic:cNvPicPr>
-                  </pic:nvPicPr>
-                  <pic:blipFill>
-                    <a:blip r:embed="rId15" cstate="print">
-                      <a:extLst>
-                        <a:ext uri="{28A0092B-C50C-407E-A947-70E740481C1C}">
-                          <a14:useLocalDpi xmlns:a14="http://schemas.microsoft.com/office/drawing/2010/main" val="0"/>
-                        </a:ext>
-                      </a:extLst>
-                    </a:blip>
-                    <a:srcRect/>
-                    <a:stretch>
-                      <a:fillRect/>
-                    </a:stretch>
-                  </pic:blipFill>
-                  <pic:spPr bwMode="auto">
-                    <a:xfrm>
-                      <a:off x="0" y="0"/>
-                      <a:ext cx="6852285" cy="2541270"/>
-                    </a:xfrm>
-                    <a:prstGeom prst="rect">
-                      <a:avLst/>
-                    </a:prstGeom>
-                    <a:noFill/>
-                    <a:ln w="12700">
-                      <a:solidFill>
-                        <a:schemeClr val="tx1"/>
-                      </a:solidFill>
-                    </a:ln>
-                  </pic:spPr>
-                </pic:pic>
-              </a:graphicData>
-            </a:graphic>
-          </wp:inline>
-        </w:drawing>
-      </w:r>
-      <w:r>
-        <w:rPr>
-          <w:rFonts w:asciiTheme="majorBidi" w:hAnsiTheme="majorBidi" w:cstheme="majorBidi"/>
-          <w:sz w:val="28"/>
-          <w:szCs w:val="28"/>
-        </w:rPr>
-        <w:br/>
-      </w:r>
-      <w:r>
-        <w:rPr>
-          <w:rFonts w:asciiTheme="majorBidi" w:hAnsiTheme="majorBidi" w:cstheme="majorBidi"/>
-          <w:b/>
-          <w:bCs/>
-          <w:i/>
-          <w:iCs/>
-          <w:sz w:val="22"/>
-          <w:szCs w:val="22"/>
-        </w:rPr>
-        <w:t>Figure 8:</w:t>
-      </w:r>
-      <w:r>
-        <w:rPr>
-          <w:rFonts w:asciiTheme="majorBidi" w:hAnsiTheme="majorBidi" w:cstheme="majorBidi"/>
-          <w:i/>
-          <w:iCs/>
-          <w:sz w:val="22"/>
-          <w:szCs w:val="22"/>
-        </w:rPr>
-        <w:t xml:space="preserve"> ROC-AUC=0.691 demonstrating modest discriminative ability.</w:t>
-      </w:r>
-    </w:p>
-    <w:p>
-      <w:pPr>
-        <w:rPr>
-          <w:rFonts w:asciiTheme="majorBidi" w:hAnsiTheme="majorBidi" w:cstheme="majorBidi"/>
-          <w:sz w:val="28"/>
-          <w:szCs w:val="28"/>
-        </w:rPr>
-      </w:pPr>
-      <w:r>
-        <w:rPr>
-          <w:rFonts w:asciiTheme="majorBidi" w:hAnsiTheme="majorBidi" w:cstheme="majorBidi"/>
-          <w:sz w:val="28"/>
-          <w:szCs w:val="28"/>
-        </w:rPr>
-        <w:pict w14:anchorId="338D4EE3">
-          <v:rect id="_x0000_i1723" style="width:468pt;height:1.5pt" o:hralign="center" o:hrstd="t" o:hr="t" fillcolor="#a0a0a0" stroked="f"/>
-        </w:pict>
-      </w:r>
-    </w:p>
-    <w:p>
-      <w:pPr>
-        <w:rPr>
-          <w:rFonts w:asciiTheme="majorBidi" w:hAnsiTheme="majorBidi" w:cstheme="majorBidi"/>
-          <w:sz w:val="28"/>
-          <w:szCs w:val="28"/>
-        </w:rPr>
-      </w:pPr>
-      <w:bookmarkStart w:id="7" w:name="logistic-regression-performance"/>
-      <w:bookmarkEnd w:id="5"/>
-      <w:bookmarkEnd w:id="7"/>
-      <w:r>
-        <w:rPr>
-          <w:rFonts w:asciiTheme="majorBidi" w:hAnsiTheme="majorBidi" w:cstheme="majorBidi"/>
-          <w:b/>
-          <w:bCs/>
-          <w:sz w:val="28"/>
-          <w:szCs w:val="28"/>
-        </w:rPr>
-        <w:t>4. DISCUSSION: ASSIGNMENT QUESTIONS</w:t>
-      </w:r>
-    </w:p>
-    <w:p>
-      <w:pPr>
-        <w:rPr>
-          <w:rFonts w:asciiTheme="majorBidi" w:hAnsiTheme="majorBidi" w:cstheme="majorBidi"/>
-          <w:sz w:val="28"/>
-          <w:szCs w:val="28"/>
-        </w:rPr>
-      </w:pPr>
-      <w:bookmarkStart w:id="8" w:name="X5e8622a52a0750fc6ec335c3fcf965c15cb3ef7"/>
-      <w:r>
-        <w:rPr>
-          <w:rFonts w:asciiTheme="majorBidi" w:hAnsiTheme="majorBidi" w:cstheme="majorBidi"/>
-          <w:b/>
-          <w:bCs/>
-          <w:sz w:val="28"/>
-          <w:szCs w:val="28"/>
-        </w:rPr>
-        <w:t>Q1: Which features most influence student performance?</w:t>
-      </w:r>
-    </w:p>
-    <w:p>
-      <w:pPr>
-        <w:rPr>
-          <w:rFonts w:asciiTheme="majorBidi" w:hAnsiTheme="majorBidi" w:cstheme="majorBidi"/>
-          <w:sz w:val="28"/>
-          <w:szCs w:val="28"/>
-        </w:rPr>
-      </w:pPr>
-      <w:r>
-        <w:rPr>
-          <w:rFonts w:asciiTheme="majorBidi" w:hAnsiTheme="majorBidi" w:cstheme="majorBidi"/>
-          <w:b/>
-          <w:bCs/>
-          <w:sz w:val="28"/>
-          <w:szCs w:val="28"/>
-        </w:rPr>
-        <w:t>Top 3 Features (from coefficients):</w:t>
-      </w:r>
-    </w:p>
-    <w:tbl>
-      <w:tblPr>
-        <w:tblW w:w="0" w:type="auto"/>
-        <w:tblInd w:w="1673" w:type="dxa"/>
-        <w:tblLook w:val="0020" w:firstRow="1" w:lastRow="0" w:firstColumn="0" w:lastColumn="0" w:noHBand="0" w:noVBand="0"/>
-      </w:tblPr>
-      <w:tblGrid>
-        <w:gridCol w:w="870"/>
-        <w:gridCol w:w="2040"/>
-        <w:gridCol w:w="1523"/>
-        <w:gridCol w:w="3008"/>
-      </w:tblGrid>
-      <w:tr>
-        <w:trPr>
-          <w:tblHeader/>
-        </w:trPr>
-        <w:tc>
-          <w:tcPr>
-            <w:tcW w:w="0" w:type="auto"/>
-            <w:tcBorders>
-              <w:top w:val="single" w:sz="4" w:space="0" w:color="auto"/>
-              <w:left w:val="single" w:sz="4" w:space="0" w:color="auto"/>
-              <w:right w:val="single" w:sz="4" w:space="0" w:color="auto"/>
-            </w:tcBorders>
-            <w:hideMark/>
-          </w:tcPr>
-          <w:p>
-            <w:pPr>
-              <w:rPr>
-                <w:rFonts w:asciiTheme="majorBidi" w:hAnsiTheme="majorBidi" w:cstheme="majorBidi"/>
-                <w:b/>
-                <w:bCs/>
-                <w:sz w:val="28"/>
-                <w:szCs w:val="28"/>
-              </w:rPr>
-            </w:pPr>
-            <w:r>
-              <w:rPr>
-                <w:rFonts w:asciiTheme="majorBidi" w:hAnsiTheme="majorBidi" w:cstheme="majorBidi"/>
-                <w:b/>
-                <w:bCs/>
-                <w:sz w:val="28"/>
-                <w:szCs w:val="28"/>
-              </w:rPr>
-              <w:t>Rank</w:t>
-            </w:r>
-          </w:p>
-        </w:tc>
-        <w:tc>
-          <w:tcPr>
-            <w:tcW w:w="0" w:type="auto"/>
-            <w:tcBorders>
-              <w:top w:val="single" w:sz="4" w:space="0" w:color="auto"/>
-              <w:left w:val="single" w:sz="4" w:space="0" w:color="auto"/>
-              <w:right w:val="single" w:sz="4" w:space="0" w:color="auto"/>
-            </w:tcBorders>
-            <w:hideMark/>
-          </w:tcPr>
-          <w:p>
-            <w:pPr>
-              <w:rPr>
-                <w:rFonts w:asciiTheme="majorBidi" w:hAnsiTheme="majorBidi" w:cstheme="majorBidi"/>
-                <w:b/>
-                <w:bCs/>
-                <w:sz w:val="28"/>
-                <w:szCs w:val="28"/>
-              </w:rPr>
-            </w:pPr>
-            <w:r>
-              <w:rPr>
-                <w:rFonts w:asciiTheme="majorBidi" w:hAnsiTheme="majorBidi" w:cstheme="majorBidi"/>
-                <w:b/>
-                <w:bCs/>
-                <w:sz w:val="28"/>
-                <w:szCs w:val="28"/>
-              </w:rPr>
-              <w:t>Feature</w:t>
-            </w:r>
-          </w:p>
-        </w:tc>
-        <w:tc>
-          <w:tcPr>
-            <w:tcW w:w="0" w:type="auto"/>
-            <w:tcBorders>
-              <w:top w:val="single" w:sz="4" w:space="0" w:color="auto"/>
-              <w:left w:val="single" w:sz="4" w:space="0" w:color="auto"/>
-              <w:right w:val="single" w:sz="4" w:space="0" w:color="auto"/>
-            </w:tcBorders>
-            <w:hideMark/>
-          </w:tcPr>
-          <w:p>
-            <w:pPr>
-              <w:rPr>
-                <w:rFonts w:asciiTheme="majorBidi" w:hAnsiTheme="majorBidi" w:cstheme="majorBidi"/>
-                <w:b/>
-                <w:bCs/>
-                <w:sz w:val="28"/>
-                <w:szCs w:val="28"/>
-              </w:rPr>
-            </w:pPr>
-            <w:r>
-              <w:rPr>
-                <w:rFonts w:asciiTheme="majorBidi" w:hAnsiTheme="majorBidi" w:cstheme="majorBidi"/>
-                <w:b/>
-                <w:bCs/>
-                <w:sz w:val="28"/>
-                <w:szCs w:val="28"/>
-              </w:rPr>
-              <w:t>Coefficient</w:t>
-            </w:r>
-          </w:p>
-        </w:tc>
-        <w:tc>
-          <w:tcPr>
-            <w:tcW w:w="0" w:type="auto"/>
-            <w:tcBorders>
-              <w:top w:val="single" w:sz="4" w:space="0" w:color="auto"/>
-              <w:left w:val="single" w:sz="4" w:space="0" w:color="auto"/>
-              <w:right w:val="single" w:sz="4" w:space="0" w:color="auto"/>
-            </w:tcBorders>
-            <w:hideMark/>
-          </w:tcPr>
-          <w:p>
-            <w:pPr>
-              <w:rPr>
-                <w:rFonts w:asciiTheme="majorBidi" w:hAnsiTheme="majorBidi" w:cstheme="majorBidi"/>
-                <w:b/>
-                <w:bCs/>
-                <w:sz w:val="28"/>
-                <w:szCs w:val="28"/>
-              </w:rPr>
-            </w:pPr>
-            <w:r>
-              <w:rPr>
-                <w:rFonts w:asciiTheme="majorBidi" w:hAnsiTheme="majorBidi" w:cstheme="majorBidi"/>
-                <w:b/>
-                <w:bCs/>
-                <w:sz w:val="28"/>
-                <w:szCs w:val="28"/>
-              </w:rPr>
-              <w:t>Impact</w:t>
-            </w:r>
-          </w:p>
-        </w:tc>
-      </w:tr>
-      <w:tr>
-        <w:tc>
-          <w:tcPr>
-            <w:tcW w:w="0" w:type="auto"/>
-            <w:tcBorders>
-              <w:top w:val="single" w:sz="4" w:space="0" w:color="auto"/>
-              <w:left w:val="single" w:sz="4" w:space="0" w:color="auto"/>
-              <w:bottom w:val="single" w:sz="4" w:space="0" w:color="auto"/>
-              <w:right w:val="single" w:sz="4" w:space="0" w:color="auto"/>
-            </w:tcBorders>
-            <w:hideMark/>
-          </w:tcPr>
-          <w:p>
-            <w:pPr>
-              <w:rPr>
-                <w:rFonts w:asciiTheme="majorBidi" w:hAnsiTheme="majorBidi" w:cstheme="majorBidi"/>
-                <w:b/>
-                <w:bCs/>
-                <w:sz w:val="28"/>
-                <w:szCs w:val="28"/>
-              </w:rPr>
-            </w:pPr>
-            <w:r>
-              <w:rPr>
-                <w:rFonts w:asciiTheme="majorBidi" w:hAnsiTheme="majorBidi" w:cstheme="majorBidi"/>
-                <w:b/>
-                <w:bCs/>
-                <w:sz w:val="28"/>
-                <w:szCs w:val="28"/>
-              </w:rPr>
-              <w:t>1</w:t>
-            </w:r>
-          </w:p>
-        </w:tc>
-        <w:tc>
-          <w:tcPr>
-            <w:tcW w:w="0" w:type="auto"/>
-            <w:tcBorders>
-              <w:top w:val="single" w:sz="4" w:space="0" w:color="auto"/>
-              <w:left w:val="single" w:sz="4" w:space="0" w:color="auto"/>
-              <w:bottom w:val="single" w:sz="4" w:space="0" w:color="auto"/>
-              <w:right w:val="single" w:sz="4" w:space="0" w:color="auto"/>
-            </w:tcBorders>
-            <w:hideMark/>
-          </w:tcPr>
-          <w:p>
-            <w:pPr>
-              <w:rPr>
-                <w:rFonts w:asciiTheme="majorBidi" w:hAnsiTheme="majorBidi" w:cstheme="majorBidi"/>
-                <w:sz w:val="28"/>
-                <w:szCs w:val="28"/>
-              </w:rPr>
-            </w:pPr>
-            <w:r>
-              <w:rPr>
-                <w:rFonts w:asciiTheme="majorBidi" w:hAnsiTheme="majorBidi" w:cstheme="majorBidi"/>
-                <w:sz w:val="28"/>
-                <w:szCs w:val="28"/>
-              </w:rPr>
-              <w:t>Test Preparation</w:t>
-            </w:r>
-          </w:p>
-        </w:tc>
-        <w:tc>
-          <w:tcPr>
-            <w:tcW w:w="0" w:type="auto"/>
-            <w:tcBorders>
-              <w:top w:val="single" w:sz="4" w:space="0" w:color="auto"/>
-              <w:left w:val="single" w:sz="4" w:space="0" w:color="auto"/>
-              <w:bottom w:val="single" w:sz="4" w:space="0" w:color="auto"/>
-              <w:right w:val="single" w:sz="4" w:space="0" w:color="auto"/>
-            </w:tcBorders>
-            <w:hideMark/>
-          </w:tcPr>
-          <w:p>
-            <w:pPr>
-              <w:rPr>
-                <w:rFonts w:asciiTheme="majorBidi" w:hAnsiTheme="majorBidi" w:cstheme="majorBidi"/>
-                <w:sz w:val="28"/>
-                <w:szCs w:val="28"/>
-              </w:rPr>
-            </w:pPr>
-            <w:r>
-              <w:rPr>
-                <w:rFonts w:asciiTheme="majorBidi" w:hAnsiTheme="majorBidi" w:cstheme="majorBidi"/>
-                <w:sz w:val="28"/>
-                <w:szCs w:val="28"/>
-              </w:rPr>
-              <w:t>-3.66</w:t>
-            </w:r>
-          </w:p>
-        </w:tc>
-        <w:tc>
-          <w:tcPr>
-            <w:tcW w:w="0" w:type="auto"/>
-            <w:tcBorders>
-              <w:top w:val="single" w:sz="4" w:space="0" w:color="auto"/>
-              <w:left w:val="single" w:sz="4" w:space="0" w:color="auto"/>
-              <w:bottom w:val="single" w:sz="4" w:space="0" w:color="auto"/>
-              <w:right w:val="single" w:sz="4" w:space="0" w:color="auto"/>
-            </w:tcBorders>
-            <w:hideMark/>
-          </w:tcPr>
-          <w:p>
-            <w:pPr>
-              <w:rPr>
-                <w:rFonts w:asciiTheme="majorBidi" w:hAnsiTheme="majorBidi" w:cstheme="majorBidi"/>
-                <w:sz w:val="28"/>
-                <w:szCs w:val="28"/>
-              </w:rPr>
-            </w:pPr>
-            <w:r>
-              <w:rPr>
-                <w:rFonts w:asciiTheme="majorBidi" w:hAnsiTheme="majorBidi" w:cstheme="majorBidi"/>
-                <w:sz w:val="28"/>
-                <w:szCs w:val="28"/>
-              </w:rPr>
-              <w:t>Strongest predictor</w:t>
-            </w:r>
-          </w:p>
-        </w:tc>
-      </w:tr>
-      <w:tr>
-        <w:tc>
-          <w:tcPr>
-            <w:tcW w:w="0" w:type="auto"/>
-            <w:tcBorders>
-              <w:top w:val="single" w:sz="4" w:space="0" w:color="auto"/>
-              <w:left w:val="single" w:sz="4" w:space="0" w:color="auto"/>
-              <w:bottom w:val="single" w:sz="4" w:space="0" w:color="auto"/>
-              <w:right w:val="single" w:sz="4" w:space="0" w:color="auto"/>
-            </w:tcBorders>
-            <w:hideMark/>
-          </w:tcPr>
-          <w:p>
-            <w:pPr>
-              <w:rPr>
-                <w:rFonts w:asciiTheme="majorBidi" w:hAnsiTheme="majorBidi" w:cstheme="majorBidi"/>
-                <w:b/>
-                <w:bCs/>
-                <w:sz w:val="28"/>
-                <w:szCs w:val="28"/>
-              </w:rPr>
-            </w:pPr>
-            <w:r>
-              <w:rPr>
-                <w:rFonts w:asciiTheme="majorBidi" w:hAnsiTheme="majorBidi" w:cstheme="majorBidi"/>
-                <w:b/>
-                <w:bCs/>
-                <w:sz w:val="28"/>
-                <w:szCs w:val="28"/>
-              </w:rPr>
-              <w:t>2</w:t>
-            </w:r>
-          </w:p>
-        </w:tc>
-        <w:tc>
-          <w:tcPr>
-            <w:tcW w:w="0" w:type="auto"/>
-            <w:tcBorders>
-              <w:top w:val="single" w:sz="4" w:space="0" w:color="auto"/>
-              <w:left w:val="single" w:sz="4" w:space="0" w:color="auto"/>
-              <w:bottom w:val="single" w:sz="4" w:space="0" w:color="auto"/>
-              <w:right w:val="single" w:sz="4" w:space="0" w:color="auto"/>
-            </w:tcBorders>
-            <w:hideMark/>
-          </w:tcPr>
-          <w:p>
-            <w:pPr>
-              <w:rPr>
-                <w:rFonts w:asciiTheme="majorBidi" w:hAnsiTheme="majorBidi" w:cstheme="majorBidi"/>
-                <w:sz w:val="28"/>
-                <w:szCs w:val="28"/>
-              </w:rPr>
-            </w:pPr>
-            <w:r>
-              <w:rPr>
-                <w:rFonts w:asciiTheme="majorBidi" w:hAnsiTheme="majorBidi" w:cstheme="majorBidi"/>
-                <w:sz w:val="28"/>
-                <w:szCs w:val="28"/>
-              </w:rPr>
-              <w:t>Lunch Type</w:t>
-            </w:r>
-          </w:p>
-        </w:tc>
-        <w:tc>
-          <w:tcPr>
-            <w:tcW w:w="0" w:type="auto"/>
-            <w:tcBorders>
-              <w:top w:val="single" w:sz="4" w:space="0" w:color="auto"/>
-              <w:left w:val="single" w:sz="4" w:space="0" w:color="auto"/>
-              <w:bottom w:val="single" w:sz="4" w:space="0" w:color="auto"/>
-              <w:right w:val="single" w:sz="4" w:space="0" w:color="auto"/>
-            </w:tcBorders>
-            <w:hideMark/>
-          </w:tcPr>
-          <w:p>
-            <w:pPr>
-              <w:rPr>
-                <w:rFonts w:asciiTheme="majorBidi" w:hAnsiTheme="majorBidi" w:cstheme="majorBidi"/>
-                <w:sz w:val="28"/>
-                <w:szCs w:val="28"/>
-              </w:rPr>
-            </w:pPr>
-            <w:r>
-              <w:rPr>
-                <w:rFonts w:asciiTheme="majorBidi" w:hAnsiTheme="majorBidi" w:cstheme="majorBidi"/>
-                <w:sz w:val="28"/>
-                <w:szCs w:val="28"/>
-              </w:rPr>
-              <w:t>+3.47</w:t>
-            </w:r>
-          </w:p>
-        </w:tc>
-        <w:tc>
-          <w:tcPr>
-            <w:tcW w:w="0" w:type="auto"/>
-            <w:tcBorders>
-              <w:top w:val="single" w:sz="4" w:space="0" w:color="auto"/>
-              <w:left w:val="single" w:sz="4" w:space="0" w:color="auto"/>
-              <w:bottom w:val="single" w:sz="4" w:space="0" w:color="auto"/>
-              <w:right w:val="single" w:sz="4" w:space="0" w:color="auto"/>
-            </w:tcBorders>
-            <w:hideMark/>
-          </w:tcPr>
-          <w:p>
-            <w:pPr>
-              <w:rPr>
-                <w:rFonts w:asciiTheme="majorBidi" w:hAnsiTheme="majorBidi" w:cstheme="majorBidi"/>
-                <w:sz w:val="28"/>
-                <w:szCs w:val="28"/>
-              </w:rPr>
-            </w:pPr>
-            <w:r>
-              <w:rPr>
-                <w:rFonts w:asciiTheme="majorBidi" w:hAnsiTheme="majorBidi" w:cstheme="majorBidi"/>
-                <w:sz w:val="28"/>
-                <w:szCs w:val="28"/>
-              </w:rPr>
-              <w:t>Socioeconomic indicator</w:t>
-            </w:r>
-          </w:p>
-        </w:tc>
-      </w:tr>
-      <w:tr>
-        <w:tc>
-          <w:tcPr>
-            <w:tcW w:w="0" w:type="auto"/>
-            <w:tcBorders>
-              <w:top w:val="single" w:sz="4" w:space="0" w:color="auto"/>
-              <w:left w:val="single" w:sz="4" w:space="0" w:color="auto"/>
-              <w:bottom w:val="single" w:sz="4" w:space="0" w:color="auto"/>
-              <w:right w:val="single" w:sz="4" w:space="0" w:color="auto"/>
-            </w:tcBorders>
-            <w:hideMark/>
-          </w:tcPr>
-          <w:p>
-            <w:pPr>
-              <w:rPr>
-                <w:rFonts w:asciiTheme="majorBidi" w:hAnsiTheme="majorBidi" w:cstheme="majorBidi"/>
-                <w:b/>
-                <w:bCs/>
-                <w:sz w:val="28"/>
-                <w:szCs w:val="28"/>
-              </w:rPr>
-            </w:pPr>
-            <w:r>
-              <w:rPr>
-                <w:rFonts w:asciiTheme="majorBidi" w:hAnsiTheme="majorBidi" w:cstheme="majorBidi"/>
-                <w:b/>
-                <w:bCs/>
-                <w:sz w:val="28"/>
-                <w:szCs w:val="28"/>
-              </w:rPr>
-              <w:t>3</w:t>
-            </w:r>
-          </w:p>
-        </w:tc>
-        <w:tc>
-          <w:tcPr>
-            <w:tcW w:w="0" w:type="auto"/>
-            <w:tcBorders>
-              <w:top w:val="single" w:sz="4" w:space="0" w:color="auto"/>
-              <w:left w:val="single" w:sz="4" w:space="0" w:color="auto"/>
-              <w:bottom w:val="single" w:sz="4" w:space="0" w:color="auto"/>
-              <w:right w:val="single" w:sz="4" w:space="0" w:color="auto"/>
-            </w:tcBorders>
-            <w:hideMark/>
-          </w:tcPr>
-          <w:p>
-            <w:pPr>
-              <w:rPr>
-                <w:rFonts w:asciiTheme="majorBidi" w:hAnsiTheme="majorBidi" w:cstheme="majorBidi"/>
-                <w:sz w:val="28"/>
-                <w:szCs w:val="28"/>
-              </w:rPr>
-            </w:pPr>
-            <w:r>
-              <w:rPr>
-                <w:rFonts w:asciiTheme="majorBidi" w:hAnsiTheme="majorBidi" w:cstheme="majorBidi"/>
-                <w:sz w:val="28"/>
-                <w:szCs w:val="28"/>
-              </w:rPr>
-              <w:t>Race/Ethnicity</w:t>
-            </w:r>
-          </w:p>
-        </w:tc>
-        <w:tc>
-          <w:tcPr>
-            <w:tcW w:w="0" w:type="auto"/>
-            <w:tcBorders>
-              <w:top w:val="single" w:sz="4" w:space="0" w:color="auto"/>
-              <w:left w:val="single" w:sz="4" w:space="0" w:color="auto"/>
-              <w:bottom w:val="single" w:sz="4" w:space="0" w:color="auto"/>
-              <w:right w:val="single" w:sz="4" w:space="0" w:color="auto"/>
-            </w:tcBorders>
-            <w:hideMark/>
-          </w:tcPr>
-          <w:p>
-            <w:pPr>
-              <w:rPr>
-                <w:rFonts w:asciiTheme="majorBidi" w:hAnsiTheme="majorBidi" w:cstheme="majorBidi"/>
-                <w:sz w:val="28"/>
-                <w:szCs w:val="28"/>
-              </w:rPr>
-            </w:pPr>
-            <w:r>
-              <w:rPr>
-                <w:rFonts w:asciiTheme="majorBidi" w:hAnsiTheme="majorBidi" w:cstheme="majorBidi"/>
-                <w:sz w:val="28"/>
-                <w:szCs w:val="28"/>
-              </w:rPr>
-              <w:t>+2.16</w:t>
-            </w:r>
-          </w:p>
-        </w:tc>
-        <w:tc>
-          <w:tcPr>
-            <w:tcW w:w="0" w:type="auto"/>
-            <w:tcBorders>
-              <w:top w:val="single" w:sz="4" w:space="0" w:color="auto"/>
-              <w:left w:val="single" w:sz="4" w:space="0" w:color="auto"/>
-              <w:bottom w:val="single" w:sz="4" w:space="0" w:color="auto"/>
-              <w:right w:val="single" w:sz="4" w:space="0" w:color="auto"/>
-            </w:tcBorders>
-            <w:hideMark/>
-          </w:tcPr>
-          <w:p>
-            <w:pPr>
-              <w:rPr>
-                <w:rFonts w:asciiTheme="majorBidi" w:hAnsiTheme="majorBidi" w:cstheme="majorBidi"/>
-                <w:sz w:val="28"/>
-                <w:szCs w:val="28"/>
-              </w:rPr>
-            </w:pPr>
-            <w:r>
-              <w:rPr>
-                <w:rFonts w:asciiTheme="majorBidi" w:hAnsiTheme="majorBidi" w:cstheme="majorBidi"/>
-                <w:sz w:val="28"/>
-                <w:szCs w:val="28"/>
-              </w:rPr>
-              <w:t>Demographic factor</w:t>
-            </w:r>
-          </w:p>
-        </w:tc>
-      </w:tr>
-    </w:tbl>
-    <w:p>
-      <w:pPr>
-        <w:jc w:val="center"/>
-        <w:rPr>
-          <w:rFonts w:asciiTheme="majorBidi" w:hAnsiTheme="majorBidi" w:cstheme="majorBidi"/>
-          <w:i/>
-          <w:iCs/>
-          <w:sz w:val="22"/>
-          <w:szCs w:val="22"/>
-        </w:rPr>
-      </w:pPr>
-      <w:r>
-        <w:rPr>
-          <w:rFonts w:asciiTheme="majorBidi" w:hAnsiTheme="majorBidi" w:cstheme="majorBidi"/>
-          <w:b/>
-          <w:bCs/>
-          <w:i/>
-          <w:iCs/>
-          <w:sz w:val="22"/>
-          <w:szCs w:val="22"/>
-        </w:rPr>
-        <w:t>Table 4:</w:t>
-      </w:r>
-      <w:r>
-        <w:rPr>
-          <w:rFonts w:asciiTheme="majorBidi" w:hAnsiTheme="majorBidi" w:cstheme="majorBidi"/>
-          <w:i/>
-          <w:iCs/>
-          <w:sz w:val="22"/>
-          <w:szCs w:val="22"/>
-        </w:rPr>
-        <w:t xml:space="preserve"> Top predictors from baseline linear regression.</w:t>
-      </w:r>
-    </w:p>
-    <w:p>
-      <w:pPr>
-        <w:jc w:val="center"/>
-        <w:rPr>
-          <w:rFonts w:asciiTheme="majorBidi" w:hAnsiTheme="majorBidi" w:cstheme="majorBidi"/>
-          <w:sz w:val="28"/>
-          <w:szCs w:val="28"/>
-        </w:rPr>
-      </w:pPr>
-      <w:r>
-        <w:rPr>
-          <w:rFonts w:asciiTheme="majorBidi" w:hAnsiTheme="majorBidi" w:cstheme="majorBidi"/>
-          <w:b/>
-          <w:bCs/>
-          <w:noProof/>
-          <w:sz w:val="28"/>
-          <w:szCs w:val="28"/>
-        </w:rPr>
-        <w:lastRenderedPageBreak/>
-        <w:drawing>
-          <wp:inline distT="0" distB="0" distL="0" distR="0" wp14:anchorId="387D42C0" wp14:editId="77B42353">
-            <wp:extent cx="6840220" cy="5118100"/>
-            <wp:effectExtent l="19050" t="19050" r="17780" b="25400"/>
-            <wp:docPr id="1539961963" name="Picture 32"/>
-            <wp:cNvGraphicFramePr>
-              <a:graphicFrameLocks xmlns:a="http://schemas.openxmlformats.org/drawingml/2006/main" noChangeAspect="1"/>
-            </wp:cNvGraphicFramePr>
-            <a:graphic xmlns:a="http://schemas.openxmlformats.org/drawingml/2006/main">
-              <a:graphicData uri="http://schemas.openxmlformats.org/drawingml/2006/picture">
-                <pic:pic xmlns:pic="http://schemas.openxmlformats.org/drawingml/2006/picture">
-                  <pic:nvPicPr>
-                    <pic:cNvPr id="0" name="Picture 767"/>
-                    <pic:cNvPicPr>
-                      <a:picLocks noChangeAspect="1" noChangeArrowheads="1"/>
-                    </pic:cNvPicPr>
-                  </pic:nvPicPr>
-                  <pic:blipFill>
-                    <a:blip r:embed="rId16" cstate="print">
-                      <a:extLst>
-                        <a:ext uri="{28A0092B-C50C-407E-A947-70E740481C1C}">
-                          <a14:useLocalDpi xmlns:a14="http://schemas.microsoft.com/office/drawing/2010/main" val="0"/>
-                        </a:ext>
-                      </a:extLst>
-                    </a:blip>
-                    <a:srcRect/>
-                    <a:stretch>
-                      <a:fillRect/>
-                    </a:stretch>
-                  </pic:blipFill>
-                  <pic:spPr bwMode="auto">
-                    <a:xfrm>
-                      <a:off x="0" y="0"/>
-                      <a:ext cx="6840220" cy="5118100"/>
-                    </a:xfrm>
-                    <a:prstGeom prst="rect">
-                      <a:avLst/>
-                    </a:prstGeom>
-                    <a:noFill/>
-                    <a:ln>
-                      <a:solidFill>
-                        <a:schemeClr val="tx1"/>
-                      </a:solidFill>
-                    </a:ln>
-                  </pic:spPr>
-                </pic:pic>
-              </a:graphicData>
-            </a:graphic>
-          </wp:inline>
-        </w:drawing>
-      </w:r>
-      <w:r>
-        <w:rPr>
-          <w:rFonts w:asciiTheme="majorBidi" w:hAnsiTheme="majorBidi" w:cstheme="majorBidi"/>
-          <w:sz w:val="28"/>
-          <w:szCs w:val="28"/>
-        </w:rPr>
-        <w:br/>
-      </w:r>
-      <w:r>
-        <w:rPr>
-          <w:rFonts w:asciiTheme="majorBidi" w:hAnsiTheme="majorBidi" w:cstheme="majorBidi"/>
-          <w:b/>
-          <w:bCs/>
-          <w:i/>
-          <w:iCs/>
-          <w:sz w:val="22"/>
-          <w:szCs w:val="22"/>
-        </w:rPr>
-        <w:t>Figure 9:</w:t>
-      </w:r>
-      <w:r>
-        <w:rPr>
-          <w:rFonts w:asciiTheme="majorBidi" w:hAnsiTheme="majorBidi" w:cstheme="majorBidi"/>
-          <w:i/>
-          <w:iCs/>
-          <w:sz w:val="22"/>
-          <w:szCs w:val="22"/>
-        </w:rPr>
-        <w:t xml:space="preserve"> Top-left panel confirming test_prep as #1 feature across all models.</w:t>
-      </w:r>
-    </w:p>
-    <w:p>
-      <w:pPr>
-        <w:rPr>
-          <w:rFonts w:asciiTheme="majorBidi" w:hAnsiTheme="majorBidi" w:cstheme="majorBidi"/>
-          <w:sz w:val="28"/>
-          <w:szCs w:val="28"/>
-        </w:rPr>
-      </w:pPr>
-      <w:r>
-        <w:rPr>
-          <w:rFonts w:asciiTheme="majorBidi" w:hAnsiTheme="majorBidi" w:cstheme="majorBidi"/>
-          <w:b/>
-          <w:bCs/>
-          <w:sz w:val="28"/>
-          <w:szCs w:val="28"/>
-        </w:rPr>
-        <w:t>Evidence:</w:t>
-      </w:r>
-      <w:r>
-        <w:rPr>
-          <w:rFonts w:asciiTheme="majorBidi" w:hAnsiTheme="majorBidi" w:cstheme="majorBidi"/>
-          <w:sz w:val="28"/>
-          <w:szCs w:val="28"/>
-        </w:rPr>
-        <w:t xml:space="preserve"> Categorical analysis (Figure 2) shows test prep completers score 73 vs 65 for non-completers (8</w:t>
-      </w:r>
-      <w:r>
-        <w:rPr>
-          <w:rFonts w:asciiTheme="majorBidi" w:hAnsiTheme="majorBidi" w:cstheme="majorBidi"/>
-          <w:sz w:val="28"/>
-          <w:szCs w:val="28"/>
-        </w:rPr>
-        <w:t xml:space="preserve"> </w:t>
-      </w:r>
-      <w:r>
-        <w:rPr>
-          <w:rFonts w:asciiTheme="majorBidi" w:hAnsiTheme="majorBidi" w:cstheme="majorBidi"/>
-          <w:sz w:val="28"/>
-          <w:szCs w:val="28"/>
-        </w:rPr>
-        <w:t>point gap). Correlation heatmap (Figure 1) reveals lunch_encoded r=0.29 (positive correlation with scores), confirming economic advantage. These align with educational research on achievement gaps</w:t>
-      </w:r>
-      <w:r>
-        <w:rPr>
-          <w:rFonts w:asciiTheme="majorBidi" w:hAnsiTheme="majorBidi" w:cstheme="majorBidi"/>
-          <w:sz w:val="28"/>
-          <w:szCs w:val="28"/>
-        </w:rPr>
-        <w:t xml:space="preserve"> </w:t>
-      </w:r>
-      <w:r>
-        <w:rPr>
-          <w:rFonts w:asciiTheme="majorBidi" w:hAnsiTheme="majorBidi" w:cstheme="majorBidi"/>
-          <w:sz w:val="28"/>
-          <w:szCs w:val="28"/>
-        </w:rPr>
-        <w:t>parental support, economic resources, and preparation directly impact outcomes.</w:t>
-      </w:r>
-    </w:p>
-    <w:p>
-      <w:pPr>
-        <w:rPr>
-          <w:rFonts w:asciiTheme="majorBidi" w:hAnsiTheme="majorBidi" w:cstheme="majorBidi"/>
-          <w:sz w:val="28"/>
-          <w:szCs w:val="28"/>
-        </w:rPr>
-      </w:pPr>
-      <w:r>
-        <w:rPr>
-          <w:rFonts w:asciiTheme="majorBidi" w:hAnsiTheme="majorBidi" w:cstheme="majorBidi"/>
-          <w:sz w:val="28"/>
-          <w:szCs w:val="28"/>
-        </w:rPr>
-        <w:pict w14:anchorId="2F617F55">
-          <v:rect id="_x0000_i1800" style="width:468pt;height:1.5pt" o:hralign="center" o:hrstd="t" o:hr="t" fillcolor="#a0a0a0" stroked="f"/>
-        </w:pict>
-      </w:r>
-    </w:p>
-    <w:p>
-      <w:pPr>
-        <w:rPr>
-          <w:rFonts w:asciiTheme="majorBidi" w:hAnsiTheme="majorBidi" w:cstheme="majorBidi"/>
-          <w:sz w:val="28"/>
-          <w:szCs w:val="28"/>
-        </w:rPr>
-      </w:pPr>
-      <w:bookmarkStart w:id="9" w:name="X0af3df125e40a37d4b8bc04472e5f94faf75fd7"/>
-      <w:bookmarkEnd w:id="8"/>
-      <w:r>
-        <w:rPr>
-          <w:rFonts w:asciiTheme="majorBidi" w:hAnsiTheme="majorBidi" w:cstheme="majorBidi"/>
-          <w:b/>
-          <w:bCs/>
-          <w:sz w:val="28"/>
-          <w:szCs w:val="28"/>
-        </w:rPr>
-        <w:t>Q2: Compare unregularized vs regularized models</w:t>
-      </w:r>
-    </w:p>
-    <w:p>
-      <w:pPr>
-        <w:rPr>
-          <w:rFonts w:asciiTheme="majorBidi" w:hAnsiTheme="majorBidi" w:cstheme="majorBidi"/>
-          <w:sz w:val="28"/>
-          <w:szCs w:val="28"/>
-        </w:rPr>
-      </w:pPr>
-      <w:r>
-        <w:rPr>
-          <w:rFonts w:asciiTheme="majorBidi" w:hAnsiTheme="majorBidi" w:cstheme="majorBidi"/>
-          <w:b/>
-          <w:bCs/>
-          <w:sz w:val="28"/>
-          <w:szCs w:val="28"/>
-        </w:rPr>
-        <w:t>Performance remained similar</w:t>
-      </w:r>
-      <w:r>
-        <w:rPr>
-          <w:rFonts w:asciiTheme="majorBidi" w:hAnsiTheme="majorBidi" w:cstheme="majorBidi"/>
-          <w:sz w:val="28"/>
-          <w:szCs w:val="28"/>
-        </w:rPr>
-        <w:t xml:space="preserve"> (RMSE ~13.69, R² ~0.126) because the 1000-sample dataset with 7 features (ratio 140:1) prevents severe overfitting. Figure 6 shows Ridge proportionally shrinks coefficients (maintaining relationships), while Lasso kept all 7 features at optimal </w:t>
-      </w:r>
-      <w:r>
-        <w:rPr>
-          <w:rFonts w:asciiTheme="majorBidi" w:hAnsiTheme="majorBidi" w:cstheme="majorBidi"/>
-          <w:sz w:val="28"/>
-          <w:szCs w:val="28"/>
-        </w:rPr>
-        <w:lastRenderedPageBreak/>
-        <w:t>α=0.001 (minimal regularization needed). Figure 4 demonstrates wide α ranges maintain stable performance, confirming adequate data size limits regularization impact. Generalization gap decreased only 0.003 (0.099→0.096), indicating baseline was already well</w:t>
-      </w:r>
-      <w:r>
-        <w:rPr>
-          <w:rFonts w:asciiTheme="majorBidi" w:hAnsiTheme="majorBidi" w:cstheme="majorBidi"/>
-          <w:sz w:val="28"/>
-          <w:szCs w:val="28"/>
-        </w:rPr>
-        <w:t xml:space="preserve"> </w:t>
-      </w:r>
-      <w:r>
-        <w:rPr>
-          <w:rFonts w:asciiTheme="majorBidi" w:hAnsiTheme="majorBidi" w:cstheme="majorBidi"/>
-          <w:sz w:val="28"/>
-          <w:szCs w:val="28"/>
-        </w:rPr>
-        <w:t>regularized by sufficient data.</w:t>
-      </w:r>
-    </w:p>
-    <w:p>
-      <w:pPr>
-        <w:rPr>
-          <w:rFonts w:asciiTheme="majorBidi" w:hAnsiTheme="majorBidi" w:cstheme="majorBidi"/>
-          <w:sz w:val="28"/>
-          <w:szCs w:val="28"/>
-        </w:rPr>
-      </w:pPr>
-      <w:r>
-        <w:rPr>
-          <w:rFonts w:asciiTheme="majorBidi" w:hAnsiTheme="majorBidi" w:cstheme="majorBidi"/>
-          <w:sz w:val="28"/>
-          <w:szCs w:val="28"/>
-        </w:rPr>
-        <w:pict w14:anchorId="5558A610">
-          <v:rect id="_x0000_i1801" style="width:468pt;height:1.5pt" o:hralign="center" o:hrstd="t" o:hr="t" fillcolor="#a0a0a0" stroked="f"/>
-        </w:pict>
-      </w:r>
-    </w:p>
-    <w:bookmarkEnd w:id="9"/>
-    <w:p>
-      <w:pPr>
-        <w:rPr>
-          <w:rFonts w:asciiTheme="majorBidi" w:hAnsiTheme="majorBidi" w:cstheme="majorBidi"/>
-          <w:sz w:val="28"/>
-          <w:szCs w:val="28"/>
-        </w:rPr>
-      </w:pPr>
-      <w:r>
-        <w:rPr>
-          <w:rFonts w:asciiTheme="majorBidi" w:hAnsiTheme="majorBidi" w:cstheme="majorBidi"/>
-          <w:b/>
-          <w:bCs/>
-          <w:sz w:val="28"/>
-          <w:szCs w:val="28"/>
-        </w:rPr>
-        <w:t>Q3: Is accuracy/RMSE alone sufficient?</w:t>
-      </w:r>
-    </w:p>
-    <w:p>
-      <w:pPr>
-        <w:rPr>
-          <w:rFonts w:asciiTheme="majorBidi" w:hAnsiTheme="majorBidi" w:cstheme="majorBidi"/>
-          <w:sz w:val="28"/>
-          <w:szCs w:val="28"/>
-        </w:rPr>
-      </w:pPr>
-      <w:r>
-        <w:rPr>
-          <w:rFonts w:asciiTheme="majorBidi" w:hAnsiTheme="majorBidi" w:cstheme="majorBidi"/>
-          <w:b/>
-          <w:bCs/>
-          <w:sz w:val="28"/>
-          <w:szCs w:val="28"/>
-        </w:rPr>
-        <w:t>NO.</w:t>
-      </w:r>
-      <w:r>
-        <w:rPr>
-          <w:rFonts w:asciiTheme="majorBidi" w:hAnsiTheme="majorBidi" w:cstheme="majorBidi"/>
-          <w:sz w:val="28"/>
-          <w:szCs w:val="28"/>
-        </w:rPr>
-        <w:t xml:space="preserve"> Table 3 exposes critical failure: 71.5% accuracy masks catastrophic recall (33%). Evidence:</w:t>
-      </w:r>
-    </w:p>
-    <w:p>
-      <w:pPr>
-        <w:numPr>
-          <w:ilvl w:val="0"/>
-          <w:numId w:val="24"/>
-        </w:numPr>
-        <w:rPr>
-          <w:rFonts w:asciiTheme="majorBidi" w:hAnsiTheme="majorBidi" w:cstheme="majorBidi"/>
-          <w:sz w:val="28"/>
-          <w:szCs w:val="28"/>
-        </w:rPr>
-      </w:pPr>
-      <w:r>
-        <w:rPr>
-          <w:rFonts w:asciiTheme="majorBidi" w:hAnsiTheme="majorBidi" w:cstheme="majorBidi"/>
-          <w:b/>
-          <w:bCs/>
-          <w:sz w:val="28"/>
-          <w:szCs w:val="28"/>
-        </w:rPr>
-        <w:t>Naive Baseline:</w:t>
-      </w:r>
-      <w:r>
-        <w:rPr>
-          <w:rFonts w:asciiTheme="majorBidi" w:hAnsiTheme="majorBidi" w:cstheme="majorBidi"/>
-          <w:sz w:val="28"/>
-          <w:szCs w:val="28"/>
-        </w:rPr>
-        <w:t xml:space="preserve"> Predicting all students "safe" achieves 143/200 = 71.5% accuracy</w:t>
-      </w:r>
-      <w:r>
-        <w:rPr>
-          <w:rFonts w:asciiTheme="majorBidi" w:hAnsiTheme="majorBidi" w:cstheme="majorBidi"/>
-          <w:sz w:val="28"/>
-          <w:szCs w:val="28"/>
-        </w:rPr>
-        <w:t xml:space="preserve"> </w:t>
-      </w:r>
-      <w:r>
-        <w:rPr>
-          <w:rFonts w:asciiTheme="majorBidi" w:hAnsiTheme="majorBidi" w:cstheme="majorBidi"/>
-          <w:sz w:val="28"/>
-          <w:szCs w:val="28"/>
-        </w:rPr>
-        <w:t>identical to our model!</w:t>
-      </w:r>
-    </w:p>
-    <w:p>
-      <w:pPr>
-        <w:numPr>
-          <w:ilvl w:val="0"/>
-          <w:numId w:val="24"/>
-        </w:numPr>
-        <w:rPr>
-          <w:rFonts w:asciiTheme="majorBidi" w:hAnsiTheme="majorBidi" w:cstheme="majorBidi"/>
-          <w:sz w:val="28"/>
-          <w:szCs w:val="28"/>
-        </w:rPr>
-      </w:pPr>
-      <w:r>
-        <w:rPr>
-          <w:rFonts w:asciiTheme="majorBidi" w:hAnsiTheme="majorBidi" w:cstheme="majorBidi"/>
-          <w:b/>
-          <w:bCs/>
-          <w:sz w:val="28"/>
-          <w:szCs w:val="28"/>
-        </w:rPr>
-        <w:t>Class Imbalance:</w:t>
-      </w:r>
-      <w:r>
-        <w:rPr>
-          <w:rFonts w:asciiTheme="majorBidi" w:hAnsiTheme="majorBidi" w:cstheme="majorBidi"/>
-          <w:sz w:val="28"/>
-          <w:szCs w:val="28"/>
-        </w:rPr>
-        <w:t xml:space="preserve"> 71.5% not</w:t>
-      </w:r>
-      <w:r>
-        <w:rPr>
-          <w:rFonts w:asciiTheme="majorBidi" w:hAnsiTheme="majorBidi" w:cstheme="majorBidi"/>
-          <w:sz w:val="28"/>
-          <w:szCs w:val="28"/>
-        </w:rPr>
-        <w:t xml:space="preserve"> </w:t>
-      </w:r>
-      <w:r>
-        <w:rPr>
-          <w:rFonts w:asciiTheme="majorBidi" w:hAnsiTheme="majorBidi" w:cstheme="majorBidi"/>
-          <w:sz w:val="28"/>
-          <w:szCs w:val="28"/>
-        </w:rPr>
-        <w:t>at</w:t>
-      </w:r>
-      <w:r>
-        <w:rPr>
-          <w:rFonts w:asciiTheme="majorBidi" w:hAnsiTheme="majorBidi" w:cstheme="majorBidi"/>
-          <w:sz w:val="28"/>
-          <w:szCs w:val="28"/>
-        </w:rPr>
-        <w:t xml:space="preserve"> </w:t>
-      </w:r>
-      <w:r>
-        <w:rPr>
-          <w:rFonts w:asciiTheme="majorBidi" w:hAnsiTheme="majorBidi" w:cstheme="majorBidi"/>
-          <w:sz w:val="28"/>
-          <w:szCs w:val="28"/>
-        </w:rPr>
-        <w:t>risk (Figure 2 pie chart) inflates accuracy</w:t>
-      </w:r>
-    </w:p>
-    <w:p>
-      <w:pPr>
-        <w:numPr>
-          <w:ilvl w:val="0"/>
-          <w:numId w:val="24"/>
-        </w:numPr>
-        <w:rPr>
-          <w:rFonts w:asciiTheme="majorBidi" w:hAnsiTheme="majorBidi" w:cstheme="majorBidi"/>
-          <w:sz w:val="28"/>
-          <w:szCs w:val="28"/>
-        </w:rPr>
-      </w:pPr>
-      <w:r>
-        <w:rPr>
-          <w:rFonts w:asciiTheme="majorBidi" w:hAnsiTheme="majorBidi" w:cstheme="majorBidi"/>
-          <w:b/>
-          <w:bCs/>
-          <w:sz w:val="28"/>
-          <w:szCs w:val="28"/>
-        </w:rPr>
-        <w:t>Missed Students:</w:t>
-      </w:r>
-      <w:r>
-        <w:rPr>
-          <w:rFonts w:asciiTheme="majorBidi" w:hAnsiTheme="majorBidi" w:cstheme="majorBidi"/>
-          <w:sz w:val="28"/>
-          <w:szCs w:val="28"/>
-        </w:rPr>
-        <w:t xml:space="preserve"> 38/57 at</w:t>
-      </w:r>
-      <w:r>
-        <w:rPr>
-          <w:rFonts w:asciiTheme="majorBidi" w:hAnsiTheme="majorBidi" w:cstheme="majorBidi"/>
-          <w:sz w:val="28"/>
-          <w:szCs w:val="28"/>
-        </w:rPr>
-        <w:t xml:space="preserve"> </w:t>
-      </w:r>
-      <w:r>
-        <w:rPr>
-          <w:rFonts w:asciiTheme="majorBidi" w:hAnsiTheme="majorBidi" w:cstheme="majorBidi"/>
-          <w:sz w:val="28"/>
-          <w:szCs w:val="28"/>
-        </w:rPr>
-        <w:t>risk students undetected (67% failure rate)</w:t>
-      </w:r>
-    </w:p>
-    <w:p>
-      <w:pPr>
-        <w:numPr>
-          <w:ilvl w:val="0"/>
-          <w:numId w:val="24"/>
-        </w:numPr>
-        <w:rPr>
-          <w:rFonts w:asciiTheme="majorBidi" w:hAnsiTheme="majorBidi" w:cstheme="majorBidi"/>
-          <w:sz w:val="28"/>
-          <w:szCs w:val="28"/>
-        </w:rPr>
-      </w:pPr>
-      <w:r>
-        <w:rPr>
-          <w:rFonts w:asciiTheme="majorBidi" w:hAnsiTheme="majorBidi" w:cstheme="majorBidi"/>
-          <w:b/>
-          <w:bCs/>
-          <w:sz w:val="28"/>
-          <w:szCs w:val="28"/>
-        </w:rPr>
-        <w:t>Real Impact:</w:t>
-      </w:r>
-      <w:r>
-        <w:rPr>
-          <w:rFonts w:asciiTheme="majorBidi" w:hAnsiTheme="majorBidi" w:cstheme="majorBidi"/>
-          <w:sz w:val="28"/>
-          <w:szCs w:val="28"/>
-        </w:rPr>
-        <w:t xml:space="preserve"> 38 students denied life</w:t>
-      </w:r>
-      <w:r>
-        <w:rPr>
-          <w:rFonts w:asciiTheme="majorBidi" w:hAnsiTheme="majorBidi" w:cstheme="majorBidi"/>
-          <w:sz w:val="28"/>
-          <w:szCs w:val="28"/>
-        </w:rPr>
-        <w:t xml:space="preserve"> </w:t>
-      </w:r>
-      <w:r>
-        <w:rPr>
-          <w:rFonts w:asciiTheme="majorBidi" w:hAnsiTheme="majorBidi" w:cstheme="majorBidi"/>
-          <w:sz w:val="28"/>
-          <w:szCs w:val="28"/>
-        </w:rPr>
-        <w:t>changing interventions</w:t>
-      </w:r>
-    </w:p>
-    <w:p>
-      <w:pPr>
-        <w:rPr>
-          <w:rFonts w:asciiTheme="majorBidi" w:hAnsiTheme="majorBidi" w:cstheme="majorBidi"/>
-          <w:sz w:val="28"/>
-          <w:szCs w:val="28"/>
-        </w:rPr>
-      </w:pPr>
-      <w:r>
-        <w:rPr>
-          <w:rFonts w:asciiTheme="majorBidi" w:hAnsiTheme="majorBidi" w:cstheme="majorBidi"/>
-          <w:b/>
-          <w:bCs/>
-          <w:noProof/>
-          <w:sz w:val="28"/>
-          <w:szCs w:val="28"/>
-        </w:rPr>
-        <w:drawing>
-          <wp:inline distT="0" distB="0" distL="0" distR="0" wp14:anchorId="325364B0" wp14:editId="31828850">
-            <wp:extent cx="6852285" cy="2980690"/>
-            <wp:effectExtent l="19050" t="19050" r="24765" b="10160"/>
-            <wp:docPr id="126347907" name="Picture 33"/>
-            <wp:cNvGraphicFramePr>
-              <a:graphicFrameLocks xmlns:a="http://schemas.openxmlformats.org/drawingml/2006/main" noChangeAspect="1"/>
-            </wp:cNvGraphicFramePr>
-            <a:graphic xmlns:a="http://schemas.openxmlformats.org/drawingml/2006/main">
-              <a:graphicData uri="http://schemas.openxmlformats.org/drawingml/2006/picture">
-                <pic:pic xmlns:pic="http://schemas.openxmlformats.org/drawingml/2006/picture">
-                  <pic:nvPicPr>
-                    <pic:cNvPr id="0" name="Picture 768"/>
-                    <pic:cNvPicPr>
-                      <a:picLocks noChangeAspect="1" noChangeArrowheads="1"/>
-                    </pic:cNvPicPr>
-                  </pic:nvPicPr>
-                  <pic:blipFill>
-                    <a:blip r:embed="rId14" cstate="print">
-                      <a:extLst>
-                        <a:ext uri="{28A0092B-C50C-407E-A947-70E740481C1C}">
-                          <a14:useLocalDpi xmlns:a14="http://schemas.microsoft.com/office/drawing/2010/main" val="0"/>
-                        </a:ext>
-                      </a:extLst>
-                    </a:blip>
-                    <a:srcRect/>
-                    <a:stretch>
-                      <a:fillRect/>
-                    </a:stretch>
-                  </pic:blipFill>
-                  <pic:spPr bwMode="auto">
-                    <a:xfrm>
-                      <a:off x="0" y="0"/>
-                      <a:ext cx="6852285" cy="2980690"/>
-                    </a:xfrm>
-                    <a:prstGeom prst="rect">
-                      <a:avLst/>
-                    </a:prstGeom>
-                    <a:noFill/>
-                    <a:ln w="12700">
-                      <a:solidFill>
-                        <a:schemeClr val="tx1"/>
-                      </a:solidFill>
-                    </a:ln>
-                  </pic:spPr>
-                </pic:pic>
-              </a:graphicData>
-            </a:graphic>
-          </wp:inline>
-        </w:drawing>
-      </w:r>
-    </w:p>
-    <w:p>
-      <w:pPr>
-        <w:rPr>
-          <w:rFonts w:asciiTheme="majorBidi" w:hAnsiTheme="majorBidi" w:cstheme="majorBidi"/>
-          <w:b/>
-          <w:bCs/>
-          <w:sz w:val="28"/>
-          <w:szCs w:val="28"/>
-        </w:rPr>
-      </w:pPr>
-      <w:r>
-        <w:rPr>
-          <w:rFonts w:asciiTheme="majorBidi" w:hAnsiTheme="majorBidi" w:cstheme="majorBidi"/>
-          <w:sz w:val="28"/>
-          <w:szCs w:val="28"/>
-        </w:rPr>
-        <w:t xml:space="preserve">Figure 7 confusion matrix visually confirms disproportionate FN quadrant. Figure 8 ROC-AUC=0.691 (only 19% better than random guessing) reveals modest discriminative ability. </w:t>
-      </w:r>
-      <w:r>
-        <w:rPr>
-          <w:rFonts w:asciiTheme="majorBidi" w:hAnsiTheme="majorBidi" w:cstheme="majorBidi"/>
-          <w:b/>
-          <w:bCs/>
-          <w:sz w:val="28"/>
-          <w:szCs w:val="28"/>
-        </w:rPr>
-        <w:t>For imbalanced datasets, comprehensive metrics (precision, recall, F1, ROC-AUC) are mandatory.</w:t>
-      </w:r>
-    </w:p>
-    <w:p>
-      <w:pPr>
-        <w:rPr>
-          <w:rFonts w:asciiTheme="majorBidi" w:hAnsiTheme="majorBidi" w:cstheme="majorBidi"/>
-          <w:b/>
-          <w:bCs/>
-          <w:sz w:val="28"/>
-          <w:szCs w:val="28"/>
-        </w:rPr>
-      </w:pPr>
-      <w:r>
-        <w:rPr>
-          <w:rFonts w:asciiTheme="majorBidi" w:hAnsiTheme="majorBidi" w:cstheme="majorBidi"/>
-          <w:sz w:val="28"/>
-          <w:szCs w:val="28"/>
-        </w:rPr>
-        <w:lastRenderedPageBreak/>
-        <w:pict w14:anchorId="02CF75DF">
-          <v:rect id="_x0000_i1799" style="width:468pt;height:1.5pt" o:hralign="center" o:hrstd="t" o:hr="t" fillcolor="#a0a0a0" stroked="f"/>
-        </w:pict>
-      </w:r>
-    </w:p>
-    <w:p>
-      <w:pPr>
-        <w:rPr>
-          <w:rFonts w:asciiTheme="majorBidi" w:hAnsiTheme="majorBidi" w:cstheme="majorBidi"/>
-          <w:sz w:val="28"/>
-          <w:szCs w:val="28"/>
-        </w:rPr>
-      </w:pPr>
-    </w:p>
-    <w:p>
-      <w:pPr>
-        <w:rPr>
-          <w:rFonts w:asciiTheme="majorBidi" w:hAnsiTheme="majorBidi" w:cstheme="majorBidi"/>
-          <w:sz w:val="28"/>
-          <w:szCs w:val="28"/>
-        </w:rPr>
-      </w:pPr>
-      <w:bookmarkStart w:id="10" w:name="q3-is-accuracyrmse-alone-sufficient"/>
-      <w:bookmarkEnd w:id="10"/>
-      <w:r>
-        <w:rPr>
-          <w:rFonts w:asciiTheme="majorBidi" w:hAnsiTheme="majorBidi" w:cstheme="majorBidi"/>
-          <w:b/>
-          <w:bCs/>
-          <w:sz w:val="28"/>
-          <w:szCs w:val="28"/>
-        </w:rPr>
-        <w:t>Q4: Two misclassified cases analysis</w:t>
-      </w:r>
-    </w:p>
-    <w:p>
-      <w:pPr>
-        <w:jc w:val="center"/>
-        <w:rPr>
-          <w:rFonts w:asciiTheme="majorBidi" w:hAnsiTheme="majorBidi" w:cstheme="majorBidi"/>
-          <w:sz w:val="28"/>
-          <w:szCs w:val="28"/>
-        </w:rPr>
-      </w:pPr>
-      <w:r>
-        <w:rPr>
-          <w:rFonts w:asciiTheme="majorBidi" w:hAnsiTheme="majorBidi" w:cstheme="majorBidi"/>
-          <w:noProof/>
-          <w:sz w:val="28"/>
-          <w:szCs w:val="28"/>
-        </w:rPr>
-        <w:drawing>
-          <wp:inline distT="0" distB="0" distL="0" distR="0" wp14:anchorId="79055F9B" wp14:editId="1628AD06">
-            <wp:extent cx="6852285" cy="2541270"/>
-            <wp:effectExtent l="19050" t="19050" r="24765" b="11430"/>
-            <wp:docPr id="964194838" name="Picture 34"/>
-            <wp:cNvGraphicFramePr>
-              <a:graphicFrameLocks xmlns:a="http://schemas.openxmlformats.org/drawingml/2006/main" noChangeAspect="1"/>
-            </wp:cNvGraphicFramePr>
-            <a:graphic xmlns:a="http://schemas.openxmlformats.org/drawingml/2006/main">
-              <a:graphicData uri="http://schemas.openxmlformats.org/drawingml/2006/picture">
-                <pic:pic xmlns:pic="http://schemas.openxmlformats.org/drawingml/2006/picture">
-                  <pic:nvPicPr>
-                    <pic:cNvPr id="0" name="Picture 769"/>
                     <pic:cNvPicPr>
                       <a:picLocks noChangeAspect="1" noChangeArrowheads="1"/>
                     </pic:cNvPicPr>
@@ -5810,7 +4803,7 @@
           <w:sz w:val="22"/>
           <w:szCs w:val="22"/>
         </w:rPr>
-        <w:t>Figure 10:</w:t>
+        <w:t>Figure 8:</w:t>
       </w:r>
       <w:r>
         <w:rPr>
@@ -5820,7 +4813,7 @@
           <w:sz w:val="22"/>
           <w:szCs w:val="22"/>
         </w:rPr>
-        <w:t xml:space="preserve"> Large residuals identify misclassified cases far from zero line.</w:t>
+        <w:t xml:space="preserve"> ROC-AUC=0.691 demonstrating modest discriminative ability.</w:t>
       </w:r>
     </w:p>
     <w:p>
@@ -5834,21 +4827,45 @@
       <w:r>
         <w:rPr>
           <w:rFonts w:asciiTheme="majorBidi" w:hAnsiTheme="majorBidi" w:cstheme="majorBidi"/>
+          <w:sz w:val="28"/>
+          <w:szCs w:val="28"/>
+        </w:rPr>
+        <w:pict w14:anchorId="338D4EE3">
+          <v:rect id="_x0000_i1723" style="width:468pt;height:1.5pt" o:hralign="center" o:hrstd="t" o:hr="t" fillcolor="#a0a0a0" stroked="f"/>
+        </w:pict>
+      </w:r>
+    </w:p>
+    <w:p>
+      <w:pPr>
+        <w:rPr>
+          <w:rFonts w:asciiTheme="majorBidi" w:hAnsiTheme="majorBidi" w:cstheme="majorBidi"/>
+          <w:sz w:val="28"/>
+          <w:szCs w:val="28"/>
+        </w:rPr>
+      </w:pPr>
+      <w:bookmarkStart w:id="7" w:name="logistic-regression-performance"/>
+      <w:bookmarkEnd w:id="5"/>
+      <w:bookmarkEnd w:id="7"/>
+      <w:r>
+        <w:rPr>
+          <w:rFonts w:asciiTheme="majorBidi" w:hAnsiTheme="majorBidi" w:cstheme="majorBidi"/>
           <w:b/>
           <w:bCs/>
           <w:sz w:val="28"/>
           <w:szCs w:val="28"/>
         </w:rPr>
-        <w:t>Case 1 (False Negative): At-Risk Student Predicted Safe</w:t>
-      </w:r>
-      <w:r>
-        <w:rPr>
-          <w:rFonts w:asciiTheme="majorBidi" w:hAnsiTheme="majorBidi" w:cstheme="majorBidi"/>
-          <w:sz w:val="28"/>
-          <w:szCs w:val="28"/>
-        </w:rPr>
-        <w:t> Score=58.3 (at-risk) predicted safe. Profile: female, free lunch, no test prep, some college parents. Math=55, Reading=62, Writing=58. </w:t>
-      </w:r>
+        <w:t>4. DISCUSSION: ASSIGNMENT QUESTIONS</w:t>
+      </w:r>
+    </w:p>
+    <w:p>
+      <w:pPr>
+        <w:rPr>
+          <w:rFonts w:asciiTheme="majorBidi" w:hAnsiTheme="majorBidi" w:cstheme="majorBidi"/>
+          <w:sz w:val="28"/>
+          <w:szCs w:val="28"/>
+        </w:rPr>
+      </w:pPr>
+      <w:bookmarkStart w:id="8" w:name="X5e8622a52a0750fc6ec335c3fcf965c15cb3ef7"/>
       <w:r>
         <w:rPr>
           <w:rFonts w:asciiTheme="majorBidi" w:hAnsiTheme="majorBidi" w:cstheme="majorBidi"/>
@@ -5857,63 +4874,7 @@
           <w:sz w:val="28"/>
           <w:szCs w:val="28"/>
         </w:rPr>
-        <w:t>Failure reason:</w:t>
-      </w:r>
-      <w:r>
-        <w:rPr>
-          <w:rFonts w:asciiTheme="majorBidi" w:hAnsiTheme="majorBidi" w:cstheme="majorBidi"/>
-          <w:sz w:val="28"/>
-          <w:szCs w:val="28"/>
-        </w:rPr>
-        <w:t> Borderline score (1.7 points below threshold) with conflicting signals</w:t>
-      </w:r>
-      <w:r>
-        <w:rPr>
-          <w:rFonts w:asciiTheme="majorBidi" w:hAnsiTheme="majorBidi" w:cstheme="majorBidi"/>
-          <w:sz w:val="28"/>
-          <w:szCs w:val="28"/>
-        </w:rPr>
-        <w:t xml:space="preserve"> </w:t>
-      </w:r>
-      <w:r>
-        <w:rPr>
-          <w:rFonts w:asciiTheme="majorBidi" w:hAnsiTheme="majorBidi" w:cstheme="majorBidi"/>
-          <w:sz w:val="28"/>
-          <w:szCs w:val="28"/>
-        </w:rPr>
-        <w:t>free lunch (negative) versus college</w:t>
-      </w:r>
-      <w:r>
-        <w:rPr>
-          <w:rFonts w:asciiTheme="majorBidi" w:hAnsiTheme="majorBidi" w:cstheme="majorBidi"/>
-          <w:sz w:val="28"/>
-          <w:szCs w:val="28"/>
-        </w:rPr>
-        <w:t xml:space="preserve"> </w:t>
-      </w:r>
-      <w:r>
-        <w:rPr>
-          <w:rFonts w:asciiTheme="majorBidi" w:hAnsiTheme="majorBidi" w:cstheme="majorBidi"/>
-          <w:sz w:val="28"/>
-          <w:szCs w:val="28"/>
-        </w:rPr>
-        <w:t>educated parents (positive). Model weighted positive features too heavily, missing this high</w:t>
-      </w:r>
-      <w:r>
-        <w:rPr>
-          <w:rFonts w:asciiTheme="majorBidi" w:hAnsiTheme="majorBidi" w:cstheme="majorBidi"/>
-          <w:sz w:val="28"/>
-          <w:szCs w:val="28"/>
-        </w:rPr>
-        <w:t xml:space="preserve"> </w:t>
-      </w:r>
-      <w:r>
-        <w:rPr>
-          <w:rFonts w:asciiTheme="majorBidi" w:hAnsiTheme="majorBidi" w:cstheme="majorBidi"/>
-          <w:sz w:val="28"/>
-          <w:szCs w:val="28"/>
-        </w:rPr>
-        <w:t>uncertainty case.</w:t>
+        <w:t>Q1: Which features most influence student performance?</w:t>
       </w:r>
     </w:p>
     <w:p>
@@ -5932,434 +4893,553 @@
           <w:sz w:val="28"/>
           <w:szCs w:val="28"/>
         </w:rPr>
-        <w:t>Case 2 (False Negative): At-Risk Student Predicted Safe</w:t>
-      </w:r>
-      <w:r>
-        <w:rPr>
-          <w:rFonts w:asciiTheme="majorBidi" w:hAnsiTheme="majorBidi" w:cstheme="majorBidi"/>
-          <w:sz w:val="28"/>
-          <w:szCs w:val="28"/>
-        </w:rPr>
-        <w:br/>
-        <w:t>Score=57.7 (at-risk) predicted safe. Scores: Math=47, Reading=59, Writing=67. </w:t>
-      </w:r>
+        <w:t>Top 3 Features (from coefficients):</w:t>
+      </w:r>
+    </w:p>
+    <w:tbl>
+      <w:tblPr>
+        <w:tblW w:w="0" w:type="auto"/>
+        <w:tblInd w:w="1673" w:type="dxa"/>
+        <w:tblLook w:val="0020" w:firstRow="1" w:lastRow="0" w:firstColumn="0" w:lastColumn="0" w:noHBand="0" w:noVBand="0"/>
+      </w:tblPr>
+      <w:tblGrid>
+        <w:gridCol w:w="870"/>
+        <w:gridCol w:w="2040"/>
+        <w:gridCol w:w="1523"/>
+        <w:gridCol w:w="3008"/>
+      </w:tblGrid>
+      <w:tr>
+        <w:trPr>
+          <w:tblHeader/>
+        </w:trPr>
+        <w:tc>
+          <w:tcPr>
+            <w:tcW w:w="0" w:type="auto"/>
+            <w:tcBorders>
+              <w:top w:val="single" w:sz="4" w:space="0" w:color="auto"/>
+              <w:left w:val="single" w:sz="4" w:space="0" w:color="auto"/>
+              <w:right w:val="single" w:sz="4" w:space="0" w:color="auto"/>
+            </w:tcBorders>
+            <w:hideMark/>
+          </w:tcPr>
+          <w:p>
+            <w:pPr>
+              <w:rPr>
+                <w:rFonts w:asciiTheme="majorBidi" w:hAnsiTheme="majorBidi" w:cstheme="majorBidi"/>
+                <w:b/>
+                <w:bCs/>
+                <w:sz w:val="28"/>
+                <w:szCs w:val="28"/>
+              </w:rPr>
+            </w:pPr>
+            <w:r>
+              <w:rPr>
+                <w:rFonts w:asciiTheme="majorBidi" w:hAnsiTheme="majorBidi" w:cstheme="majorBidi"/>
+                <w:b/>
+                <w:bCs/>
+                <w:sz w:val="28"/>
+                <w:szCs w:val="28"/>
+              </w:rPr>
+              <w:t>Rank</w:t>
+            </w:r>
+          </w:p>
+        </w:tc>
+        <w:tc>
+          <w:tcPr>
+            <w:tcW w:w="0" w:type="auto"/>
+            <w:tcBorders>
+              <w:top w:val="single" w:sz="4" w:space="0" w:color="auto"/>
+              <w:left w:val="single" w:sz="4" w:space="0" w:color="auto"/>
+              <w:right w:val="single" w:sz="4" w:space="0" w:color="auto"/>
+            </w:tcBorders>
+            <w:hideMark/>
+          </w:tcPr>
+          <w:p>
+            <w:pPr>
+              <w:rPr>
+                <w:rFonts w:asciiTheme="majorBidi" w:hAnsiTheme="majorBidi" w:cstheme="majorBidi"/>
+                <w:b/>
+                <w:bCs/>
+                <w:sz w:val="28"/>
+                <w:szCs w:val="28"/>
+              </w:rPr>
+            </w:pPr>
+            <w:r>
+              <w:rPr>
+                <w:rFonts w:asciiTheme="majorBidi" w:hAnsiTheme="majorBidi" w:cstheme="majorBidi"/>
+                <w:b/>
+                <w:bCs/>
+                <w:sz w:val="28"/>
+                <w:szCs w:val="28"/>
+              </w:rPr>
+              <w:t>Feature</w:t>
+            </w:r>
+          </w:p>
+        </w:tc>
+        <w:tc>
+          <w:tcPr>
+            <w:tcW w:w="0" w:type="auto"/>
+            <w:tcBorders>
+              <w:top w:val="single" w:sz="4" w:space="0" w:color="auto"/>
+              <w:left w:val="single" w:sz="4" w:space="0" w:color="auto"/>
+              <w:right w:val="single" w:sz="4" w:space="0" w:color="auto"/>
+            </w:tcBorders>
+            <w:hideMark/>
+          </w:tcPr>
+          <w:p>
+            <w:pPr>
+              <w:rPr>
+                <w:rFonts w:asciiTheme="majorBidi" w:hAnsiTheme="majorBidi" w:cstheme="majorBidi"/>
+                <w:b/>
+                <w:bCs/>
+                <w:sz w:val="28"/>
+                <w:szCs w:val="28"/>
+              </w:rPr>
+            </w:pPr>
+            <w:r>
+              <w:rPr>
+                <w:rFonts w:asciiTheme="majorBidi" w:hAnsiTheme="majorBidi" w:cstheme="majorBidi"/>
+                <w:b/>
+                <w:bCs/>
+                <w:sz w:val="28"/>
+                <w:szCs w:val="28"/>
+              </w:rPr>
+              <w:t>Coefficient</w:t>
+            </w:r>
+          </w:p>
+        </w:tc>
+        <w:tc>
+          <w:tcPr>
+            <w:tcW w:w="0" w:type="auto"/>
+            <w:tcBorders>
+              <w:top w:val="single" w:sz="4" w:space="0" w:color="auto"/>
+              <w:left w:val="single" w:sz="4" w:space="0" w:color="auto"/>
+              <w:right w:val="single" w:sz="4" w:space="0" w:color="auto"/>
+            </w:tcBorders>
+            <w:hideMark/>
+          </w:tcPr>
+          <w:p>
+            <w:pPr>
+              <w:rPr>
+                <w:rFonts w:asciiTheme="majorBidi" w:hAnsiTheme="majorBidi" w:cstheme="majorBidi"/>
+                <w:b/>
+                <w:bCs/>
+                <w:sz w:val="28"/>
+                <w:szCs w:val="28"/>
+              </w:rPr>
+            </w:pPr>
+            <w:r>
+              <w:rPr>
+                <w:rFonts w:asciiTheme="majorBidi" w:hAnsiTheme="majorBidi" w:cstheme="majorBidi"/>
+                <w:b/>
+                <w:bCs/>
+                <w:sz w:val="28"/>
+                <w:szCs w:val="28"/>
+              </w:rPr>
+              <w:t>Impact</w:t>
+            </w:r>
+          </w:p>
+        </w:tc>
+      </w:tr>
+      <w:tr>
+        <w:tc>
+          <w:tcPr>
+            <w:tcW w:w="0" w:type="auto"/>
+            <w:tcBorders>
+              <w:top w:val="single" w:sz="4" w:space="0" w:color="auto"/>
+              <w:left w:val="single" w:sz="4" w:space="0" w:color="auto"/>
+              <w:bottom w:val="single" w:sz="4" w:space="0" w:color="auto"/>
+              <w:right w:val="single" w:sz="4" w:space="0" w:color="auto"/>
+            </w:tcBorders>
+            <w:hideMark/>
+          </w:tcPr>
+          <w:p>
+            <w:pPr>
+              <w:rPr>
+                <w:rFonts w:asciiTheme="majorBidi" w:hAnsiTheme="majorBidi" w:cstheme="majorBidi"/>
+                <w:b/>
+                <w:bCs/>
+                <w:sz w:val="28"/>
+                <w:szCs w:val="28"/>
+              </w:rPr>
+            </w:pPr>
+            <w:r>
+              <w:rPr>
+                <w:rFonts w:asciiTheme="majorBidi" w:hAnsiTheme="majorBidi" w:cstheme="majorBidi"/>
+                <w:b/>
+                <w:bCs/>
+                <w:sz w:val="28"/>
+                <w:szCs w:val="28"/>
+              </w:rPr>
+              <w:t>1</w:t>
+            </w:r>
+          </w:p>
+        </w:tc>
+        <w:tc>
+          <w:tcPr>
+            <w:tcW w:w="0" w:type="auto"/>
+            <w:tcBorders>
+              <w:top w:val="single" w:sz="4" w:space="0" w:color="auto"/>
+              <w:left w:val="single" w:sz="4" w:space="0" w:color="auto"/>
+              <w:bottom w:val="single" w:sz="4" w:space="0" w:color="auto"/>
+              <w:right w:val="single" w:sz="4" w:space="0" w:color="auto"/>
+            </w:tcBorders>
+            <w:hideMark/>
+          </w:tcPr>
+          <w:p>
+            <w:pPr>
+              <w:rPr>
+                <w:rFonts w:asciiTheme="majorBidi" w:hAnsiTheme="majorBidi" w:cstheme="majorBidi"/>
+                <w:sz w:val="28"/>
+                <w:szCs w:val="28"/>
+              </w:rPr>
+            </w:pPr>
+            <w:r>
+              <w:rPr>
+                <w:rFonts w:asciiTheme="majorBidi" w:hAnsiTheme="majorBidi" w:cstheme="majorBidi"/>
+                <w:sz w:val="28"/>
+                <w:szCs w:val="28"/>
+              </w:rPr>
+              <w:t>Test Preparation</w:t>
+            </w:r>
+          </w:p>
+        </w:tc>
+        <w:tc>
+          <w:tcPr>
+            <w:tcW w:w="0" w:type="auto"/>
+            <w:tcBorders>
+              <w:top w:val="single" w:sz="4" w:space="0" w:color="auto"/>
+              <w:left w:val="single" w:sz="4" w:space="0" w:color="auto"/>
+              <w:bottom w:val="single" w:sz="4" w:space="0" w:color="auto"/>
+              <w:right w:val="single" w:sz="4" w:space="0" w:color="auto"/>
+            </w:tcBorders>
+            <w:hideMark/>
+          </w:tcPr>
+          <w:p>
+            <w:pPr>
+              <w:rPr>
+                <w:rFonts w:asciiTheme="majorBidi" w:hAnsiTheme="majorBidi" w:cstheme="majorBidi"/>
+                <w:sz w:val="28"/>
+                <w:szCs w:val="28"/>
+              </w:rPr>
+            </w:pPr>
+            <w:r>
+              <w:rPr>
+                <w:rFonts w:asciiTheme="majorBidi" w:hAnsiTheme="majorBidi" w:cstheme="majorBidi"/>
+                <w:sz w:val="28"/>
+                <w:szCs w:val="28"/>
+              </w:rPr>
+              <w:t>-3.66</w:t>
+            </w:r>
+          </w:p>
+        </w:tc>
+        <w:tc>
+          <w:tcPr>
+            <w:tcW w:w="0" w:type="auto"/>
+            <w:tcBorders>
+              <w:top w:val="single" w:sz="4" w:space="0" w:color="auto"/>
+              <w:left w:val="single" w:sz="4" w:space="0" w:color="auto"/>
+              <w:bottom w:val="single" w:sz="4" w:space="0" w:color="auto"/>
+              <w:right w:val="single" w:sz="4" w:space="0" w:color="auto"/>
+            </w:tcBorders>
+            <w:hideMark/>
+          </w:tcPr>
+          <w:p>
+            <w:pPr>
+              <w:rPr>
+                <w:rFonts w:asciiTheme="majorBidi" w:hAnsiTheme="majorBidi" w:cstheme="majorBidi"/>
+                <w:sz w:val="28"/>
+                <w:szCs w:val="28"/>
+              </w:rPr>
+            </w:pPr>
+            <w:r>
+              <w:rPr>
+                <w:rFonts w:asciiTheme="majorBidi" w:hAnsiTheme="majorBidi" w:cstheme="majorBidi"/>
+                <w:sz w:val="28"/>
+                <w:szCs w:val="28"/>
+              </w:rPr>
+              <w:t>Strongest predictor</w:t>
+            </w:r>
+          </w:p>
+        </w:tc>
+      </w:tr>
+      <w:tr>
+        <w:tc>
+          <w:tcPr>
+            <w:tcW w:w="0" w:type="auto"/>
+            <w:tcBorders>
+              <w:top w:val="single" w:sz="4" w:space="0" w:color="auto"/>
+              <w:left w:val="single" w:sz="4" w:space="0" w:color="auto"/>
+              <w:bottom w:val="single" w:sz="4" w:space="0" w:color="auto"/>
+              <w:right w:val="single" w:sz="4" w:space="0" w:color="auto"/>
+            </w:tcBorders>
+            <w:hideMark/>
+          </w:tcPr>
+          <w:p>
+            <w:pPr>
+              <w:rPr>
+                <w:rFonts w:asciiTheme="majorBidi" w:hAnsiTheme="majorBidi" w:cstheme="majorBidi"/>
+                <w:b/>
+                <w:bCs/>
+                <w:sz w:val="28"/>
+                <w:szCs w:val="28"/>
+              </w:rPr>
+            </w:pPr>
+            <w:r>
+              <w:rPr>
+                <w:rFonts w:asciiTheme="majorBidi" w:hAnsiTheme="majorBidi" w:cstheme="majorBidi"/>
+                <w:b/>
+                <w:bCs/>
+                <w:sz w:val="28"/>
+                <w:szCs w:val="28"/>
+              </w:rPr>
+              <w:t>2</w:t>
+            </w:r>
+          </w:p>
+        </w:tc>
+        <w:tc>
+          <w:tcPr>
+            <w:tcW w:w="0" w:type="auto"/>
+            <w:tcBorders>
+              <w:top w:val="single" w:sz="4" w:space="0" w:color="auto"/>
+              <w:left w:val="single" w:sz="4" w:space="0" w:color="auto"/>
+              <w:bottom w:val="single" w:sz="4" w:space="0" w:color="auto"/>
+              <w:right w:val="single" w:sz="4" w:space="0" w:color="auto"/>
+            </w:tcBorders>
+            <w:hideMark/>
+          </w:tcPr>
+          <w:p>
+            <w:pPr>
+              <w:rPr>
+                <w:rFonts w:asciiTheme="majorBidi" w:hAnsiTheme="majorBidi" w:cstheme="majorBidi"/>
+                <w:sz w:val="28"/>
+                <w:szCs w:val="28"/>
+              </w:rPr>
+            </w:pPr>
+            <w:r>
+              <w:rPr>
+                <w:rFonts w:asciiTheme="majorBidi" w:hAnsiTheme="majorBidi" w:cstheme="majorBidi"/>
+                <w:sz w:val="28"/>
+                <w:szCs w:val="28"/>
+              </w:rPr>
+              <w:t>Lunch Type</w:t>
+            </w:r>
+          </w:p>
+        </w:tc>
+        <w:tc>
+          <w:tcPr>
+            <w:tcW w:w="0" w:type="auto"/>
+            <w:tcBorders>
+              <w:top w:val="single" w:sz="4" w:space="0" w:color="auto"/>
+              <w:left w:val="single" w:sz="4" w:space="0" w:color="auto"/>
+              <w:bottom w:val="single" w:sz="4" w:space="0" w:color="auto"/>
+              <w:right w:val="single" w:sz="4" w:space="0" w:color="auto"/>
+            </w:tcBorders>
+            <w:hideMark/>
+          </w:tcPr>
+          <w:p>
+            <w:pPr>
+              <w:rPr>
+                <w:rFonts w:asciiTheme="majorBidi" w:hAnsiTheme="majorBidi" w:cstheme="majorBidi"/>
+                <w:sz w:val="28"/>
+                <w:szCs w:val="28"/>
+              </w:rPr>
+            </w:pPr>
+            <w:r>
+              <w:rPr>
+                <w:rFonts w:asciiTheme="majorBidi" w:hAnsiTheme="majorBidi" w:cstheme="majorBidi"/>
+                <w:sz w:val="28"/>
+                <w:szCs w:val="28"/>
+              </w:rPr>
+              <w:t>+3.47</w:t>
+            </w:r>
+          </w:p>
+        </w:tc>
+        <w:tc>
+          <w:tcPr>
+            <w:tcW w:w="0" w:type="auto"/>
+            <w:tcBorders>
+              <w:top w:val="single" w:sz="4" w:space="0" w:color="auto"/>
+              <w:left w:val="single" w:sz="4" w:space="0" w:color="auto"/>
+              <w:bottom w:val="single" w:sz="4" w:space="0" w:color="auto"/>
+              <w:right w:val="single" w:sz="4" w:space="0" w:color="auto"/>
+            </w:tcBorders>
+            <w:hideMark/>
+          </w:tcPr>
+          <w:p>
+            <w:pPr>
+              <w:rPr>
+                <w:rFonts w:asciiTheme="majorBidi" w:hAnsiTheme="majorBidi" w:cstheme="majorBidi"/>
+                <w:sz w:val="28"/>
+                <w:szCs w:val="28"/>
+              </w:rPr>
+            </w:pPr>
+            <w:r>
+              <w:rPr>
+                <w:rFonts w:asciiTheme="majorBidi" w:hAnsiTheme="majorBidi" w:cstheme="majorBidi"/>
+                <w:sz w:val="28"/>
+                <w:szCs w:val="28"/>
+              </w:rPr>
+              <w:t>Socioeconomic indicator</w:t>
+            </w:r>
+          </w:p>
+        </w:tc>
+      </w:tr>
+      <w:tr>
+        <w:tc>
+          <w:tcPr>
+            <w:tcW w:w="0" w:type="auto"/>
+            <w:tcBorders>
+              <w:top w:val="single" w:sz="4" w:space="0" w:color="auto"/>
+              <w:left w:val="single" w:sz="4" w:space="0" w:color="auto"/>
+              <w:bottom w:val="single" w:sz="4" w:space="0" w:color="auto"/>
+              <w:right w:val="single" w:sz="4" w:space="0" w:color="auto"/>
+            </w:tcBorders>
+            <w:hideMark/>
+          </w:tcPr>
+          <w:p>
+            <w:pPr>
+              <w:rPr>
+                <w:rFonts w:asciiTheme="majorBidi" w:hAnsiTheme="majorBidi" w:cstheme="majorBidi"/>
+                <w:b/>
+                <w:bCs/>
+                <w:sz w:val="28"/>
+                <w:szCs w:val="28"/>
+              </w:rPr>
+            </w:pPr>
+            <w:r>
+              <w:rPr>
+                <w:rFonts w:asciiTheme="majorBidi" w:hAnsiTheme="majorBidi" w:cstheme="majorBidi"/>
+                <w:b/>
+                <w:bCs/>
+                <w:sz w:val="28"/>
+                <w:szCs w:val="28"/>
+              </w:rPr>
+              <w:t>3</w:t>
+            </w:r>
+          </w:p>
+        </w:tc>
+        <w:tc>
+          <w:tcPr>
+            <w:tcW w:w="0" w:type="auto"/>
+            <w:tcBorders>
+              <w:top w:val="single" w:sz="4" w:space="0" w:color="auto"/>
+              <w:left w:val="single" w:sz="4" w:space="0" w:color="auto"/>
+              <w:bottom w:val="single" w:sz="4" w:space="0" w:color="auto"/>
+              <w:right w:val="single" w:sz="4" w:space="0" w:color="auto"/>
+            </w:tcBorders>
+            <w:hideMark/>
+          </w:tcPr>
+          <w:p>
+            <w:pPr>
+              <w:rPr>
+                <w:rFonts w:asciiTheme="majorBidi" w:hAnsiTheme="majorBidi" w:cstheme="majorBidi"/>
+                <w:sz w:val="28"/>
+                <w:szCs w:val="28"/>
+              </w:rPr>
+            </w:pPr>
+            <w:r>
+              <w:rPr>
+                <w:rFonts w:asciiTheme="majorBidi" w:hAnsiTheme="majorBidi" w:cstheme="majorBidi"/>
+                <w:sz w:val="28"/>
+                <w:szCs w:val="28"/>
+              </w:rPr>
+              <w:t>Race/Ethnicity</w:t>
+            </w:r>
+          </w:p>
+        </w:tc>
+        <w:tc>
+          <w:tcPr>
+            <w:tcW w:w="0" w:type="auto"/>
+            <w:tcBorders>
+              <w:top w:val="single" w:sz="4" w:space="0" w:color="auto"/>
+              <w:left w:val="single" w:sz="4" w:space="0" w:color="auto"/>
+              <w:bottom w:val="single" w:sz="4" w:space="0" w:color="auto"/>
+              <w:right w:val="single" w:sz="4" w:space="0" w:color="auto"/>
+            </w:tcBorders>
+            <w:hideMark/>
+          </w:tcPr>
+          <w:p>
+            <w:pPr>
+              <w:rPr>
+                <w:rFonts w:asciiTheme="majorBidi" w:hAnsiTheme="majorBidi" w:cstheme="majorBidi"/>
+                <w:sz w:val="28"/>
+                <w:szCs w:val="28"/>
+              </w:rPr>
+            </w:pPr>
+            <w:r>
+              <w:rPr>
+                <w:rFonts w:asciiTheme="majorBidi" w:hAnsiTheme="majorBidi" w:cstheme="majorBidi"/>
+                <w:sz w:val="28"/>
+                <w:szCs w:val="28"/>
+              </w:rPr>
+              <w:t>+2.16</w:t>
+            </w:r>
+          </w:p>
+        </w:tc>
+        <w:tc>
+          <w:tcPr>
+            <w:tcW w:w="0" w:type="auto"/>
+            <w:tcBorders>
+              <w:top w:val="single" w:sz="4" w:space="0" w:color="auto"/>
+              <w:left w:val="single" w:sz="4" w:space="0" w:color="auto"/>
+              <w:bottom w:val="single" w:sz="4" w:space="0" w:color="auto"/>
+              <w:right w:val="single" w:sz="4" w:space="0" w:color="auto"/>
+            </w:tcBorders>
+            <w:hideMark/>
+          </w:tcPr>
+          <w:p>
+            <w:pPr>
+              <w:rPr>
+                <w:rFonts w:asciiTheme="majorBidi" w:hAnsiTheme="majorBidi" w:cstheme="majorBidi"/>
+                <w:sz w:val="28"/>
+                <w:szCs w:val="28"/>
+              </w:rPr>
+            </w:pPr>
+            <w:r>
+              <w:rPr>
+                <w:rFonts w:asciiTheme="majorBidi" w:hAnsiTheme="majorBidi" w:cstheme="majorBidi"/>
+                <w:sz w:val="28"/>
+                <w:szCs w:val="28"/>
+              </w:rPr>
+              <w:t>Demographic factor</w:t>
+            </w:r>
+          </w:p>
+        </w:tc>
+      </w:tr>
+    </w:tbl>
+    <w:p>
+      <w:pPr>
+        <w:jc w:val="center"/>
+        <w:rPr>
+          <w:rFonts w:asciiTheme="majorBidi" w:hAnsiTheme="majorBidi" w:cstheme="majorBidi"/>
+          <w:i/>
+          <w:iCs/>
+          <w:sz w:val="22"/>
+          <w:szCs w:val="22"/>
+        </w:rPr>
+      </w:pPr>
       <w:r>
         <w:rPr>
           <w:rFonts w:asciiTheme="majorBidi" w:hAnsiTheme="majorBidi" w:cstheme="majorBidi"/>
           <w:b/>
           <w:bCs/>
-          <w:sz w:val="28"/>
-          <w:szCs w:val="28"/>
-        </w:rPr>
-        <w:t>Failure reason:</w:t>
-      </w:r>
-      <w:r>
-        <w:rPr>
-          <w:rFonts w:asciiTheme="majorBidi" w:hAnsiTheme="majorBidi" w:cstheme="majorBidi"/>
-          <w:sz w:val="28"/>
-          <w:szCs w:val="28"/>
-        </w:rPr>
-        <w:t> Extreme subject disparity (20-point gap) confused linear model. Strong writing (67) masked critical math deficiency (47). Model lacks subject-specific indicators and behavioral data (attendance, effort) to detect struggles hidden by averag</w:t>
-      </w:r>
-      <w:r>
-        <w:rPr>
-          <w:rFonts w:asciiTheme="majorBidi" w:hAnsiTheme="majorBidi" w:cstheme="majorBidi"/>
-          <w:sz w:val="28"/>
-          <w:szCs w:val="28"/>
-        </w:rPr>
-        <w:t>e</w:t>
-      </w:r>
-      <w:r>
-        <w:rPr>
-          <w:rFonts w:asciiTheme="majorBidi" w:hAnsiTheme="majorBidi" w:cstheme="majorBidi"/>
-          <w:sz w:val="28"/>
-          <w:szCs w:val="28"/>
-        </w:rPr>
-        <w:t xml:space="preserve"> scores. Demonstrates need for subject</w:t>
-      </w:r>
-      <w:r>
-        <w:rPr>
-          <w:rFonts w:asciiTheme="majorBidi" w:hAnsiTheme="majorBidi" w:cstheme="majorBidi"/>
-          <w:sz w:val="28"/>
-          <w:szCs w:val="28"/>
-        </w:rPr>
-        <w:t xml:space="preserve"> </w:t>
-      </w:r>
-      <w:r>
-        <w:rPr>
-          <w:rFonts w:asciiTheme="majorBidi" w:hAnsiTheme="majorBidi" w:cstheme="majorBidi"/>
-          <w:sz w:val="28"/>
-          <w:szCs w:val="28"/>
-        </w:rPr>
-        <w:t>specific models.</w:t>
-      </w:r>
-    </w:p>
-    <w:p>
-      <w:pPr>
-        <w:rPr>
-          <w:rFonts w:asciiTheme="majorBidi" w:hAnsiTheme="majorBidi" w:cstheme="majorBidi"/>
-          <w:sz w:val="28"/>
-          <w:szCs w:val="28"/>
-        </w:rPr>
-      </w:pPr>
-      <w:r>
-        <w:rPr>
-          <w:rFonts w:asciiTheme="majorBidi" w:hAnsiTheme="majorBidi" w:cstheme="majorBidi"/>
-          <w:sz w:val="28"/>
-          <w:szCs w:val="28"/>
-        </w:rPr>
-        <w:pict w14:anchorId="0E3A59C0">
-          <v:rect id="_x0000_i1798" style="width:468pt;height:1.5pt" o:hralign="center" o:hrstd="t" o:hr="t" fillcolor="#a0a0a0" stroked="f"/>
-        </w:pict>
-      </w:r>
-    </w:p>
-    <w:p>
-      <w:pPr>
-        <w:rPr>
-          <w:rFonts w:asciiTheme="majorBidi" w:hAnsiTheme="majorBidi" w:cstheme="majorBidi"/>
-          <w:sz w:val="28"/>
-          <w:szCs w:val="28"/>
-        </w:rPr>
-      </w:pPr>
-      <w:bookmarkStart w:id="11" w:name="q4-two-misclassified-cases-analysis"/>
-      <w:bookmarkStart w:id="12" w:name="X81ff11b41fe30aef281da2e1546f0a8c4ecb654"/>
-      <w:bookmarkEnd w:id="11"/>
-      <w:r>
-        <w:rPr>
-          <w:rFonts w:asciiTheme="majorBidi" w:hAnsiTheme="majorBidi" w:cstheme="majorBidi"/>
-          <w:b/>
-          <w:bCs/>
-          <w:sz w:val="28"/>
-          <w:szCs w:val="28"/>
-        </w:rPr>
-        <w:t>Q5: Most influential features &amp; real-world insights</w:t>
-      </w:r>
-    </w:p>
-    <w:p>
-      <w:pPr>
-        <w:rPr>
-          <w:rFonts w:asciiTheme="majorBidi" w:hAnsiTheme="majorBidi" w:cstheme="majorBidi"/>
-          <w:sz w:val="28"/>
-          <w:szCs w:val="28"/>
-        </w:rPr>
-      </w:pPr>
-      <w:r>
-        <w:rPr>
-          <w:rFonts w:asciiTheme="majorBidi" w:hAnsiTheme="majorBidi" w:cstheme="majorBidi"/>
-          <w:b/>
-          <w:bCs/>
-          <w:sz w:val="28"/>
-          <w:szCs w:val="28"/>
-        </w:rPr>
-        <w:t>Evidence from Figure 2 (categorical_analysis):</w:t>
-      </w:r>
-    </w:p>
-    <w:p>
-      <w:pPr>
-        <w:numPr>
-          <w:ilvl w:val="0"/>
-          <w:numId w:val="24"/>
-        </w:numPr>
-        <w:rPr>
-          <w:rFonts w:asciiTheme="majorBidi" w:hAnsiTheme="majorBidi" w:cstheme="majorBidi"/>
-          <w:sz w:val="28"/>
-          <w:szCs w:val="28"/>
-        </w:rPr>
-      </w:pPr>
-      <w:r>
-        <w:rPr>
-          <w:rFonts w:asciiTheme="majorBidi" w:hAnsiTheme="majorBidi" w:cstheme="majorBidi"/>
-          <w:b/>
-          <w:bCs/>
-          <w:sz w:val="28"/>
-          <w:szCs w:val="28"/>
-        </w:rPr>
-        <w:t>Test Prep</w:t>
-      </w:r>
-      <w:r>
-        <w:rPr>
-          <w:rFonts w:asciiTheme="majorBidi" w:hAnsiTheme="majorBidi" w:cstheme="majorBidi"/>
-          <w:sz w:val="28"/>
-          <w:szCs w:val="28"/>
-        </w:rPr>
-        <w:t>: 73 vs 65 (8-point gap)</w:t>
-      </w:r>
-    </w:p>
-    <w:p>
-      <w:pPr>
-        <w:numPr>
-          <w:ilvl w:val="0"/>
-          <w:numId w:val="24"/>
-        </w:numPr>
-        <w:rPr>
-          <w:rFonts w:asciiTheme="majorBidi" w:hAnsiTheme="majorBidi" w:cstheme="majorBidi"/>
-          <w:sz w:val="28"/>
-          <w:szCs w:val="28"/>
-        </w:rPr>
-      </w:pPr>
-      <w:r>
-        <w:rPr>
-          <w:rFonts w:asciiTheme="majorBidi" w:hAnsiTheme="majorBidi" w:cstheme="majorBidi"/>
-          <w:b/>
-          <w:bCs/>
-          <w:sz w:val="28"/>
-          <w:szCs w:val="28"/>
-        </w:rPr>
-        <w:lastRenderedPageBreak/>
-        <w:t>Lunch</w:t>
-      </w:r>
-      <w:r>
-        <w:rPr>
-          <w:rFonts w:asciiTheme="majorBidi" w:hAnsiTheme="majorBidi" w:cstheme="majorBidi"/>
-          <w:sz w:val="28"/>
-          <w:szCs w:val="28"/>
-        </w:rPr>
-        <w:t>: 71 vs 62 (9-point gap)</w:t>
-      </w:r>
-    </w:p>
-    <w:p>
-      <w:pPr>
-        <w:numPr>
-          <w:ilvl w:val="0"/>
-          <w:numId w:val="24"/>
-        </w:numPr>
-        <w:rPr>
-          <w:rFonts w:asciiTheme="majorBidi" w:hAnsiTheme="majorBidi" w:cstheme="majorBidi"/>
-          <w:sz w:val="28"/>
-          <w:szCs w:val="28"/>
-        </w:rPr>
-      </w:pPr>
-      <w:r>
-        <w:rPr>
-          <w:rFonts w:asciiTheme="majorBidi" w:hAnsiTheme="majorBidi" w:cstheme="majorBidi"/>
-          <w:b/>
-          <w:bCs/>
-          <w:sz w:val="28"/>
-          <w:szCs w:val="28"/>
-        </w:rPr>
-        <w:t>Parental Education:</w:t>
-      </w:r>
-      <w:r>
-        <w:rPr>
-          <w:rFonts w:asciiTheme="majorBidi" w:hAnsiTheme="majorBidi" w:cstheme="majorBidi"/>
-          <w:sz w:val="28"/>
-          <w:szCs w:val="28"/>
-        </w:rPr>
-        <w:t xml:space="preserve"> 68 (bachelor's) vs 63 (high school) (5-point gap)</w:t>
-      </w:r>
-    </w:p>
-    <w:p>
-      <w:pPr>
-        <w:rPr>
-          <w:rFonts w:asciiTheme="majorBidi" w:hAnsiTheme="majorBidi" w:cstheme="majorBidi"/>
-          <w:sz w:val="28"/>
-          <w:szCs w:val="28"/>
-        </w:rPr>
-      </w:pPr>
-      <w:r>
-        <w:rPr>
-          <w:rFonts w:asciiTheme="majorBidi" w:hAnsiTheme="majorBidi" w:cstheme="majorBidi"/>
-          <w:b/>
-          <w:bCs/>
-          <w:sz w:val="28"/>
-          <w:szCs w:val="28"/>
-        </w:rPr>
-        <w:t>Actionable Insights:</w:t>
-      </w:r>
-    </w:p>
-    <w:p>
-      <w:pPr>
-        <w:numPr>
-          <w:ilvl w:val="0"/>
-          <w:numId w:val="22"/>
-        </w:numPr>
-        <w:rPr>
-          <w:rFonts w:asciiTheme="majorBidi" w:hAnsiTheme="majorBidi" w:cstheme="majorBidi"/>
-          <w:sz w:val="28"/>
-          <w:szCs w:val="28"/>
-        </w:rPr>
-      </w:pPr>
-      <w:r>
-        <w:rPr>
-          <w:rFonts w:asciiTheme="majorBidi" w:hAnsiTheme="majorBidi" w:cstheme="majorBidi"/>
-          <w:b/>
-          <w:bCs/>
-          <w:sz w:val="28"/>
-          <w:szCs w:val="28"/>
-        </w:rPr>
-        <w:t>Test Preparation (β=-3.66):</w:t>
-      </w:r>
-      <w:r>
-        <w:rPr>
-          <w:rFonts w:asciiTheme="majorBidi" w:hAnsiTheme="majorBidi" w:cstheme="majorBidi"/>
-          <w:sz w:val="28"/>
-          <w:szCs w:val="28"/>
-        </w:rPr>
-        <w:t xml:space="preserve"> MOST modifiable factor. Make free test prep mandatory</w:t>
-      </w:r>
-      <w:r>
-        <w:rPr>
-          <w:rFonts w:asciiTheme="majorBidi" w:hAnsiTheme="majorBidi" w:cstheme="majorBidi"/>
-          <w:sz w:val="28"/>
-          <w:szCs w:val="28"/>
-        </w:rPr>
-        <w:t xml:space="preserve"> </w:t>
-      </w:r>
-      <w:r>
-        <w:rPr>
-          <w:rFonts w:asciiTheme="majorBidi" w:hAnsiTheme="majorBidi" w:cstheme="majorBidi"/>
-          <w:sz w:val="28"/>
-          <w:szCs w:val="28"/>
-        </w:rPr>
-        <w:t>addresses #1 predictor directly.</w:t>
-      </w:r>
-    </w:p>
-    <w:p>
-      <w:pPr>
-        <w:numPr>
-          <w:ilvl w:val="0"/>
-          <w:numId w:val="22"/>
-        </w:numPr>
-        <w:rPr>
-          <w:rFonts w:asciiTheme="majorBidi" w:hAnsiTheme="majorBidi" w:cstheme="majorBidi"/>
-          <w:sz w:val="28"/>
-          <w:szCs w:val="28"/>
-        </w:rPr>
-      </w:pPr>
-      <w:r>
-        <w:rPr>
-          <w:rFonts w:asciiTheme="majorBidi" w:hAnsiTheme="majorBidi" w:cstheme="majorBidi"/>
-          <w:b/>
-          <w:bCs/>
-          <w:sz w:val="28"/>
-          <w:szCs w:val="28"/>
-        </w:rPr>
-        <w:t>Socioeconomic Support (β=+3.47):</w:t>
-      </w:r>
-      <w:r>
-        <w:rPr>
-          <w:rFonts w:asciiTheme="majorBidi" w:hAnsiTheme="majorBidi" w:cstheme="majorBidi"/>
-          <w:sz w:val="28"/>
-          <w:szCs w:val="28"/>
-        </w:rPr>
-        <w:t xml:space="preserve"> Expand meal programs + free tutoring for economically disadvantaged students (28.5% of population).</w:t>
-      </w:r>
-    </w:p>
-    <w:p>
-      <w:pPr>
-        <w:numPr>
-          <w:ilvl w:val="0"/>
-          <w:numId w:val="22"/>
-        </w:numPr>
-        <w:rPr>
-          <w:rFonts w:asciiTheme="majorBidi" w:hAnsiTheme="majorBidi" w:cstheme="majorBidi"/>
-          <w:sz w:val="28"/>
-          <w:szCs w:val="28"/>
-        </w:rPr>
-      </w:pPr>
-      <w:r>
-        <w:rPr>
-          <w:rFonts w:asciiTheme="majorBidi" w:hAnsiTheme="majorBidi" w:cstheme="majorBidi"/>
-          <w:b/>
-          <w:bCs/>
-          <w:sz w:val="28"/>
-          <w:szCs w:val="28"/>
-        </w:rPr>
-        <w:t>Parent Engagement:</w:t>
-      </w:r>
-      <w:r>
-        <w:rPr>
-          <w:rFonts w:asciiTheme="majorBidi" w:hAnsiTheme="majorBidi" w:cstheme="majorBidi"/>
-          <w:sz w:val="28"/>
-          <w:szCs w:val="28"/>
-        </w:rPr>
-        <w:t xml:space="preserve"> Implement workshops teaching parents how to support learning</w:t>
-      </w:r>
-      <w:r>
-        <w:rPr>
-          <w:rFonts w:asciiTheme="majorBidi" w:hAnsiTheme="majorBidi" w:cstheme="majorBidi"/>
-          <w:sz w:val="28"/>
-          <w:szCs w:val="28"/>
-        </w:rPr>
-        <w:t xml:space="preserve"> </w:t>
-      </w:r>
-      <w:r>
-        <w:rPr>
-          <w:rFonts w:asciiTheme="majorBidi" w:hAnsiTheme="majorBidi" w:cstheme="majorBidi"/>
-          <w:sz w:val="28"/>
-          <w:szCs w:val="28"/>
-        </w:rPr>
-        <w:t>compensates for lower education levels.</w:t>
-      </w:r>
-    </w:p>
-    <w:p>
-      <w:pPr>
-        <w:numPr>
-          <w:ilvl w:val="0"/>
-          <w:numId w:val="22"/>
-        </w:numPr>
-        <w:rPr>
-          <w:rFonts w:asciiTheme="majorBidi" w:hAnsiTheme="majorBidi" w:cstheme="majorBidi"/>
-          <w:sz w:val="28"/>
-          <w:szCs w:val="28"/>
-        </w:rPr>
-      </w:pPr>
-      <w:r>
-        <w:rPr>
-          <w:rFonts w:asciiTheme="majorBidi" w:hAnsiTheme="majorBidi" w:cstheme="majorBidi"/>
-          <w:b/>
-          <w:bCs/>
-          <w:sz w:val="28"/>
-          <w:szCs w:val="28"/>
-        </w:rPr>
-        <w:t>Early Warning Redesign:</w:t>
-      </w:r>
-      <w:r>
-        <w:rPr>
-          <w:rFonts w:asciiTheme="majorBidi" w:hAnsiTheme="majorBidi" w:cstheme="majorBidi"/>
-          <w:sz w:val="28"/>
-          <w:szCs w:val="28"/>
-        </w:rPr>
-        <w:t xml:space="preserve"> Current 33% recall unacceptable. Monitor borderline students (scores 55-65), use recall-focused metrics (not just accuracy).</w:t>
-      </w:r>
-    </w:p>
-    <w:p>
-      <w:pPr>
-        <w:rPr>
-          <w:rFonts w:asciiTheme="majorBidi" w:hAnsiTheme="majorBidi" w:cstheme="majorBidi"/>
-          <w:sz w:val="28"/>
-          <w:szCs w:val="28"/>
-        </w:rPr>
-      </w:pPr>
-      <w:r>
-        <w:rPr>
-          <w:rFonts w:asciiTheme="majorBidi" w:hAnsiTheme="majorBidi" w:cstheme="majorBidi"/>
-          <w:sz w:val="28"/>
-          <w:szCs w:val="28"/>
-        </w:rPr>
-        <w:pict w14:anchorId="40A4EA8F">
-          <v:rect id="_x0000_i1795" style="width:468pt;height:1.5pt" o:hralign="center" o:hrstd="t" o:hr="t" fillcolor="#a0a0a0" stroked="f"/>
-        </w:pict>
-      </w:r>
-    </w:p>
-    <w:bookmarkEnd w:id="12"/>
-    <w:p>
-      <w:pPr>
-        <w:rPr>
-          <w:rFonts w:asciiTheme="majorBidi" w:hAnsiTheme="majorBidi" w:cstheme="majorBidi"/>
-          <w:sz w:val="28"/>
-          <w:szCs w:val="28"/>
-        </w:rPr>
-      </w:pPr>
-      <w:r>
-        <w:rPr>
-          <w:rFonts w:asciiTheme="majorBidi" w:hAnsiTheme="majorBidi" w:cstheme="majorBidi"/>
-          <w:b/>
-          <w:bCs/>
-          <w:sz w:val="28"/>
-          <w:szCs w:val="28"/>
-        </w:rPr>
-        <w:t>Q6: Data size impact analysis</w:t>
+          <w:i/>
+          <w:iCs/>
+          <w:sz w:val="22"/>
+          <w:szCs w:val="22"/>
+        </w:rPr>
+        <w:t>Table 4:</w:t>
+      </w:r>
+      <w:r>
+        <w:rPr>
+          <w:rFonts w:asciiTheme="majorBidi" w:hAnsiTheme="majorBidi" w:cstheme="majorBidi"/>
+          <w:i/>
+          <w:iCs/>
+          <w:sz w:val="22"/>
+          <w:szCs w:val="22"/>
+        </w:rPr>
+        <w:t xml:space="preserve"> Top predictors from baseline linear regression.</w:t>
       </w:r>
     </w:p>
     <w:p>
@@ -6380,11 +5460,12 @@
           <w:sz w:val="28"/>
           <w:szCs w:val="28"/>
         </w:rPr>
+        <w:lastRenderedPageBreak/>
         <w:drawing>
-          <wp:inline distT="0" distB="0" distL="0" distR="0" wp14:anchorId="3420CC85" wp14:editId="07926490">
-            <wp:extent cx="6852285" cy="2541270"/>
-            <wp:effectExtent l="19050" t="19050" r="24765" b="11430"/>
-            <wp:docPr id="1888504876" name="Picture 35"/>
+          <wp:inline distT="0" distB="0" distL="0" distR="0" wp14:anchorId="387D42C0" wp14:editId="77B42353">
+            <wp:extent cx="6840220" cy="5118100"/>
+            <wp:effectExtent l="19050" t="19050" r="17780" b="25400"/>
+            <wp:docPr id="1539961963" name="Picture 32"/>
             <wp:cNvGraphicFramePr>
               <a:graphicFrameLocks xmlns:a="http://schemas.openxmlformats.org/drawingml/2006/main" noChangeAspect="1"/>
             </wp:cNvGraphicFramePr>
@@ -6392,13 +5473,768 @@
               <a:graphicData uri="http://schemas.openxmlformats.org/drawingml/2006/picture">
                 <pic:pic xmlns:pic="http://schemas.openxmlformats.org/drawingml/2006/picture">
                   <pic:nvPicPr>
-                    <pic:cNvPr id="0" name="Picture 770"/>
+                    <pic:cNvPr id="0" name="Picture 767"/>
                     <pic:cNvPicPr>
                       <a:picLocks noChangeAspect="1" noChangeArrowheads="1"/>
                     </pic:cNvPicPr>
                   </pic:nvPicPr>
                   <pic:blipFill>
                     <a:blip r:embed="rId18" cstate="print">
+                      <a:extLst>
+                        <a:ext uri="{28A0092B-C50C-407E-A947-70E740481C1C}">
+                          <a14:useLocalDpi xmlns:a14="http://schemas.microsoft.com/office/drawing/2010/main" val="0"/>
+                        </a:ext>
+                      </a:extLst>
+                    </a:blip>
+                    <a:srcRect/>
+                    <a:stretch>
+                      <a:fillRect/>
+                    </a:stretch>
+                  </pic:blipFill>
+                  <pic:spPr bwMode="auto">
+                    <a:xfrm>
+                      <a:off x="0" y="0"/>
+                      <a:ext cx="6840220" cy="5118100"/>
+                    </a:xfrm>
+                    <a:prstGeom prst="rect">
+                      <a:avLst/>
+                    </a:prstGeom>
+                    <a:noFill/>
+                    <a:ln>
+                      <a:solidFill>
+                        <a:schemeClr val="tx1"/>
+                      </a:solidFill>
+                    </a:ln>
+                  </pic:spPr>
+                </pic:pic>
+              </a:graphicData>
+            </a:graphic>
+          </wp:inline>
+        </w:drawing>
+      </w:r>
+      <w:r>
+        <w:rPr>
+          <w:rFonts w:asciiTheme="majorBidi" w:hAnsiTheme="majorBidi" w:cstheme="majorBidi"/>
+          <w:sz w:val="28"/>
+          <w:szCs w:val="28"/>
+        </w:rPr>
+        <w:br/>
+      </w:r>
+      <w:r>
+        <w:rPr>
+          <w:rFonts w:asciiTheme="majorBidi" w:hAnsiTheme="majorBidi" w:cstheme="majorBidi"/>
+          <w:b/>
+          <w:bCs/>
+          <w:i/>
+          <w:iCs/>
+          <w:sz w:val="22"/>
+          <w:szCs w:val="22"/>
+        </w:rPr>
+        <w:t>Figure 9:</w:t>
+      </w:r>
+      <w:r>
+        <w:rPr>
+          <w:rFonts w:asciiTheme="majorBidi" w:hAnsiTheme="majorBidi" w:cstheme="majorBidi"/>
+          <w:i/>
+          <w:iCs/>
+          <w:sz w:val="22"/>
+          <w:szCs w:val="22"/>
+        </w:rPr>
+        <w:t xml:space="preserve"> Top-left panel confirming </w:t>
+      </w:r>
+      <w:proofErr w:type="spellStart"/>
+      <w:r>
+        <w:rPr>
+          <w:rFonts w:asciiTheme="majorBidi" w:hAnsiTheme="majorBidi" w:cstheme="majorBidi"/>
+          <w:i/>
+          <w:iCs/>
+          <w:sz w:val="22"/>
+          <w:szCs w:val="22"/>
+        </w:rPr>
+        <w:t>test_prep</w:t>
+      </w:r>
+      <w:proofErr w:type="spellEnd"/>
+      <w:r>
+        <w:rPr>
+          <w:rFonts w:asciiTheme="majorBidi" w:hAnsiTheme="majorBidi" w:cstheme="majorBidi"/>
+          <w:i/>
+          <w:iCs/>
+          <w:sz w:val="22"/>
+          <w:szCs w:val="22"/>
+        </w:rPr>
+        <w:t xml:space="preserve"> as #1 feature across all models.</w:t>
+      </w:r>
+    </w:p>
+    <w:p>
+      <w:pPr>
+        <w:rPr>
+          <w:rFonts w:asciiTheme="majorBidi" w:hAnsiTheme="majorBidi" w:cstheme="majorBidi"/>
+          <w:sz w:val="28"/>
+          <w:szCs w:val="28"/>
+        </w:rPr>
+      </w:pPr>
+      <w:r>
+        <w:rPr>
+          <w:rFonts w:asciiTheme="majorBidi" w:hAnsiTheme="majorBidi" w:cstheme="majorBidi"/>
+          <w:b/>
+          <w:bCs/>
+          <w:sz w:val="28"/>
+          <w:szCs w:val="28"/>
+        </w:rPr>
+        <w:t>Evidence:</w:t>
+      </w:r>
+      <w:r>
+        <w:rPr>
+          <w:rFonts w:asciiTheme="majorBidi" w:hAnsiTheme="majorBidi" w:cstheme="majorBidi"/>
+          <w:sz w:val="28"/>
+          <w:szCs w:val="28"/>
+        </w:rPr>
+        <w:t xml:space="preserve"> Categorical analysis (Figure 2) shows test prep completers score 73 vs 65 for non-completers (</w:t>
+      </w:r>
+      <w:proofErr w:type="gramStart"/>
+      <w:r>
+        <w:rPr>
+          <w:rFonts w:asciiTheme="majorBidi" w:hAnsiTheme="majorBidi" w:cstheme="majorBidi"/>
+          <w:sz w:val="28"/>
+          <w:szCs w:val="28"/>
+        </w:rPr>
+        <w:t>8</w:t>
+      </w:r>
+      <w:r>
+        <w:rPr>
+          <w:rFonts w:asciiTheme="majorBidi" w:hAnsiTheme="majorBidi" w:cstheme="majorBidi"/>
+          <w:sz w:val="28"/>
+          <w:szCs w:val="28"/>
+        </w:rPr>
+        <w:t xml:space="preserve"> </w:t>
+      </w:r>
+      <w:r>
+        <w:rPr>
+          <w:rFonts w:asciiTheme="majorBidi" w:hAnsiTheme="majorBidi" w:cstheme="majorBidi"/>
+          <w:sz w:val="28"/>
+          <w:szCs w:val="28"/>
+        </w:rPr>
+        <w:t>point</w:t>
+      </w:r>
+      <w:proofErr w:type="gramEnd"/>
+      <w:r>
+        <w:rPr>
+          <w:rFonts w:asciiTheme="majorBidi" w:hAnsiTheme="majorBidi" w:cstheme="majorBidi"/>
+          <w:sz w:val="28"/>
+          <w:szCs w:val="28"/>
+        </w:rPr>
+        <w:t xml:space="preserve"> gap). Correlation heatmap (Figure 1) reveals </w:t>
+      </w:r>
+      <w:proofErr w:type="spellStart"/>
+      <w:r>
+        <w:rPr>
+          <w:rFonts w:asciiTheme="majorBidi" w:hAnsiTheme="majorBidi" w:cstheme="majorBidi"/>
+          <w:sz w:val="28"/>
+          <w:szCs w:val="28"/>
+        </w:rPr>
+        <w:t>lunch_encoded</w:t>
+      </w:r>
+      <w:proofErr w:type="spellEnd"/>
+      <w:r>
+        <w:rPr>
+          <w:rFonts w:asciiTheme="majorBidi" w:hAnsiTheme="majorBidi" w:cstheme="majorBidi"/>
+          <w:sz w:val="28"/>
+          <w:szCs w:val="28"/>
+        </w:rPr>
+        <w:t xml:space="preserve"> r=0.29 (positive correlation with scores), confirming economic advantage. These align with educational research on </w:t>
+      </w:r>
+      <w:proofErr w:type="gramStart"/>
+      <w:r>
+        <w:rPr>
+          <w:rFonts w:asciiTheme="majorBidi" w:hAnsiTheme="majorBidi" w:cstheme="majorBidi"/>
+          <w:sz w:val="28"/>
+          <w:szCs w:val="28"/>
+        </w:rPr>
+        <w:t>achievement</w:t>
+      </w:r>
+      <w:proofErr w:type="gramEnd"/>
+      <w:r>
+        <w:rPr>
+          <w:rFonts w:asciiTheme="majorBidi" w:hAnsiTheme="majorBidi" w:cstheme="majorBidi"/>
+          <w:sz w:val="28"/>
+          <w:szCs w:val="28"/>
+        </w:rPr>
+        <w:t xml:space="preserve"> </w:t>
+      </w:r>
+      <w:proofErr w:type="gramStart"/>
+      <w:r>
+        <w:rPr>
+          <w:rFonts w:asciiTheme="majorBidi" w:hAnsiTheme="majorBidi" w:cstheme="majorBidi"/>
+          <w:sz w:val="28"/>
+          <w:szCs w:val="28"/>
+        </w:rPr>
+        <w:t>gaps</w:t>
+      </w:r>
+      <w:proofErr w:type="gramEnd"/>
+      <w:r>
+        <w:rPr>
+          <w:rFonts w:asciiTheme="majorBidi" w:hAnsiTheme="majorBidi" w:cstheme="majorBidi"/>
+          <w:sz w:val="28"/>
+          <w:szCs w:val="28"/>
+        </w:rPr>
+        <w:t xml:space="preserve"> </w:t>
+      </w:r>
+      <w:r>
+        <w:rPr>
+          <w:rFonts w:asciiTheme="majorBidi" w:hAnsiTheme="majorBidi" w:cstheme="majorBidi"/>
+          <w:sz w:val="28"/>
+          <w:szCs w:val="28"/>
+        </w:rPr>
+        <w:t>parental support, economic resources, and preparation directly impact outcomes.</w:t>
+      </w:r>
+    </w:p>
+    <w:p>
+      <w:pPr>
+        <w:rPr>
+          <w:rFonts w:asciiTheme="majorBidi" w:hAnsiTheme="majorBidi" w:cstheme="majorBidi"/>
+          <w:sz w:val="28"/>
+          <w:szCs w:val="28"/>
+        </w:rPr>
+      </w:pPr>
+      <w:r>
+        <w:rPr>
+          <w:rFonts w:asciiTheme="majorBidi" w:hAnsiTheme="majorBidi" w:cstheme="majorBidi"/>
+          <w:sz w:val="28"/>
+          <w:szCs w:val="28"/>
+        </w:rPr>
+        <w:pict w14:anchorId="2F617F55">
+          <v:rect id="_x0000_i1800" style="width:468pt;height:1.5pt" o:hralign="center" o:hrstd="t" o:hr="t" fillcolor="#a0a0a0" stroked="f"/>
+        </w:pict>
+      </w:r>
+    </w:p>
+    <w:p>
+      <w:pPr>
+        <w:rPr>
+          <w:rFonts w:asciiTheme="majorBidi" w:hAnsiTheme="majorBidi" w:cstheme="majorBidi"/>
+          <w:sz w:val="28"/>
+          <w:szCs w:val="28"/>
+        </w:rPr>
+      </w:pPr>
+      <w:bookmarkStart w:id="9" w:name="X0af3df125e40a37d4b8bc04472e5f94faf75fd7"/>
+      <w:bookmarkEnd w:id="8"/>
+      <w:r>
+        <w:rPr>
+          <w:rFonts w:asciiTheme="majorBidi" w:hAnsiTheme="majorBidi" w:cstheme="majorBidi"/>
+          <w:b/>
+          <w:bCs/>
+          <w:sz w:val="28"/>
+          <w:szCs w:val="28"/>
+        </w:rPr>
+        <w:t>Q2: Compare unregularized vs regularized models</w:t>
+      </w:r>
+    </w:p>
+    <w:p>
+      <w:pPr>
+        <w:rPr>
+          <w:rFonts w:asciiTheme="majorBidi" w:hAnsiTheme="majorBidi" w:cstheme="majorBidi"/>
+          <w:sz w:val="28"/>
+          <w:szCs w:val="28"/>
+        </w:rPr>
+      </w:pPr>
+      <w:r>
+        <w:rPr>
+          <w:rFonts w:asciiTheme="majorBidi" w:hAnsiTheme="majorBidi" w:cstheme="majorBidi"/>
+          <w:b/>
+          <w:bCs/>
+          <w:sz w:val="28"/>
+          <w:szCs w:val="28"/>
+        </w:rPr>
+        <w:t>Performance remained similar</w:t>
+      </w:r>
+      <w:r>
+        <w:rPr>
+          <w:rFonts w:asciiTheme="majorBidi" w:hAnsiTheme="majorBidi" w:cstheme="majorBidi"/>
+          <w:sz w:val="28"/>
+          <w:szCs w:val="28"/>
+        </w:rPr>
+        <w:t xml:space="preserve"> (RMSE ~13.69, R² ~0.126) because the 1000-sample dataset with 7 features (ratio 140:1) prevents severe overfitting. Figure 6 shows Ridge proportionally shrinks coefficients (maintaining relationships), while Lasso kept all 7 features at optimal </w:t>
+      </w:r>
+      <w:r>
+        <w:rPr>
+          <w:rFonts w:asciiTheme="majorBidi" w:hAnsiTheme="majorBidi" w:cstheme="majorBidi"/>
+          <w:sz w:val="28"/>
+          <w:szCs w:val="28"/>
+        </w:rPr>
+        <w:lastRenderedPageBreak/>
+        <w:t>α=0.001 (minimal regularization needed). Figure 4 demonstrates wide α ranges maintain stable performance, confirming adequate data size limits regularization impact. Generalization gap decreased only 0.003 (0.099→0.096), indicating baseline was already well</w:t>
+      </w:r>
+      <w:r>
+        <w:rPr>
+          <w:rFonts w:asciiTheme="majorBidi" w:hAnsiTheme="majorBidi" w:cstheme="majorBidi"/>
+          <w:sz w:val="28"/>
+          <w:szCs w:val="28"/>
+        </w:rPr>
+        <w:t xml:space="preserve"> </w:t>
+      </w:r>
+      <w:r>
+        <w:rPr>
+          <w:rFonts w:asciiTheme="majorBidi" w:hAnsiTheme="majorBidi" w:cstheme="majorBidi"/>
+          <w:sz w:val="28"/>
+          <w:szCs w:val="28"/>
+        </w:rPr>
+        <w:t>regularized by sufficient data.</w:t>
+      </w:r>
+    </w:p>
+    <w:p>
+      <w:pPr>
+        <w:rPr>
+          <w:rFonts w:asciiTheme="majorBidi" w:hAnsiTheme="majorBidi" w:cstheme="majorBidi"/>
+          <w:sz w:val="28"/>
+          <w:szCs w:val="28"/>
+        </w:rPr>
+      </w:pPr>
+      <w:r>
+        <w:rPr>
+          <w:rFonts w:asciiTheme="majorBidi" w:hAnsiTheme="majorBidi" w:cstheme="majorBidi"/>
+          <w:sz w:val="28"/>
+          <w:szCs w:val="28"/>
+        </w:rPr>
+        <w:pict w14:anchorId="5558A610">
+          <v:rect id="_x0000_i1801" style="width:468pt;height:1.5pt" o:hralign="center" o:hrstd="t" o:hr="t" fillcolor="#a0a0a0" stroked="f"/>
+        </w:pict>
+      </w:r>
+    </w:p>
+    <w:bookmarkEnd w:id="9"/>
+    <w:p>
+      <w:pPr>
+        <w:rPr>
+          <w:rFonts w:asciiTheme="majorBidi" w:hAnsiTheme="majorBidi" w:cstheme="majorBidi"/>
+          <w:sz w:val="28"/>
+          <w:szCs w:val="28"/>
+        </w:rPr>
+      </w:pPr>
+      <w:r>
+        <w:rPr>
+          <w:rFonts w:asciiTheme="majorBidi" w:hAnsiTheme="majorBidi" w:cstheme="majorBidi"/>
+          <w:b/>
+          <w:bCs/>
+          <w:sz w:val="28"/>
+          <w:szCs w:val="28"/>
+        </w:rPr>
+        <w:t>Q3: Is accuracy/RMSE alone sufficient?</w:t>
+      </w:r>
+    </w:p>
+    <w:p>
+      <w:pPr>
+        <w:rPr>
+          <w:rFonts w:asciiTheme="majorBidi" w:hAnsiTheme="majorBidi" w:cstheme="majorBidi"/>
+          <w:sz w:val="28"/>
+          <w:szCs w:val="28"/>
+        </w:rPr>
+      </w:pPr>
+      <w:r>
+        <w:rPr>
+          <w:rFonts w:asciiTheme="majorBidi" w:hAnsiTheme="majorBidi" w:cstheme="majorBidi"/>
+          <w:b/>
+          <w:bCs/>
+          <w:sz w:val="28"/>
+          <w:szCs w:val="28"/>
+        </w:rPr>
+        <w:t>NO.</w:t>
+      </w:r>
+      <w:r>
+        <w:rPr>
+          <w:rFonts w:asciiTheme="majorBidi" w:hAnsiTheme="majorBidi" w:cstheme="majorBidi"/>
+          <w:sz w:val="28"/>
+          <w:szCs w:val="28"/>
+        </w:rPr>
+        <w:t xml:space="preserve"> Table 3 exposes critical failure: 71.5% accuracy masks catastrophic recall (33%). Evidence:</w:t>
+      </w:r>
+    </w:p>
+    <w:p>
+      <w:pPr>
+        <w:numPr>
+          <w:ilvl w:val="0"/>
+          <w:numId w:val="24"/>
+        </w:numPr>
+        <w:rPr>
+          <w:rFonts w:asciiTheme="majorBidi" w:hAnsiTheme="majorBidi" w:cstheme="majorBidi"/>
+          <w:sz w:val="28"/>
+          <w:szCs w:val="28"/>
+        </w:rPr>
+      </w:pPr>
+      <w:r>
+        <w:rPr>
+          <w:rFonts w:asciiTheme="majorBidi" w:hAnsiTheme="majorBidi" w:cstheme="majorBidi"/>
+          <w:b/>
+          <w:bCs/>
+          <w:sz w:val="28"/>
+          <w:szCs w:val="28"/>
+        </w:rPr>
+        <w:t>Naive Baseline:</w:t>
+      </w:r>
+      <w:r>
+        <w:rPr>
+          <w:rFonts w:asciiTheme="majorBidi" w:hAnsiTheme="majorBidi" w:cstheme="majorBidi"/>
+          <w:sz w:val="28"/>
+          <w:szCs w:val="28"/>
+        </w:rPr>
+        <w:t xml:space="preserve"> Predicting all students "safe" achieves 143/200 = 71.5% accuracy</w:t>
+      </w:r>
+      <w:r>
+        <w:rPr>
+          <w:rFonts w:asciiTheme="majorBidi" w:hAnsiTheme="majorBidi" w:cstheme="majorBidi"/>
+          <w:sz w:val="28"/>
+          <w:szCs w:val="28"/>
+        </w:rPr>
+        <w:t xml:space="preserve"> </w:t>
+      </w:r>
+      <w:r>
+        <w:rPr>
+          <w:rFonts w:asciiTheme="majorBidi" w:hAnsiTheme="majorBidi" w:cstheme="majorBidi"/>
+          <w:sz w:val="28"/>
+          <w:szCs w:val="28"/>
+        </w:rPr>
+        <w:t>identical to our model!</w:t>
+      </w:r>
+    </w:p>
+    <w:p>
+      <w:pPr>
+        <w:numPr>
+          <w:ilvl w:val="0"/>
+          <w:numId w:val="24"/>
+        </w:numPr>
+        <w:rPr>
+          <w:rFonts w:asciiTheme="majorBidi" w:hAnsiTheme="majorBidi" w:cstheme="majorBidi"/>
+          <w:sz w:val="28"/>
+          <w:szCs w:val="28"/>
+        </w:rPr>
+      </w:pPr>
+      <w:r>
+        <w:rPr>
+          <w:rFonts w:asciiTheme="majorBidi" w:hAnsiTheme="majorBidi" w:cstheme="majorBidi"/>
+          <w:b/>
+          <w:bCs/>
+          <w:sz w:val="28"/>
+          <w:szCs w:val="28"/>
+        </w:rPr>
+        <w:t>Class Imbalance:</w:t>
+      </w:r>
+      <w:r>
+        <w:rPr>
+          <w:rFonts w:asciiTheme="majorBidi" w:hAnsiTheme="majorBidi" w:cstheme="majorBidi"/>
+          <w:sz w:val="28"/>
+          <w:szCs w:val="28"/>
+        </w:rPr>
+        <w:t xml:space="preserve"> 71.5% not</w:t>
+      </w:r>
+      <w:r>
+        <w:rPr>
+          <w:rFonts w:asciiTheme="majorBidi" w:hAnsiTheme="majorBidi" w:cstheme="majorBidi"/>
+          <w:sz w:val="28"/>
+          <w:szCs w:val="28"/>
+        </w:rPr>
+        <w:t xml:space="preserve"> </w:t>
+      </w:r>
+      <w:r>
+        <w:rPr>
+          <w:rFonts w:asciiTheme="majorBidi" w:hAnsiTheme="majorBidi" w:cstheme="majorBidi"/>
+          <w:sz w:val="28"/>
+          <w:szCs w:val="28"/>
+        </w:rPr>
+        <w:t>at</w:t>
+      </w:r>
+      <w:r>
+        <w:rPr>
+          <w:rFonts w:asciiTheme="majorBidi" w:hAnsiTheme="majorBidi" w:cstheme="majorBidi"/>
+          <w:sz w:val="28"/>
+          <w:szCs w:val="28"/>
+        </w:rPr>
+        <w:t xml:space="preserve"> </w:t>
+      </w:r>
+      <w:r>
+        <w:rPr>
+          <w:rFonts w:asciiTheme="majorBidi" w:hAnsiTheme="majorBidi" w:cstheme="majorBidi"/>
+          <w:sz w:val="28"/>
+          <w:szCs w:val="28"/>
+        </w:rPr>
+        <w:t>risk (Figure 2 pie chart) inflates accuracy</w:t>
+      </w:r>
+    </w:p>
+    <w:p>
+      <w:pPr>
+        <w:numPr>
+          <w:ilvl w:val="0"/>
+          <w:numId w:val="24"/>
+        </w:numPr>
+        <w:rPr>
+          <w:rFonts w:asciiTheme="majorBidi" w:hAnsiTheme="majorBidi" w:cstheme="majorBidi"/>
+          <w:sz w:val="28"/>
+          <w:szCs w:val="28"/>
+        </w:rPr>
+      </w:pPr>
+      <w:r>
+        <w:rPr>
+          <w:rFonts w:asciiTheme="majorBidi" w:hAnsiTheme="majorBidi" w:cstheme="majorBidi"/>
+          <w:b/>
+          <w:bCs/>
+          <w:sz w:val="28"/>
+          <w:szCs w:val="28"/>
+        </w:rPr>
+        <w:t>Missed Students:</w:t>
+      </w:r>
+      <w:r>
+        <w:rPr>
+          <w:rFonts w:asciiTheme="majorBidi" w:hAnsiTheme="majorBidi" w:cstheme="majorBidi"/>
+          <w:sz w:val="28"/>
+          <w:szCs w:val="28"/>
+        </w:rPr>
+        <w:t xml:space="preserve"> 38/57 at</w:t>
+      </w:r>
+      <w:r>
+        <w:rPr>
+          <w:rFonts w:asciiTheme="majorBidi" w:hAnsiTheme="majorBidi" w:cstheme="majorBidi"/>
+          <w:sz w:val="28"/>
+          <w:szCs w:val="28"/>
+        </w:rPr>
+        <w:t xml:space="preserve"> </w:t>
+      </w:r>
+      <w:r>
+        <w:rPr>
+          <w:rFonts w:asciiTheme="majorBidi" w:hAnsiTheme="majorBidi" w:cstheme="majorBidi"/>
+          <w:sz w:val="28"/>
+          <w:szCs w:val="28"/>
+        </w:rPr>
+        <w:t>risk students undetected (67% failure rate)</w:t>
+      </w:r>
+    </w:p>
+    <w:p>
+      <w:pPr>
+        <w:numPr>
+          <w:ilvl w:val="0"/>
+          <w:numId w:val="24"/>
+        </w:numPr>
+        <w:rPr>
+          <w:rFonts w:asciiTheme="majorBidi" w:hAnsiTheme="majorBidi" w:cstheme="majorBidi"/>
+          <w:sz w:val="28"/>
+          <w:szCs w:val="28"/>
+        </w:rPr>
+      </w:pPr>
+      <w:r>
+        <w:rPr>
+          <w:rFonts w:asciiTheme="majorBidi" w:hAnsiTheme="majorBidi" w:cstheme="majorBidi"/>
+          <w:b/>
+          <w:bCs/>
+          <w:sz w:val="28"/>
+          <w:szCs w:val="28"/>
+        </w:rPr>
+        <w:t>Real Impact:</w:t>
+      </w:r>
+      <w:r>
+        <w:rPr>
+          <w:rFonts w:asciiTheme="majorBidi" w:hAnsiTheme="majorBidi" w:cstheme="majorBidi"/>
+          <w:sz w:val="28"/>
+          <w:szCs w:val="28"/>
+        </w:rPr>
+        <w:t xml:space="preserve"> 38 students denied life</w:t>
+      </w:r>
+      <w:r>
+        <w:rPr>
+          <w:rFonts w:asciiTheme="majorBidi" w:hAnsiTheme="majorBidi" w:cstheme="majorBidi"/>
+          <w:sz w:val="28"/>
+          <w:szCs w:val="28"/>
+        </w:rPr>
+        <w:t xml:space="preserve"> </w:t>
+      </w:r>
+      <w:r>
+        <w:rPr>
+          <w:rFonts w:asciiTheme="majorBidi" w:hAnsiTheme="majorBidi" w:cstheme="majorBidi"/>
+          <w:sz w:val="28"/>
+          <w:szCs w:val="28"/>
+        </w:rPr>
+        <w:t>changing interventions</w:t>
+      </w:r>
+    </w:p>
+    <w:p>
+      <w:pPr>
+        <w:rPr>
+          <w:rFonts w:asciiTheme="majorBidi" w:hAnsiTheme="majorBidi" w:cstheme="majorBidi"/>
+          <w:sz w:val="28"/>
+          <w:szCs w:val="28"/>
+        </w:rPr>
+      </w:pPr>
+      <w:r>
+        <w:rPr>
+          <w:rFonts w:asciiTheme="majorBidi" w:hAnsiTheme="majorBidi" w:cstheme="majorBidi"/>
+          <w:b/>
+          <w:bCs/>
+          <w:noProof/>
+          <w:sz w:val="28"/>
+          <w:szCs w:val="28"/>
+        </w:rPr>
+        <w:drawing>
+          <wp:inline distT="0" distB="0" distL="0" distR="0" wp14:anchorId="325364B0" wp14:editId="31828850">
+            <wp:extent cx="6852285" cy="2980690"/>
+            <wp:effectExtent l="19050" t="19050" r="24765" b="10160"/>
+            <wp:docPr id="126347907" name="Picture 33"/>
+            <wp:cNvGraphicFramePr>
+              <a:graphicFrameLocks xmlns:a="http://schemas.openxmlformats.org/drawingml/2006/main" noChangeAspect="1"/>
+            </wp:cNvGraphicFramePr>
+            <a:graphic xmlns:a="http://schemas.openxmlformats.org/drawingml/2006/main">
+              <a:graphicData uri="http://schemas.openxmlformats.org/drawingml/2006/picture">
+                <pic:pic xmlns:pic="http://schemas.openxmlformats.org/drawingml/2006/picture">
+                  <pic:nvPicPr>
+                    <pic:cNvPr id="0" name="Picture 768"/>
+                    <pic:cNvPicPr>
+                      <a:picLocks noChangeAspect="1" noChangeArrowheads="1"/>
+                    </pic:cNvPicPr>
+                  </pic:nvPicPr>
+                  <pic:blipFill>
+                    <a:blip r:embed="rId16" cstate="print">
+                      <a:extLst>
+                        <a:ext uri="{28A0092B-C50C-407E-A947-70E740481C1C}">
+                          <a14:useLocalDpi xmlns:a14="http://schemas.microsoft.com/office/drawing/2010/main" val="0"/>
+                        </a:ext>
+                      </a:extLst>
+                    </a:blip>
+                    <a:srcRect/>
+                    <a:stretch>
+                      <a:fillRect/>
+                    </a:stretch>
+                  </pic:blipFill>
+                  <pic:spPr bwMode="auto">
+                    <a:xfrm>
+                      <a:off x="0" y="0"/>
+                      <a:ext cx="6852285" cy="2980690"/>
+                    </a:xfrm>
+                    <a:prstGeom prst="rect">
+                      <a:avLst/>
+                    </a:prstGeom>
+                    <a:noFill/>
+                    <a:ln w="12700">
+                      <a:solidFill>
+                        <a:schemeClr val="tx1"/>
+                      </a:solidFill>
+                    </a:ln>
+                  </pic:spPr>
+                </pic:pic>
+              </a:graphicData>
+            </a:graphic>
+          </wp:inline>
+        </w:drawing>
+      </w:r>
+    </w:p>
+    <w:p>
+      <w:pPr>
+        <w:rPr>
+          <w:rFonts w:asciiTheme="majorBidi" w:hAnsiTheme="majorBidi" w:cstheme="majorBidi"/>
+          <w:b/>
+          <w:bCs/>
+          <w:sz w:val="28"/>
+          <w:szCs w:val="28"/>
+        </w:rPr>
+      </w:pPr>
+      <w:r>
+        <w:rPr>
+          <w:rFonts w:asciiTheme="majorBidi" w:hAnsiTheme="majorBidi" w:cstheme="majorBidi"/>
+          <w:sz w:val="28"/>
+          <w:szCs w:val="28"/>
+        </w:rPr>
+        <w:t xml:space="preserve">Figure 7 confusion matrix visually confirms disproportionate FN quadrant. Figure 8 ROC-AUC=0.691 (only 19% better than random guessing) reveals modest discriminative ability. </w:t>
+      </w:r>
+      <w:r>
+        <w:rPr>
+          <w:rFonts w:asciiTheme="majorBidi" w:hAnsiTheme="majorBidi" w:cstheme="majorBidi"/>
+          <w:b/>
+          <w:bCs/>
+          <w:sz w:val="28"/>
+          <w:szCs w:val="28"/>
+        </w:rPr>
+        <w:t>For imbalanced datasets, comprehensive metrics (precision, recall, F1, ROC-AUC) are mandatory.</w:t>
+      </w:r>
+    </w:p>
+    <w:p>
+      <w:pPr>
+        <w:rPr>
+          <w:rFonts w:asciiTheme="majorBidi" w:hAnsiTheme="majorBidi" w:cstheme="majorBidi"/>
+          <w:b/>
+          <w:bCs/>
+          <w:sz w:val="28"/>
+          <w:szCs w:val="28"/>
+        </w:rPr>
+      </w:pPr>
+      <w:r>
+        <w:rPr>
+          <w:rFonts w:asciiTheme="majorBidi" w:hAnsiTheme="majorBidi" w:cstheme="majorBidi"/>
+          <w:sz w:val="28"/>
+          <w:szCs w:val="28"/>
+        </w:rPr>
+        <w:lastRenderedPageBreak/>
+        <w:pict w14:anchorId="02CF75DF">
+          <v:rect id="_x0000_i1799" style="width:468pt;height:1.5pt" o:hralign="center" o:hrstd="t" o:hr="t" fillcolor="#a0a0a0" stroked="f"/>
+        </w:pict>
+      </w:r>
+    </w:p>
+    <w:p>
+      <w:pPr>
+        <w:rPr>
+          <w:rFonts w:asciiTheme="majorBidi" w:hAnsiTheme="majorBidi" w:cstheme="majorBidi"/>
+          <w:sz w:val="28"/>
+          <w:szCs w:val="28"/>
+        </w:rPr>
+      </w:pPr>
+    </w:p>
+    <w:p>
+      <w:pPr>
+        <w:rPr>
+          <w:rFonts w:asciiTheme="majorBidi" w:hAnsiTheme="majorBidi" w:cstheme="majorBidi"/>
+          <w:sz w:val="28"/>
+          <w:szCs w:val="28"/>
+        </w:rPr>
+      </w:pPr>
+      <w:bookmarkStart w:id="10" w:name="q3-is-accuracyrmse-alone-sufficient"/>
+      <w:bookmarkEnd w:id="10"/>
+      <w:r>
+        <w:rPr>
+          <w:rFonts w:asciiTheme="majorBidi" w:hAnsiTheme="majorBidi" w:cstheme="majorBidi"/>
+          <w:b/>
+          <w:bCs/>
+          <w:sz w:val="28"/>
+          <w:szCs w:val="28"/>
+        </w:rPr>
+        <w:t>Q4: Two misclassified cases analysis</w:t>
+      </w:r>
+    </w:p>
+    <w:p>
+      <w:pPr>
+        <w:jc w:val="center"/>
+        <w:rPr>
+          <w:rFonts w:asciiTheme="majorBidi" w:hAnsiTheme="majorBidi" w:cstheme="majorBidi"/>
+          <w:sz w:val="28"/>
+          <w:szCs w:val="28"/>
+        </w:rPr>
+      </w:pPr>
+      <w:r>
+        <w:rPr>
+          <w:rFonts w:asciiTheme="majorBidi" w:hAnsiTheme="majorBidi" w:cstheme="majorBidi"/>
+          <w:noProof/>
+          <w:sz w:val="28"/>
+          <w:szCs w:val="28"/>
+        </w:rPr>
+        <w:drawing>
+          <wp:inline distT="0" distB="0" distL="0" distR="0" wp14:anchorId="79055F9B" wp14:editId="1628AD06">
+            <wp:extent cx="6852285" cy="2541270"/>
+            <wp:effectExtent l="19050" t="19050" r="24765" b="11430"/>
+            <wp:docPr id="964194838" name="Picture 34"/>
+            <wp:cNvGraphicFramePr>
+              <a:graphicFrameLocks xmlns:a="http://schemas.openxmlformats.org/drawingml/2006/main" noChangeAspect="1"/>
+            </wp:cNvGraphicFramePr>
+            <a:graphic xmlns:a="http://schemas.openxmlformats.org/drawingml/2006/main">
+              <a:graphicData uri="http://schemas.openxmlformats.org/drawingml/2006/picture">
+                <pic:pic xmlns:pic="http://schemas.openxmlformats.org/drawingml/2006/picture">
+                  <pic:nvPicPr>
+                    <pic:cNvPr id="0" name="Picture 769"/>
+                    <pic:cNvPicPr>
+                      <a:picLocks noChangeAspect="1" noChangeArrowheads="1"/>
+                    </pic:cNvPicPr>
+                  </pic:nvPicPr>
+                  <pic:blipFill>
+                    <a:blip r:embed="rId19" cstate="print">
                       <a:extLst>
                         <a:ext uri="{28A0092B-C50C-407E-A947-70E740481C1C}">
                           <a14:useLocalDpi xmlns:a14="http://schemas.microsoft.com/office/drawing/2010/main" val="0"/>
@@ -6449,6 +6285,703 @@
           <w:sz w:val="22"/>
           <w:szCs w:val="22"/>
         </w:rPr>
+        <w:t>Figure 10:</w:t>
+      </w:r>
+      <w:r>
+        <w:rPr>
+          <w:rFonts w:asciiTheme="majorBidi" w:hAnsiTheme="majorBidi" w:cstheme="majorBidi"/>
+          <w:i/>
+          <w:iCs/>
+          <w:sz w:val="22"/>
+          <w:szCs w:val="22"/>
+        </w:rPr>
+        <w:t xml:space="preserve"> Large residuals identify misclassified cases far from zero line.</w:t>
+      </w:r>
+    </w:p>
+    <w:p>
+      <w:pPr>
+        <w:rPr>
+          <w:rFonts w:asciiTheme="majorBidi" w:hAnsiTheme="majorBidi" w:cstheme="majorBidi"/>
+          <w:sz w:val="28"/>
+          <w:szCs w:val="28"/>
+        </w:rPr>
+      </w:pPr>
+      <w:r>
+        <w:rPr>
+          <w:rFonts w:asciiTheme="majorBidi" w:hAnsiTheme="majorBidi" w:cstheme="majorBidi"/>
+          <w:b/>
+          <w:bCs/>
+          <w:sz w:val="28"/>
+          <w:szCs w:val="28"/>
+        </w:rPr>
+        <w:t>Case 1 (False Negative): At-Risk Student Predicted Safe</w:t>
+      </w:r>
+      <w:r>
+        <w:rPr>
+          <w:rFonts w:asciiTheme="majorBidi" w:hAnsiTheme="majorBidi" w:cstheme="majorBidi"/>
+          <w:sz w:val="28"/>
+          <w:szCs w:val="28"/>
+        </w:rPr>
+        <w:t xml:space="preserve"> Score=58.3 (at-risk) predicted </w:t>
+      </w:r>
+      <w:proofErr w:type="gramStart"/>
+      <w:r>
+        <w:rPr>
+          <w:rFonts w:asciiTheme="majorBidi" w:hAnsiTheme="majorBidi" w:cstheme="majorBidi"/>
+          <w:sz w:val="28"/>
+          <w:szCs w:val="28"/>
+        </w:rPr>
+        <w:t>safe</w:t>
+      </w:r>
+      <w:proofErr w:type="gramEnd"/>
+      <w:r>
+        <w:rPr>
+          <w:rFonts w:asciiTheme="majorBidi" w:hAnsiTheme="majorBidi" w:cstheme="majorBidi"/>
+          <w:sz w:val="28"/>
+          <w:szCs w:val="28"/>
+        </w:rPr>
+        <w:t>. Profile: female, free lunch, no test prep, some college parents. Math=55, Reading=62, Writing=58. </w:t>
+      </w:r>
+      <w:r>
+        <w:rPr>
+          <w:rFonts w:asciiTheme="majorBidi" w:hAnsiTheme="majorBidi" w:cstheme="majorBidi"/>
+          <w:b/>
+          <w:bCs/>
+          <w:sz w:val="28"/>
+          <w:szCs w:val="28"/>
+        </w:rPr>
+        <w:t>Failure reason:</w:t>
+      </w:r>
+      <w:r>
+        <w:rPr>
+          <w:rFonts w:asciiTheme="majorBidi" w:hAnsiTheme="majorBidi" w:cstheme="majorBidi"/>
+          <w:sz w:val="28"/>
+          <w:szCs w:val="28"/>
+        </w:rPr>
+        <w:t> Borderline score (1.7 points below threshold) with conflicting signals</w:t>
+      </w:r>
+      <w:r>
+        <w:rPr>
+          <w:rFonts w:asciiTheme="majorBidi" w:hAnsiTheme="majorBidi" w:cstheme="majorBidi"/>
+          <w:sz w:val="28"/>
+          <w:szCs w:val="28"/>
+        </w:rPr>
+        <w:t xml:space="preserve"> </w:t>
+      </w:r>
+      <w:r>
+        <w:rPr>
+          <w:rFonts w:asciiTheme="majorBidi" w:hAnsiTheme="majorBidi" w:cstheme="majorBidi"/>
+          <w:sz w:val="28"/>
+          <w:szCs w:val="28"/>
+        </w:rPr>
+        <w:t>free lunch (negative) versus college</w:t>
+      </w:r>
+      <w:r>
+        <w:rPr>
+          <w:rFonts w:asciiTheme="majorBidi" w:hAnsiTheme="majorBidi" w:cstheme="majorBidi"/>
+          <w:sz w:val="28"/>
+          <w:szCs w:val="28"/>
+        </w:rPr>
+        <w:t xml:space="preserve"> </w:t>
+      </w:r>
+      <w:r>
+        <w:rPr>
+          <w:rFonts w:asciiTheme="majorBidi" w:hAnsiTheme="majorBidi" w:cstheme="majorBidi"/>
+          <w:sz w:val="28"/>
+          <w:szCs w:val="28"/>
+        </w:rPr>
+        <w:t xml:space="preserve">educated parents (positive). Model </w:t>
+      </w:r>
+      <w:proofErr w:type="gramStart"/>
+      <w:r>
+        <w:rPr>
+          <w:rFonts w:asciiTheme="majorBidi" w:hAnsiTheme="majorBidi" w:cstheme="majorBidi"/>
+          <w:sz w:val="28"/>
+          <w:szCs w:val="28"/>
+        </w:rPr>
+        <w:t>weighted</w:t>
+      </w:r>
+      <w:proofErr w:type="gramEnd"/>
+      <w:r>
+        <w:rPr>
+          <w:rFonts w:asciiTheme="majorBidi" w:hAnsiTheme="majorBidi" w:cstheme="majorBidi"/>
+          <w:sz w:val="28"/>
+          <w:szCs w:val="28"/>
+        </w:rPr>
+        <w:t xml:space="preserve"> positive features too heavily, missing this high</w:t>
+      </w:r>
+      <w:r>
+        <w:rPr>
+          <w:rFonts w:asciiTheme="majorBidi" w:hAnsiTheme="majorBidi" w:cstheme="majorBidi"/>
+          <w:sz w:val="28"/>
+          <w:szCs w:val="28"/>
+        </w:rPr>
+        <w:t xml:space="preserve"> </w:t>
+      </w:r>
+      <w:r>
+        <w:rPr>
+          <w:rFonts w:asciiTheme="majorBidi" w:hAnsiTheme="majorBidi" w:cstheme="majorBidi"/>
+          <w:sz w:val="28"/>
+          <w:szCs w:val="28"/>
+        </w:rPr>
+        <w:t>uncertainty case.</w:t>
+      </w:r>
+    </w:p>
+    <w:p>
+      <w:pPr>
+        <w:rPr>
+          <w:rFonts w:asciiTheme="majorBidi" w:hAnsiTheme="majorBidi" w:cstheme="majorBidi"/>
+          <w:sz w:val="28"/>
+          <w:szCs w:val="28"/>
+        </w:rPr>
+      </w:pPr>
+      <w:r>
+        <w:rPr>
+          <w:rFonts w:asciiTheme="majorBidi" w:hAnsiTheme="majorBidi" w:cstheme="majorBidi"/>
+          <w:b/>
+          <w:bCs/>
+          <w:sz w:val="28"/>
+          <w:szCs w:val="28"/>
+        </w:rPr>
+        <w:t>Case 2 (False Negative): At-Risk Student Predicted Safe</w:t>
+      </w:r>
+      <w:r>
+        <w:rPr>
+          <w:rFonts w:asciiTheme="majorBidi" w:hAnsiTheme="majorBidi" w:cstheme="majorBidi"/>
+          <w:sz w:val="28"/>
+          <w:szCs w:val="28"/>
+        </w:rPr>
+        <w:br/>
+        <w:t>Score=57.7 (at-risk) predicted safe. Scores: Math=47, Reading=59, Writing=67. </w:t>
+      </w:r>
+      <w:r>
+        <w:rPr>
+          <w:rFonts w:asciiTheme="majorBidi" w:hAnsiTheme="majorBidi" w:cstheme="majorBidi"/>
+          <w:b/>
+          <w:bCs/>
+          <w:sz w:val="28"/>
+          <w:szCs w:val="28"/>
+        </w:rPr>
+        <w:t>Failure reason:</w:t>
+      </w:r>
+      <w:r>
+        <w:rPr>
+          <w:rFonts w:asciiTheme="majorBidi" w:hAnsiTheme="majorBidi" w:cstheme="majorBidi"/>
+          <w:sz w:val="28"/>
+          <w:szCs w:val="28"/>
+        </w:rPr>
+        <w:t> Extreme subject disparity (20-point gap) confused linear model. Strong writing (67) masked critical math deficiency (47). Model lacks subject-specific indicators and behavioral data (attendance, effort) to detect struggles hidden by averag</w:t>
+      </w:r>
+      <w:r>
+        <w:rPr>
+          <w:rFonts w:asciiTheme="majorBidi" w:hAnsiTheme="majorBidi" w:cstheme="majorBidi"/>
+          <w:sz w:val="28"/>
+          <w:szCs w:val="28"/>
+        </w:rPr>
+        <w:t>e</w:t>
+      </w:r>
+      <w:r>
+        <w:rPr>
+          <w:rFonts w:asciiTheme="majorBidi" w:hAnsiTheme="majorBidi" w:cstheme="majorBidi"/>
+          <w:sz w:val="28"/>
+          <w:szCs w:val="28"/>
+        </w:rPr>
+        <w:t xml:space="preserve"> scores. Demonstrates need for subject</w:t>
+      </w:r>
+      <w:r>
+        <w:rPr>
+          <w:rFonts w:asciiTheme="majorBidi" w:hAnsiTheme="majorBidi" w:cstheme="majorBidi"/>
+          <w:sz w:val="28"/>
+          <w:szCs w:val="28"/>
+        </w:rPr>
+        <w:t xml:space="preserve"> </w:t>
+      </w:r>
+      <w:r>
+        <w:rPr>
+          <w:rFonts w:asciiTheme="majorBidi" w:hAnsiTheme="majorBidi" w:cstheme="majorBidi"/>
+          <w:sz w:val="28"/>
+          <w:szCs w:val="28"/>
+        </w:rPr>
+        <w:t>specific models.</w:t>
+      </w:r>
+    </w:p>
+    <w:p>
+      <w:pPr>
+        <w:rPr>
+          <w:rFonts w:asciiTheme="majorBidi" w:hAnsiTheme="majorBidi" w:cstheme="majorBidi"/>
+          <w:sz w:val="28"/>
+          <w:szCs w:val="28"/>
+        </w:rPr>
+      </w:pPr>
+      <w:r>
+        <w:rPr>
+          <w:rFonts w:asciiTheme="majorBidi" w:hAnsiTheme="majorBidi" w:cstheme="majorBidi"/>
+          <w:sz w:val="28"/>
+          <w:szCs w:val="28"/>
+        </w:rPr>
+        <w:pict w14:anchorId="0E3A59C0">
+          <v:rect id="_x0000_i1798" style="width:468pt;height:1.5pt" o:hralign="center" o:hrstd="t" o:hr="t" fillcolor="#a0a0a0" stroked="f"/>
+        </w:pict>
+      </w:r>
+    </w:p>
+    <w:p>
+      <w:pPr>
+        <w:rPr>
+          <w:rFonts w:asciiTheme="majorBidi" w:hAnsiTheme="majorBidi" w:cstheme="majorBidi"/>
+          <w:sz w:val="28"/>
+          <w:szCs w:val="28"/>
+        </w:rPr>
+      </w:pPr>
+      <w:bookmarkStart w:id="11" w:name="q4-two-misclassified-cases-analysis"/>
+      <w:bookmarkStart w:id="12" w:name="X81ff11b41fe30aef281da2e1546f0a8c4ecb654"/>
+      <w:bookmarkEnd w:id="11"/>
+      <w:r>
+        <w:rPr>
+          <w:rFonts w:asciiTheme="majorBidi" w:hAnsiTheme="majorBidi" w:cstheme="majorBidi"/>
+          <w:b/>
+          <w:bCs/>
+          <w:sz w:val="28"/>
+          <w:szCs w:val="28"/>
+        </w:rPr>
+        <w:t>Q5: Most influential features &amp; real-world insights</w:t>
+      </w:r>
+    </w:p>
+    <w:p>
+      <w:pPr>
+        <w:rPr>
+          <w:rFonts w:asciiTheme="majorBidi" w:hAnsiTheme="majorBidi" w:cstheme="majorBidi"/>
+          <w:sz w:val="28"/>
+          <w:szCs w:val="28"/>
+        </w:rPr>
+      </w:pPr>
+      <w:r>
+        <w:rPr>
+          <w:rFonts w:asciiTheme="majorBidi" w:hAnsiTheme="majorBidi" w:cstheme="majorBidi"/>
+          <w:b/>
+          <w:bCs/>
+          <w:sz w:val="28"/>
+          <w:szCs w:val="28"/>
+        </w:rPr>
+        <w:t>Evidence from Figure 2 (</w:t>
+      </w:r>
+      <w:proofErr w:type="spellStart"/>
+      <w:r>
+        <w:rPr>
+          <w:rFonts w:asciiTheme="majorBidi" w:hAnsiTheme="majorBidi" w:cstheme="majorBidi"/>
+          <w:b/>
+          <w:bCs/>
+          <w:sz w:val="28"/>
+          <w:szCs w:val="28"/>
+        </w:rPr>
+        <w:t>categorical_analysis</w:t>
+      </w:r>
+      <w:proofErr w:type="spellEnd"/>
+      <w:r>
+        <w:rPr>
+          <w:rFonts w:asciiTheme="majorBidi" w:hAnsiTheme="majorBidi" w:cstheme="majorBidi"/>
+          <w:b/>
+          <w:bCs/>
+          <w:sz w:val="28"/>
+          <w:szCs w:val="28"/>
+        </w:rPr>
+        <w:t>):</w:t>
+      </w:r>
+    </w:p>
+    <w:p>
+      <w:pPr>
+        <w:numPr>
+          <w:ilvl w:val="0"/>
+          <w:numId w:val="24"/>
+        </w:numPr>
+        <w:rPr>
+          <w:rFonts w:asciiTheme="majorBidi" w:hAnsiTheme="majorBidi" w:cstheme="majorBidi"/>
+          <w:sz w:val="28"/>
+          <w:szCs w:val="28"/>
+        </w:rPr>
+      </w:pPr>
+      <w:r>
+        <w:rPr>
+          <w:rFonts w:asciiTheme="majorBidi" w:hAnsiTheme="majorBidi" w:cstheme="majorBidi"/>
+          <w:b/>
+          <w:bCs/>
+          <w:sz w:val="28"/>
+          <w:szCs w:val="28"/>
+        </w:rPr>
+        <w:t>Test Prep</w:t>
+      </w:r>
+      <w:r>
+        <w:rPr>
+          <w:rFonts w:asciiTheme="majorBidi" w:hAnsiTheme="majorBidi" w:cstheme="majorBidi"/>
+          <w:sz w:val="28"/>
+          <w:szCs w:val="28"/>
+        </w:rPr>
+        <w:t>: 73 vs 65 (8-point gap)</w:t>
+      </w:r>
+    </w:p>
+    <w:p>
+      <w:pPr>
+        <w:numPr>
+          <w:ilvl w:val="0"/>
+          <w:numId w:val="24"/>
+        </w:numPr>
+        <w:rPr>
+          <w:rFonts w:asciiTheme="majorBidi" w:hAnsiTheme="majorBidi" w:cstheme="majorBidi"/>
+          <w:sz w:val="28"/>
+          <w:szCs w:val="28"/>
+        </w:rPr>
+      </w:pPr>
+      <w:r>
+        <w:rPr>
+          <w:rFonts w:asciiTheme="majorBidi" w:hAnsiTheme="majorBidi" w:cstheme="majorBidi"/>
+          <w:b/>
+          <w:bCs/>
+          <w:sz w:val="28"/>
+          <w:szCs w:val="28"/>
+        </w:rPr>
+        <w:lastRenderedPageBreak/>
+        <w:t>Lunch</w:t>
+      </w:r>
+      <w:r>
+        <w:rPr>
+          <w:rFonts w:asciiTheme="majorBidi" w:hAnsiTheme="majorBidi" w:cstheme="majorBidi"/>
+          <w:sz w:val="28"/>
+          <w:szCs w:val="28"/>
+        </w:rPr>
+        <w:t>: 71 vs 62 (9-point gap)</w:t>
+      </w:r>
+    </w:p>
+    <w:p>
+      <w:pPr>
+        <w:numPr>
+          <w:ilvl w:val="0"/>
+          <w:numId w:val="24"/>
+        </w:numPr>
+        <w:rPr>
+          <w:rFonts w:asciiTheme="majorBidi" w:hAnsiTheme="majorBidi" w:cstheme="majorBidi"/>
+          <w:sz w:val="28"/>
+          <w:szCs w:val="28"/>
+        </w:rPr>
+      </w:pPr>
+      <w:r>
+        <w:rPr>
+          <w:rFonts w:asciiTheme="majorBidi" w:hAnsiTheme="majorBidi" w:cstheme="majorBidi"/>
+          <w:b/>
+          <w:bCs/>
+          <w:sz w:val="28"/>
+          <w:szCs w:val="28"/>
+        </w:rPr>
+        <w:t>Parental Education:</w:t>
+      </w:r>
+      <w:r>
+        <w:rPr>
+          <w:rFonts w:asciiTheme="majorBidi" w:hAnsiTheme="majorBidi" w:cstheme="majorBidi"/>
+          <w:sz w:val="28"/>
+          <w:szCs w:val="28"/>
+        </w:rPr>
+        <w:t xml:space="preserve"> 68 (bachelor's) vs 63 (high school) (5-point gap)</w:t>
+      </w:r>
+    </w:p>
+    <w:p>
+      <w:pPr>
+        <w:rPr>
+          <w:rFonts w:asciiTheme="majorBidi" w:hAnsiTheme="majorBidi" w:cstheme="majorBidi"/>
+          <w:sz w:val="28"/>
+          <w:szCs w:val="28"/>
+        </w:rPr>
+      </w:pPr>
+      <w:r>
+        <w:rPr>
+          <w:rFonts w:asciiTheme="majorBidi" w:hAnsiTheme="majorBidi" w:cstheme="majorBidi"/>
+          <w:b/>
+          <w:bCs/>
+          <w:sz w:val="28"/>
+          <w:szCs w:val="28"/>
+        </w:rPr>
+        <w:t>Actionable Insights:</w:t>
+      </w:r>
+    </w:p>
+    <w:p>
+      <w:pPr>
+        <w:numPr>
+          <w:ilvl w:val="0"/>
+          <w:numId w:val="22"/>
+        </w:numPr>
+        <w:rPr>
+          <w:rFonts w:asciiTheme="majorBidi" w:hAnsiTheme="majorBidi" w:cstheme="majorBidi"/>
+          <w:sz w:val="28"/>
+          <w:szCs w:val="28"/>
+        </w:rPr>
+      </w:pPr>
+      <w:r>
+        <w:rPr>
+          <w:rFonts w:asciiTheme="majorBidi" w:hAnsiTheme="majorBidi" w:cstheme="majorBidi"/>
+          <w:b/>
+          <w:bCs/>
+          <w:sz w:val="28"/>
+          <w:szCs w:val="28"/>
+        </w:rPr>
+        <w:t>Test Preparation (β=-3.66):</w:t>
+      </w:r>
+      <w:r>
+        <w:rPr>
+          <w:rFonts w:asciiTheme="majorBidi" w:hAnsiTheme="majorBidi" w:cstheme="majorBidi"/>
+          <w:sz w:val="28"/>
+          <w:szCs w:val="28"/>
+        </w:rPr>
+        <w:t xml:space="preserve"> MOST modifiable factor. Make free test prep mandatory</w:t>
+      </w:r>
+      <w:r>
+        <w:rPr>
+          <w:rFonts w:asciiTheme="majorBidi" w:hAnsiTheme="majorBidi" w:cstheme="majorBidi"/>
+          <w:sz w:val="28"/>
+          <w:szCs w:val="28"/>
+        </w:rPr>
+        <w:t xml:space="preserve"> </w:t>
+      </w:r>
+      <w:r>
+        <w:rPr>
+          <w:rFonts w:asciiTheme="majorBidi" w:hAnsiTheme="majorBidi" w:cstheme="majorBidi"/>
+          <w:sz w:val="28"/>
+          <w:szCs w:val="28"/>
+        </w:rPr>
+        <w:t>addresses #1 predictor directly.</w:t>
+      </w:r>
+    </w:p>
+    <w:p>
+      <w:pPr>
+        <w:numPr>
+          <w:ilvl w:val="0"/>
+          <w:numId w:val="22"/>
+        </w:numPr>
+        <w:rPr>
+          <w:rFonts w:asciiTheme="majorBidi" w:hAnsiTheme="majorBidi" w:cstheme="majorBidi"/>
+          <w:sz w:val="28"/>
+          <w:szCs w:val="28"/>
+        </w:rPr>
+      </w:pPr>
+      <w:r>
+        <w:rPr>
+          <w:rFonts w:asciiTheme="majorBidi" w:hAnsiTheme="majorBidi" w:cstheme="majorBidi"/>
+          <w:b/>
+          <w:bCs/>
+          <w:sz w:val="28"/>
+          <w:szCs w:val="28"/>
+        </w:rPr>
+        <w:t>Socioeconomic Support (β=+3.47):</w:t>
+      </w:r>
+      <w:r>
+        <w:rPr>
+          <w:rFonts w:asciiTheme="majorBidi" w:hAnsiTheme="majorBidi" w:cstheme="majorBidi"/>
+          <w:sz w:val="28"/>
+          <w:szCs w:val="28"/>
+        </w:rPr>
+        <w:t xml:space="preserve"> Expand meal programs + free tutoring for economically disadvantaged students (28.5% of population).</w:t>
+      </w:r>
+    </w:p>
+    <w:p>
+      <w:pPr>
+        <w:numPr>
+          <w:ilvl w:val="0"/>
+          <w:numId w:val="22"/>
+        </w:numPr>
+        <w:rPr>
+          <w:rFonts w:asciiTheme="majorBidi" w:hAnsiTheme="majorBidi" w:cstheme="majorBidi"/>
+          <w:sz w:val="28"/>
+          <w:szCs w:val="28"/>
+        </w:rPr>
+      </w:pPr>
+      <w:r>
+        <w:rPr>
+          <w:rFonts w:asciiTheme="majorBidi" w:hAnsiTheme="majorBidi" w:cstheme="majorBidi"/>
+          <w:b/>
+          <w:bCs/>
+          <w:sz w:val="28"/>
+          <w:szCs w:val="28"/>
+        </w:rPr>
+        <w:t>Parent Engagement:</w:t>
+      </w:r>
+      <w:r>
+        <w:rPr>
+          <w:rFonts w:asciiTheme="majorBidi" w:hAnsiTheme="majorBidi" w:cstheme="majorBidi"/>
+          <w:sz w:val="28"/>
+          <w:szCs w:val="28"/>
+        </w:rPr>
+        <w:t xml:space="preserve"> Implement workshops teaching parents how to support learning</w:t>
+      </w:r>
+      <w:r>
+        <w:rPr>
+          <w:rFonts w:asciiTheme="majorBidi" w:hAnsiTheme="majorBidi" w:cstheme="majorBidi"/>
+          <w:sz w:val="28"/>
+          <w:szCs w:val="28"/>
+        </w:rPr>
+        <w:t xml:space="preserve"> </w:t>
+      </w:r>
+      <w:r>
+        <w:rPr>
+          <w:rFonts w:asciiTheme="majorBidi" w:hAnsiTheme="majorBidi" w:cstheme="majorBidi"/>
+          <w:sz w:val="28"/>
+          <w:szCs w:val="28"/>
+        </w:rPr>
+        <w:t>compensates for lower education levels.</w:t>
+      </w:r>
+    </w:p>
+    <w:p>
+      <w:pPr>
+        <w:numPr>
+          <w:ilvl w:val="0"/>
+          <w:numId w:val="22"/>
+        </w:numPr>
+        <w:rPr>
+          <w:rFonts w:asciiTheme="majorBidi" w:hAnsiTheme="majorBidi" w:cstheme="majorBidi"/>
+          <w:sz w:val="28"/>
+          <w:szCs w:val="28"/>
+        </w:rPr>
+      </w:pPr>
+      <w:r>
+        <w:rPr>
+          <w:rFonts w:asciiTheme="majorBidi" w:hAnsiTheme="majorBidi" w:cstheme="majorBidi"/>
+          <w:b/>
+          <w:bCs/>
+          <w:sz w:val="28"/>
+          <w:szCs w:val="28"/>
+        </w:rPr>
+        <w:t>Early Warning Redesign:</w:t>
+      </w:r>
+      <w:r>
+        <w:rPr>
+          <w:rFonts w:asciiTheme="majorBidi" w:hAnsiTheme="majorBidi" w:cstheme="majorBidi"/>
+          <w:sz w:val="28"/>
+          <w:szCs w:val="28"/>
+        </w:rPr>
+        <w:t xml:space="preserve"> Current 33% recall unacceptable. Monitor borderline students (scores 55-65), use recall-focused metrics (not just accuracy).</w:t>
+      </w:r>
+    </w:p>
+    <w:p>
+      <w:pPr>
+        <w:rPr>
+          <w:rFonts w:asciiTheme="majorBidi" w:hAnsiTheme="majorBidi" w:cstheme="majorBidi"/>
+          <w:sz w:val="28"/>
+          <w:szCs w:val="28"/>
+        </w:rPr>
+      </w:pPr>
+      <w:r>
+        <w:rPr>
+          <w:rFonts w:asciiTheme="majorBidi" w:hAnsiTheme="majorBidi" w:cstheme="majorBidi"/>
+          <w:sz w:val="28"/>
+          <w:szCs w:val="28"/>
+        </w:rPr>
+        <w:pict w14:anchorId="40A4EA8F">
+          <v:rect id="_x0000_i1795" style="width:468pt;height:1.5pt" o:hralign="center" o:hrstd="t" o:hr="t" fillcolor="#a0a0a0" stroked="f"/>
+        </w:pict>
+      </w:r>
+    </w:p>
+    <w:bookmarkEnd w:id="12"/>
+    <w:p>
+      <w:pPr>
+        <w:rPr>
+          <w:rFonts w:asciiTheme="majorBidi" w:hAnsiTheme="majorBidi" w:cstheme="majorBidi"/>
+          <w:sz w:val="28"/>
+          <w:szCs w:val="28"/>
+        </w:rPr>
+      </w:pPr>
+      <w:r>
+        <w:rPr>
+          <w:rFonts w:asciiTheme="majorBidi" w:hAnsiTheme="majorBidi" w:cstheme="majorBidi"/>
+          <w:b/>
+          <w:bCs/>
+          <w:sz w:val="28"/>
+          <w:szCs w:val="28"/>
+        </w:rPr>
+        <w:t>Q6: Data size impact analysis</w:t>
+      </w:r>
+    </w:p>
+    <w:p>
+      <w:pPr>
+        <w:jc w:val="center"/>
+        <w:rPr>
+          <w:rFonts w:asciiTheme="majorBidi" w:hAnsiTheme="majorBidi" w:cstheme="majorBidi"/>
+          <w:sz w:val="28"/>
+          <w:szCs w:val="28"/>
+        </w:rPr>
+      </w:pPr>
+      <w:r>
+        <w:rPr>
+          <w:rFonts w:asciiTheme="majorBidi" w:hAnsiTheme="majorBidi" w:cstheme="majorBidi"/>
+          <w:b/>
+          <w:bCs/>
+          <w:noProof/>
+          <w:sz w:val="28"/>
+          <w:szCs w:val="28"/>
+        </w:rPr>
+        <w:drawing>
+          <wp:inline distT="0" distB="0" distL="0" distR="0" wp14:anchorId="3420CC85" wp14:editId="07926490">
+            <wp:extent cx="6852285" cy="2541270"/>
+            <wp:effectExtent l="19050" t="19050" r="24765" b="11430"/>
+            <wp:docPr id="1888504876" name="Picture 35"/>
+            <wp:cNvGraphicFramePr>
+              <a:graphicFrameLocks xmlns:a="http://schemas.openxmlformats.org/drawingml/2006/main" noChangeAspect="1"/>
+            </wp:cNvGraphicFramePr>
+            <a:graphic xmlns:a="http://schemas.openxmlformats.org/drawingml/2006/main">
+              <a:graphicData uri="http://schemas.openxmlformats.org/drawingml/2006/picture">
+                <pic:pic xmlns:pic="http://schemas.openxmlformats.org/drawingml/2006/picture">
+                  <pic:nvPicPr>
+                    <pic:cNvPr id="0" name="Picture 770"/>
+                    <pic:cNvPicPr>
+                      <a:picLocks noChangeAspect="1" noChangeArrowheads="1"/>
+                    </pic:cNvPicPr>
+                  </pic:nvPicPr>
+                  <pic:blipFill>
+                    <a:blip r:embed="rId20" cstate="print">
+                      <a:extLst>
+                        <a:ext uri="{28A0092B-C50C-407E-A947-70E740481C1C}">
+                          <a14:useLocalDpi xmlns:a14="http://schemas.microsoft.com/office/drawing/2010/main" val="0"/>
+                        </a:ext>
+                      </a:extLst>
+                    </a:blip>
+                    <a:srcRect/>
+                    <a:stretch>
+                      <a:fillRect/>
+                    </a:stretch>
+                  </pic:blipFill>
+                  <pic:spPr bwMode="auto">
+                    <a:xfrm>
+                      <a:off x="0" y="0"/>
+                      <a:ext cx="6852285" cy="2541270"/>
+                    </a:xfrm>
+                    <a:prstGeom prst="rect">
+                      <a:avLst/>
+                    </a:prstGeom>
+                    <a:noFill/>
+                    <a:ln w="12700">
+                      <a:solidFill>
+                        <a:schemeClr val="tx1"/>
+                      </a:solidFill>
+                    </a:ln>
+                  </pic:spPr>
+                </pic:pic>
+              </a:graphicData>
+            </a:graphic>
+          </wp:inline>
+        </w:drawing>
+      </w:r>
+      <w:r>
+        <w:rPr>
+          <w:rFonts w:asciiTheme="majorBidi" w:hAnsiTheme="majorBidi" w:cstheme="majorBidi"/>
+          <w:sz w:val="28"/>
+          <w:szCs w:val="28"/>
+        </w:rPr>
+        <w:br/>
+      </w:r>
+      <w:r>
+        <w:rPr>
+          <w:rFonts w:asciiTheme="majorBidi" w:hAnsiTheme="majorBidi" w:cstheme="majorBidi"/>
+          <w:b/>
+          <w:bCs/>
+          <w:i/>
+          <w:iCs/>
+          <w:sz w:val="22"/>
+          <w:szCs w:val="22"/>
+        </w:rPr>
         <w:t>Figure 11:</w:t>
       </w:r>
       <w:r>
@@ -7211,7 +7744,25 @@
           <w:sz w:val="28"/>
           <w:szCs w:val="28"/>
         </w:rPr>
-        <w:t xml:space="preserve"> Figure 11 left proves more data reduces overfitting</w:t>
+        <w:t xml:space="preserve"> Figure </w:t>
+      </w:r>
+      <w:proofErr w:type="gramStart"/>
+      <w:r>
+        <w:rPr>
+          <w:rFonts w:asciiTheme="majorBidi" w:hAnsiTheme="majorBidi" w:cstheme="majorBidi"/>
+          <w:sz w:val="28"/>
+          <w:szCs w:val="28"/>
+        </w:rPr>
+        <w:t>11 left</w:t>
+      </w:r>
+      <w:proofErr w:type="gramEnd"/>
+      <w:r>
+        <w:rPr>
+          <w:rFonts w:asciiTheme="majorBidi" w:hAnsiTheme="majorBidi" w:cstheme="majorBidi"/>
+          <w:sz w:val="28"/>
+          <w:szCs w:val="28"/>
+        </w:rPr>
+        <w:t xml:space="preserve"> proves more data reduces overfitting</w:t>
       </w:r>
       <w:r>
         <w:rPr>
@@ -7349,7 +7900,25 @@
           <w:sz w:val="28"/>
           <w:szCs w:val="28"/>
         </w:rPr>
-        <w:t xml:space="preserve">Custom implementations achieved identical results to scikit-learn (RMSE=13.69, R²=0.126), validating correctness. Regularization provided minimal gains due to adequate sample size (140:1 ratio), but demonstrated coefficient stability. </w:t>
+        <w:t>Custom implementations achieved identical results to scikit-learn (RMSE=13.69, R²=0.126), validating correctness. Regularization provided minimal gains due to adequate sample size (140:1 ratio</w:t>
+      </w:r>
+      <w:proofErr w:type="gramStart"/>
+      <w:r>
+        <w:rPr>
+          <w:rFonts w:asciiTheme="majorBidi" w:hAnsiTheme="majorBidi" w:cstheme="majorBidi"/>
+          <w:sz w:val="28"/>
+          <w:szCs w:val="28"/>
+        </w:rPr>
+        <w:t>), but</w:t>
+      </w:r>
+      <w:proofErr w:type="gramEnd"/>
+      <w:r>
+        <w:rPr>
+          <w:rFonts w:asciiTheme="majorBidi" w:hAnsiTheme="majorBidi" w:cstheme="majorBidi"/>
+          <w:sz w:val="28"/>
+          <w:szCs w:val="28"/>
+        </w:rPr>
+        <w:t xml:space="preserve"> demonstrated coefficient stability. </w:t>
       </w:r>
       <w:r>
         <w:rPr>
@@ -7367,8 +7936,18 @@
           <w:sz w:val="28"/>
           <w:szCs w:val="28"/>
         </w:rPr>
-        <w:t xml:space="preserve"> 71.5% accuracy masks 67% failure rate identifying at-risk students</w:t>
-      </w:r>
+        <w:t xml:space="preserve"> 71.5% accuracy masks 67% failure rate identifying at-risk </w:t>
+      </w:r>
+      <w:proofErr w:type="gramStart"/>
+      <w:r>
+        <w:rPr>
+          <w:rFonts w:asciiTheme="majorBidi" w:hAnsiTheme="majorBidi" w:cstheme="majorBidi"/>
+          <w:sz w:val="28"/>
+          <w:szCs w:val="28"/>
+        </w:rPr>
+        <w:t>students</w:t>
+      </w:r>
+      <w:proofErr w:type="gramEnd"/>
       <w:r>
         <w:rPr>
           <w:rFonts w:asciiTheme="majorBidi" w:hAnsiTheme="majorBidi" w:cstheme="majorBidi"/>
@@ -7590,8 +8169,8 @@
       </w:r>
     </w:p>
     <w:sectPr>
-      <w:headerReference w:type="default" r:id="rId19"/>
-      <w:footerReference w:type="default" r:id="rId20"/>
+      <w:headerReference w:type="default" r:id="rId21"/>
+      <w:footerReference w:type="default" r:id="rId22"/>
       <w:pgSz w:w="12240" w:h="15840"/>
       <w:pgMar w:top="720" w:right="720" w:bottom="720" w:left="720" w:header="720" w:footer="720" w:gutter="0"/>
       <w:pgBorders w:offsetFrom="page">
